--- a/URSI26Bildirimi.docx
+++ b/URSI26Bildirimi.docx
@@ -132,16 +132,58 @@
           <w:i/>
           <w:iCs/>
           <w:sz w:val="20"/>
-          <w:lang w:val="tr-TR"/>
-        </w:rPr>
-        <w:t xml:space="preserve">Bu çalışmada, renkli gürültü karıştırmanın radarlarda MTI (Hareketli Hedef Göstergesi) süzgeci ile CFAR (Sabit Yanlış Alarm Oranı) sezicisi etkileri incelenmiştir. Beyaz, pembe, kahverengi ve mavi gürültü türleri karşılaştırılmış ve üç temel bulgu elde edilmiştir. Birincisi, MTI süzgeci tarafından en fazla bastırılan kahverengi gürültü, CFAR yanlış alarm olasılığında en büyük sapmaya yol açmaktadır. İkincisi, mavi gürültü, yanlış alarm olasılığında belirli bir artış göstermeden hedefi gizlemektedir. Üçüncüsü, kahverengi gürültü altında gözlenen yüksek tespit olasılığı, yüksek yanlış alarm bozulmasıyla birlikte ortaya çıkmaktadır. Elde edilen sonuçlar, MTI sonrası menzil hücresi güç profilinin </w:t>
-      </w:r>
-      <w:proofErr w:type="spellStart"/>
-      <w:r>
-        <w:rPr>
-          <w:i/>
-          <w:iCs/>
-          <w:sz w:val="20"/>
+          <w:highlight w:val="yellow"/>
+          <w:lang w:val="tr-TR"/>
+        </w:rPr>
+        <w:t>Bu çalışmada, renkli gürültü karıştırmanın radarlarda MTI (Hareketli Hedef Göstergesi) süzgeci ile CFAR (Sabit Yanlış Alarm Oranı) sezicisi etkileri incelenmiştir. Beyaz, pembe, kahverengi ve mavi gürültü türleri karşılaştırılmış ve üç temel bulgu elde edilmiştir</w:t>
+      </w:r>
+      <w:r>
+        <w:rPr>
+          <w:i/>
+          <w:iCs/>
+          <w:sz w:val="20"/>
+          <w:highlight w:val="yellow"/>
+          <w:lang w:val="tr-TR"/>
+        </w:rPr>
+        <w:t>:</w:t>
+      </w:r>
+      <w:r>
+        <w:rPr>
+          <w:i/>
+          <w:iCs/>
+          <w:sz w:val="20"/>
+          <w:highlight w:val="yellow"/>
+          <w:lang w:val="tr-TR"/>
+        </w:rPr>
+        <w:t xml:space="preserve"> </w:t>
+      </w:r>
+      <w:r>
+        <w:rPr>
+          <w:i/>
+          <w:iCs/>
+          <w:sz w:val="20"/>
+          <w:highlight w:val="yellow"/>
+          <w:lang w:val="tr-TR"/>
+        </w:rPr>
+        <w:t>B</w:t>
+      </w:r>
+      <w:r>
+        <w:rPr>
+          <w:i/>
+          <w:iCs/>
+          <w:sz w:val="20"/>
+          <w:highlight w:val="yellow"/>
+          <w:lang w:val="tr-TR"/>
+        </w:rPr>
+        <w:t xml:space="preserve">irincisi, MTI süzgeci tarafından en fazla bastırılan kahverengi gürültü, CFAR yanlış alarm olasılığında en büyük sapmaya yol açmaktadır. İkincisi, mavi gürültü, yanlış alarm olasılığında belirli bir artış göstermeden hedefi gizlemektedir. Üçüncüsü, kahverengi gürültü altında gözlenen yüksek tespit olasılığı, yüksek yanlış alarm bozulmasıyla birlikte ortaya çıkmaktadır. Elde edilen sonuçlar, MTI sonrası menzil hücresi güç profilinin </w:t>
+      </w:r>
+      <w:proofErr w:type="spellStart"/>
+      <w:r>
+        <w:rPr>
+          <w:i/>
+          <w:iCs/>
+          <w:sz w:val="20"/>
+          <w:highlight w:val="yellow"/>
           <w:lang w:val="tr-TR"/>
         </w:rPr>
         <w:t>değişinti</w:t>
@@ -152,9 +194,62 @@
           <w:i/>
           <w:iCs/>
           <w:sz w:val="20"/>
-          <w:lang w:val="tr-TR"/>
-        </w:rPr>
-        <w:t xml:space="preserve"> katsayısı ile doğrulanmaktadır.</w:t>
+          <w:highlight w:val="yellow"/>
+          <w:lang w:val="tr-TR"/>
+        </w:rPr>
+        <w:t xml:space="preserve"> katsayısı</w:t>
+      </w:r>
+      <w:r>
+        <w:rPr>
+          <w:i/>
+          <w:iCs/>
+          <w:sz w:val="20"/>
+          <w:highlight w:val="yellow"/>
+          <w:lang w:val="tr-TR"/>
+        </w:rPr>
+        <w:t xml:space="preserve"> çıkaralım</w:t>
+      </w:r>
+      <w:r>
+        <w:rPr>
+          <w:i/>
+          <w:iCs/>
+          <w:sz w:val="20"/>
+          <w:highlight w:val="yellow"/>
+          <w:lang w:val="tr-TR"/>
+        </w:rPr>
+        <w:t xml:space="preserve"> ile doğrulanmaktadır.</w:t>
+      </w:r>
+      <w:r>
+        <w:rPr>
+          <w:i/>
+          <w:iCs/>
+          <w:sz w:val="20"/>
+          <w:highlight w:val="yellow"/>
+          <w:lang w:val="tr-TR"/>
+        </w:rPr>
+        <w:t xml:space="preserve"> (</w:t>
+      </w:r>
+      <w:proofErr w:type="gramStart"/>
+      <w:r>
+        <w:rPr>
+          <w:i/>
+          <w:iCs/>
+          <w:sz w:val="20"/>
+          <w:highlight w:val="yellow"/>
+          <w:lang w:val="tr-TR"/>
+        </w:rPr>
+        <w:t>şöyle</w:t>
+      </w:r>
+      <w:proofErr w:type="gramEnd"/>
+      <w:r>
+        <w:rPr>
+          <w:i/>
+          <w:iCs/>
+          <w:sz w:val="20"/>
+          <w:highlight w:val="yellow"/>
+          <w:lang w:val="tr-TR"/>
+        </w:rPr>
+        <w:t xml:space="preserve"> avantaj sağladı)</w:t>
       </w:r>
     </w:p>
     <w:p>
@@ -782,17 +877,16 @@
         </w:rPr>
         <w:t xml:space="preserve">. First, </w:t>
       </w:r>
-      <w:proofErr w:type="spellStart"/>
-      <w:r>
-        <w:rPr>
-          <w:i/>
-          <w:iCs/>
+      <w:r>
+        <w:rPr>
+          <w:i/>
+          <w:iCs/>
+          <w:noProof/>
           <w:sz w:val="20"/>
           <w:lang w:val="tr-TR"/>
         </w:rPr>
         <w:t>brown</w:t>
       </w:r>
-      <w:proofErr w:type="spellEnd"/>
       <w:r>
         <w:rPr>
           <w:i/>
@@ -2544,12 +2638,19 @@
         <w:rPr>
           <w:sz w:val="20"/>
         </w:rPr>
-        <w:t xml:space="preserve">]. </w:t>
-      </w:r>
-      <w:proofErr w:type="spellStart"/>
-      <w:r>
-        <w:rPr>
-          <w:sz w:val="20"/>
+        <w:t>].</w:t>
+      </w:r>
+      <w:r>
+        <w:rPr>
+          <w:sz w:val="20"/>
+        </w:rPr>
+        <w:t xml:space="preserve"> </w:t>
+      </w:r>
+      <w:proofErr w:type="spellStart"/>
+      <w:r>
+        <w:rPr>
+          <w:sz w:val="20"/>
+          <w:highlight w:val="yellow"/>
         </w:rPr>
         <w:t>Karıştırıcı</w:t>
       </w:r>
@@ -2557,55 +2658,62 @@
       <w:r>
         <w:rPr>
           <w:sz w:val="20"/>
-        </w:rPr>
-        <w:t xml:space="preserve"> </w:t>
-      </w:r>
-      <w:proofErr w:type="spellStart"/>
-      <w:r>
-        <w:rPr>
-          <w:sz w:val="20"/>
-        </w:rPr>
-        <w:t>gürültüsü</w:t>
-      </w:r>
-      <w:proofErr w:type="spellEnd"/>
-      <w:r>
-        <w:rPr>
-          <w:sz w:val="20"/>
-        </w:rPr>
-        <w:t xml:space="preserve"> </w:t>
-      </w:r>
-      <w:proofErr w:type="spellStart"/>
-      <w:r>
-        <w:rPr>
-          <w:sz w:val="20"/>
-        </w:rPr>
-        <w:t>geleneksel</w:t>
-      </w:r>
-      <w:proofErr w:type="spellEnd"/>
-      <w:r>
-        <w:rPr>
-          <w:sz w:val="20"/>
-        </w:rPr>
-        <w:t xml:space="preserve"> </w:t>
-      </w:r>
-      <w:proofErr w:type="spellStart"/>
-      <w:r>
-        <w:rPr>
-          <w:sz w:val="20"/>
-        </w:rPr>
-        <w:t>olarak</w:t>
-      </w:r>
-      <w:proofErr w:type="spellEnd"/>
-      <w:r>
-        <w:rPr>
-          <w:sz w:val="20"/>
-        </w:rPr>
-        <w:t xml:space="preserve"> </w:t>
-      </w:r>
-      <w:proofErr w:type="spellStart"/>
-      <w:r>
-        <w:rPr>
-          <w:sz w:val="20"/>
+          <w:highlight w:val="yellow"/>
+        </w:rPr>
+        <w:t xml:space="preserve"> </w:t>
+      </w:r>
+      <w:proofErr w:type="spellStart"/>
+      <w:r>
+        <w:rPr>
+          <w:sz w:val="20"/>
+          <w:highlight w:val="yellow"/>
+        </w:rPr>
+        <w:t>gürültü</w:t>
+      </w:r>
+      <w:r>
+        <w:rPr>
+          <w:sz w:val="20"/>
+          <w:highlight w:val="yellow"/>
+        </w:rPr>
+        <w:t>nün</w:t>
+      </w:r>
+      <w:proofErr w:type="spellEnd"/>
+      <w:r>
+        <w:rPr>
+          <w:sz w:val="20"/>
+          <w:highlight w:val="yellow"/>
+        </w:rPr>
+        <w:t xml:space="preserve"> </w:t>
+      </w:r>
+      <w:proofErr w:type="spellStart"/>
+      <w:r>
+        <w:rPr>
+          <w:sz w:val="20"/>
+          <w:highlight w:val="yellow"/>
+        </w:rPr>
+        <w:t>ge</w:t>
+      </w:r>
+      <w:r>
+        <w:rPr>
+          <w:sz w:val="20"/>
+          <w:highlight w:val="yellow"/>
+        </w:rPr>
+        <w:t>nelde</w:t>
+      </w:r>
+      <w:proofErr w:type="spellEnd"/>
+      <w:r>
+        <w:rPr>
+          <w:sz w:val="20"/>
+          <w:highlight w:val="yellow"/>
+        </w:rPr>
+        <w:t xml:space="preserve"> </w:t>
+      </w:r>
+      <w:proofErr w:type="spellStart"/>
+      <w:r>
+        <w:rPr>
+          <w:i/>
+          <w:sz w:val="20"/>
+          <w:highlight w:val="yellow"/>
         </w:rPr>
         <w:t>beyaz</w:t>
       </w:r>
@@ -2613,67 +2721,265 @@
       <w:r>
         <w:rPr>
           <w:sz w:val="20"/>
-        </w:rPr>
-        <w:t xml:space="preserve"> </w:t>
-      </w:r>
-      <w:proofErr w:type="spellStart"/>
-      <w:r>
-        <w:rPr>
-          <w:sz w:val="20"/>
-        </w:rPr>
-        <w:t>modellenmesine</w:t>
-      </w:r>
-      <w:proofErr w:type="spellEnd"/>
-      <w:r>
-        <w:rPr>
-          <w:sz w:val="20"/>
-        </w:rPr>
-        <w:t xml:space="preserve"> </w:t>
-      </w:r>
-      <w:proofErr w:type="spellStart"/>
-      <w:r>
-        <w:rPr>
-          <w:sz w:val="20"/>
-        </w:rPr>
-        <w:t>ra</w:t>
-      </w:r>
-      <w:r>
-        <w:rPr>
-          <w:sz w:val="20"/>
-        </w:rPr>
-        <w:t>ğ</w:t>
-      </w:r>
-      <w:r>
-        <w:rPr>
-          <w:sz w:val="20"/>
-        </w:rPr>
-        <w:t>men</w:t>
-      </w:r>
-      <w:proofErr w:type="spellEnd"/>
-      <w:r>
-        <w:rPr>
-          <w:sz w:val="20"/>
-        </w:rPr>
-        <w:t xml:space="preserve"> </w:t>
-      </w:r>
-      <w:proofErr w:type="spellStart"/>
-      <w:r>
-        <w:rPr>
-          <w:sz w:val="20"/>
-        </w:rPr>
-        <w:t>dalga</w:t>
-      </w:r>
-      <w:proofErr w:type="spellEnd"/>
-      <w:r>
-        <w:rPr>
-          <w:sz w:val="20"/>
-        </w:rPr>
-        <w:t xml:space="preserve"> </w:t>
-      </w:r>
-      <w:proofErr w:type="spellStart"/>
-      <w:r>
-        <w:rPr>
-          <w:sz w:val="20"/>
+          <w:highlight w:val="yellow"/>
+        </w:rPr>
+        <w:t xml:space="preserve"> </w:t>
+      </w:r>
+      <w:proofErr w:type="spellStart"/>
+      <w:r>
+        <w:rPr>
+          <w:sz w:val="20"/>
+          <w:highlight w:val="yellow"/>
+        </w:rPr>
+        <w:t>gürültü</w:t>
+      </w:r>
+      <w:proofErr w:type="spellEnd"/>
+      <w:r>
+        <w:rPr>
+          <w:sz w:val="20"/>
+          <w:highlight w:val="yellow"/>
+        </w:rPr>
+        <w:t xml:space="preserve"> </w:t>
+      </w:r>
+      <w:proofErr w:type="spellStart"/>
+      <w:r>
+        <w:rPr>
+          <w:sz w:val="20"/>
+          <w:highlight w:val="yellow"/>
+        </w:rPr>
+        <w:t>şeklind</w:t>
+      </w:r>
+      <w:r>
+        <w:rPr>
+          <w:sz w:val="20"/>
+          <w:highlight w:val="yellow"/>
+        </w:rPr>
+        <w:t>e</w:t>
+      </w:r>
+      <w:proofErr w:type="spellEnd"/>
+      <w:r>
+        <w:rPr>
+          <w:sz w:val="20"/>
+          <w:highlight w:val="yellow"/>
+        </w:rPr>
+        <w:t xml:space="preserve"> </w:t>
+      </w:r>
+      <w:proofErr w:type="spellStart"/>
+      <w:r>
+        <w:rPr>
+          <w:sz w:val="20"/>
+          <w:highlight w:val="yellow"/>
+        </w:rPr>
+        <w:t>varsayılır</w:t>
+      </w:r>
+      <w:proofErr w:type="spellEnd"/>
+      <w:r>
+        <w:rPr>
+          <w:sz w:val="20"/>
+          <w:highlight w:val="yellow"/>
+        </w:rPr>
+        <w:t xml:space="preserve">. </w:t>
+      </w:r>
+      <w:proofErr w:type="spellStart"/>
+      <w:r>
+        <w:rPr>
+          <w:sz w:val="20"/>
+          <w:highlight w:val="yellow"/>
+        </w:rPr>
+        <w:t>Uygulamada</w:t>
+      </w:r>
+      <w:proofErr w:type="spellEnd"/>
+      <w:r>
+        <w:rPr>
+          <w:sz w:val="20"/>
+          <w:highlight w:val="yellow"/>
+        </w:rPr>
+        <w:t xml:space="preserve"> </w:t>
+      </w:r>
+      <w:proofErr w:type="spellStart"/>
+      <w:r>
+        <w:rPr>
+          <w:sz w:val="20"/>
+          <w:highlight w:val="yellow"/>
+        </w:rPr>
+        <w:t>karıştırıcı</w:t>
+      </w:r>
+      <w:proofErr w:type="spellEnd"/>
+      <w:r>
+        <w:rPr>
+          <w:sz w:val="20"/>
+          <w:highlight w:val="yellow"/>
+        </w:rPr>
+        <w:t xml:space="preserve"> </w:t>
+      </w:r>
+      <w:proofErr w:type="spellStart"/>
+      <w:r>
+        <w:rPr>
+          <w:sz w:val="20"/>
+          <w:highlight w:val="yellow"/>
+        </w:rPr>
+        <w:t>gürültünün</w:t>
+      </w:r>
+      <w:proofErr w:type="spellEnd"/>
+      <w:r>
+        <w:rPr>
+          <w:sz w:val="20"/>
+          <w:highlight w:val="yellow"/>
+        </w:rPr>
+        <w:t xml:space="preserve"> </w:t>
+      </w:r>
+      <w:proofErr w:type="spellStart"/>
+      <w:r>
+        <w:rPr>
+          <w:sz w:val="20"/>
+          <w:highlight w:val="yellow"/>
+        </w:rPr>
+        <w:t>spektral</w:t>
+      </w:r>
+      <w:proofErr w:type="spellEnd"/>
+      <w:r>
+        <w:rPr>
+          <w:sz w:val="20"/>
+          <w:highlight w:val="yellow"/>
+        </w:rPr>
+        <w:t xml:space="preserve"> </w:t>
+      </w:r>
+      <w:proofErr w:type="spellStart"/>
+      <w:r>
+        <w:rPr>
+          <w:sz w:val="20"/>
+          <w:highlight w:val="yellow"/>
+        </w:rPr>
+        <w:t>yapısı</w:t>
+      </w:r>
+      <w:proofErr w:type="spellEnd"/>
+      <w:r>
+        <w:rPr>
+          <w:sz w:val="20"/>
+          <w:highlight w:val="yellow"/>
+        </w:rPr>
+        <w:t xml:space="preserve"> ideal </w:t>
+      </w:r>
+      <w:proofErr w:type="spellStart"/>
+      <w:r>
+        <w:rPr>
+          <w:sz w:val="20"/>
+          <w:highlight w:val="yellow"/>
+        </w:rPr>
+        <w:t>beyaz</w:t>
+      </w:r>
+      <w:proofErr w:type="spellEnd"/>
+      <w:r>
+        <w:rPr>
+          <w:sz w:val="20"/>
+          <w:highlight w:val="yellow"/>
+        </w:rPr>
+        <w:t xml:space="preserve"> </w:t>
+      </w:r>
+      <w:proofErr w:type="spellStart"/>
+      <w:r>
+        <w:rPr>
+          <w:sz w:val="20"/>
+          <w:highlight w:val="yellow"/>
+        </w:rPr>
+        <w:t>varsayımından</w:t>
+      </w:r>
+      <w:proofErr w:type="spellEnd"/>
+      <w:r>
+        <w:rPr>
+          <w:sz w:val="20"/>
+          <w:highlight w:val="yellow"/>
+        </w:rPr>
+        <w:t xml:space="preserve"> </w:t>
+      </w:r>
+      <w:proofErr w:type="spellStart"/>
+      <w:r>
+        <w:rPr>
+          <w:sz w:val="20"/>
+          <w:highlight w:val="yellow"/>
+        </w:rPr>
+        <w:t>sap</w:t>
+      </w:r>
+      <w:r>
+        <w:rPr>
+          <w:sz w:val="20"/>
+          <w:highlight w:val="yellow"/>
+        </w:rPr>
+        <w:t>ar</w:t>
+      </w:r>
+      <w:proofErr w:type="spellEnd"/>
+      <w:r>
+        <w:rPr>
+          <w:sz w:val="20"/>
+          <w:highlight w:val="yellow"/>
+        </w:rPr>
+        <w:t>.</w:t>
+      </w:r>
+      <w:r>
+        <w:rPr>
+          <w:sz w:val="20"/>
+          <w:highlight w:val="yellow"/>
+        </w:rPr>
+        <w:t xml:space="preserve"> </w:t>
+      </w:r>
+      <w:r>
+        <w:rPr>
+          <w:sz w:val="20"/>
+          <w:highlight w:val="yellow"/>
+        </w:rPr>
+        <w:t xml:space="preserve">Bunun </w:t>
+      </w:r>
+      <w:proofErr w:type="spellStart"/>
+      <w:r>
+        <w:rPr>
+          <w:sz w:val="20"/>
+          <w:highlight w:val="yellow"/>
+        </w:rPr>
+        <w:t>n</w:t>
+      </w:r>
+      <w:r>
+        <w:rPr>
+          <w:sz w:val="20"/>
+          <w:highlight w:val="yellow"/>
+        </w:rPr>
+        <w:t>edenleri</w:t>
+      </w:r>
+      <w:proofErr w:type="spellEnd"/>
+      <w:r>
+        <w:rPr>
+          <w:sz w:val="20"/>
+          <w:highlight w:val="yellow"/>
+        </w:rPr>
+        <w:t xml:space="preserve"> </w:t>
+      </w:r>
+      <w:proofErr w:type="spellStart"/>
+      <w:r>
+        <w:rPr>
+          <w:sz w:val="20"/>
+          <w:highlight w:val="yellow"/>
+        </w:rPr>
+        <w:t>d</w:t>
+      </w:r>
+      <w:r>
+        <w:rPr>
+          <w:sz w:val="20"/>
+          <w:highlight w:val="yellow"/>
+        </w:rPr>
+        <w:t>alga</w:t>
+      </w:r>
+      <w:proofErr w:type="spellEnd"/>
+      <w:r>
+        <w:rPr>
+          <w:sz w:val="20"/>
+          <w:highlight w:val="yellow"/>
+        </w:rPr>
+        <w:t xml:space="preserve"> </w:t>
+      </w:r>
+      <w:proofErr w:type="spellStart"/>
+      <w:r>
+        <w:rPr>
+          <w:sz w:val="20"/>
+          <w:highlight w:val="yellow"/>
         </w:rPr>
         <w:t>biçimi</w:t>
       </w:r>
@@ -2681,13 +2987,15 @@
       <w:r>
         <w:rPr>
           <w:sz w:val="20"/>
-        </w:rPr>
-        <w:t xml:space="preserve"> </w:t>
-      </w:r>
-      <w:proofErr w:type="spellStart"/>
-      <w:r>
-        <w:rPr>
-          <w:sz w:val="20"/>
+          <w:highlight w:val="yellow"/>
+        </w:rPr>
+        <w:t xml:space="preserve"> </w:t>
+      </w:r>
+      <w:proofErr w:type="spellStart"/>
+      <w:r>
+        <w:rPr>
+          <w:sz w:val="20"/>
+          <w:highlight w:val="yellow"/>
         </w:rPr>
         <w:t>tasarımı</w:t>
       </w:r>
@@ -2695,6 +3003,7 @@
       <w:r>
         <w:rPr>
           <w:sz w:val="20"/>
+          <w:highlight w:val="yellow"/>
         </w:rPr>
         <w:t xml:space="preserve">, </w:t>
       </w:r>
@@ -2702,6 +3011,7 @@
       <w:r>
         <w:rPr>
           <w:sz w:val="20"/>
+          <w:highlight w:val="yellow"/>
         </w:rPr>
         <w:t>donanım</w:t>
       </w:r>
@@ -2709,13 +3019,15 @@
       <w:r>
         <w:rPr>
           <w:sz w:val="20"/>
-        </w:rPr>
-        <w:t xml:space="preserve"> </w:t>
-      </w:r>
-      <w:proofErr w:type="spellStart"/>
-      <w:r>
-        <w:rPr>
-          <w:sz w:val="20"/>
+          <w:highlight w:val="yellow"/>
+        </w:rPr>
+        <w:t xml:space="preserve"> </w:t>
+      </w:r>
+      <w:proofErr w:type="spellStart"/>
+      <w:r>
+        <w:rPr>
+          <w:sz w:val="20"/>
+          <w:highlight w:val="yellow"/>
         </w:rPr>
         <w:t>kısıtları</w:t>
       </w:r>
@@ -2723,6 +3035,7 @@
       <w:r>
         <w:rPr>
           <w:sz w:val="20"/>
+          <w:highlight w:val="yellow"/>
         </w:rPr>
         <w:t xml:space="preserve">, </w:t>
       </w:r>
@@ -2730,6 +3043,7 @@
       <w:r>
         <w:rPr>
           <w:sz w:val="20"/>
+          <w:highlight w:val="yellow"/>
         </w:rPr>
         <w:t>modülasyon</w:t>
       </w:r>
@@ -2737,13 +3051,15 @@
       <w:r>
         <w:rPr>
           <w:sz w:val="20"/>
-        </w:rPr>
-        <w:t xml:space="preserve"> </w:t>
-      </w:r>
-      <w:proofErr w:type="spellStart"/>
-      <w:r>
-        <w:rPr>
-          <w:sz w:val="20"/>
+          <w:highlight w:val="yellow"/>
+        </w:rPr>
+        <w:t xml:space="preserve"> </w:t>
+      </w:r>
+      <w:proofErr w:type="spellStart"/>
+      <w:r>
+        <w:rPr>
+          <w:sz w:val="20"/>
+          <w:highlight w:val="yellow"/>
         </w:rPr>
         <w:t>teknikleri</w:t>
       </w:r>
@@ -2751,13 +3067,15 @@
       <w:r>
         <w:rPr>
           <w:sz w:val="20"/>
-        </w:rPr>
-        <w:t xml:space="preserve"> </w:t>
-      </w:r>
-      <w:proofErr w:type="spellStart"/>
-      <w:r>
-        <w:rPr>
-          <w:sz w:val="20"/>
+          <w:highlight w:val="yellow"/>
+        </w:rPr>
+        <w:t xml:space="preserve"> </w:t>
+      </w:r>
+      <w:proofErr w:type="spellStart"/>
+      <w:r>
+        <w:rPr>
+          <w:sz w:val="20"/>
+          <w:highlight w:val="yellow"/>
         </w:rPr>
         <w:t>ve</w:t>
       </w:r>
@@ -2765,13 +3083,15 @@
       <w:r>
         <w:rPr>
           <w:sz w:val="20"/>
-        </w:rPr>
-        <w:t xml:space="preserve"> </w:t>
-      </w:r>
-      <w:proofErr w:type="spellStart"/>
-      <w:r>
-        <w:rPr>
-          <w:sz w:val="20"/>
+          <w:highlight w:val="yellow"/>
+        </w:rPr>
+        <w:t xml:space="preserve"> </w:t>
+      </w:r>
+      <w:proofErr w:type="spellStart"/>
+      <w:r>
+        <w:rPr>
+          <w:sz w:val="20"/>
+          <w:highlight w:val="yellow"/>
         </w:rPr>
         <w:t>yayılım</w:t>
       </w:r>
@@ -2779,13 +3099,15 @@
       <w:r>
         <w:rPr>
           <w:sz w:val="20"/>
-        </w:rPr>
-        <w:t xml:space="preserve"> </w:t>
-      </w:r>
-      <w:proofErr w:type="spellStart"/>
-      <w:r>
-        <w:rPr>
-          <w:sz w:val="20"/>
+          <w:highlight w:val="yellow"/>
+        </w:rPr>
+        <w:t xml:space="preserve"> </w:t>
+      </w:r>
+      <w:proofErr w:type="spellStart"/>
+      <w:r>
+        <w:rPr>
+          <w:sz w:val="20"/>
+          <w:highlight w:val="yellow"/>
         </w:rPr>
         <w:t>ortamı</w:t>
       </w:r>
@@ -2793,13 +3115,15 @@
       <w:r>
         <w:rPr>
           <w:sz w:val="20"/>
-        </w:rPr>
-        <w:t xml:space="preserve"> </w:t>
-      </w:r>
-      <w:proofErr w:type="spellStart"/>
-      <w:r>
-        <w:rPr>
-          <w:sz w:val="20"/>
+          <w:highlight w:val="yellow"/>
+        </w:rPr>
+        <w:t xml:space="preserve"> </w:t>
+      </w:r>
+      <w:proofErr w:type="spellStart"/>
+      <w:r>
+        <w:rPr>
+          <w:sz w:val="20"/>
+          <w:highlight w:val="yellow"/>
         </w:rPr>
         <w:t>gibi</w:t>
       </w:r>
@@ -2807,164 +3131,75 @@
       <w:r>
         <w:rPr>
           <w:sz w:val="20"/>
-        </w:rPr>
-        <w:t xml:space="preserve"> </w:t>
-      </w:r>
-      <w:proofErr w:type="spellStart"/>
-      <w:r>
-        <w:rPr>
-          <w:sz w:val="20"/>
+          <w:highlight w:val="yellow"/>
+        </w:rPr>
+        <w:t xml:space="preserve"> </w:t>
+      </w:r>
+      <w:proofErr w:type="spellStart"/>
+      <w:r>
+        <w:rPr>
+          <w:sz w:val="20"/>
+          <w:highlight w:val="yellow"/>
+        </w:rPr>
+        <w:t>çeşitli</w:t>
+      </w:r>
+      <w:proofErr w:type="spellEnd"/>
+      <w:r>
+        <w:rPr>
+          <w:sz w:val="20"/>
+          <w:highlight w:val="yellow"/>
+        </w:rPr>
+        <w:t xml:space="preserve"> </w:t>
+      </w:r>
+      <w:proofErr w:type="spellStart"/>
+      <w:r>
+        <w:rPr>
+          <w:sz w:val="20"/>
+          <w:highlight w:val="yellow"/>
         </w:rPr>
         <w:t>etkenler</w:t>
       </w:r>
-      <w:proofErr w:type="spellEnd"/>
-      <w:r>
-        <w:rPr>
-          <w:sz w:val="20"/>
-        </w:rPr>
-        <w:t xml:space="preserve"> </w:t>
-      </w:r>
-      <w:proofErr w:type="spellStart"/>
-      <w:r>
-        <w:rPr>
-          <w:sz w:val="20"/>
-        </w:rPr>
-        <w:t>karıştırıcı</w:t>
-      </w:r>
-      <w:proofErr w:type="spellEnd"/>
-      <w:r>
-        <w:rPr>
-          <w:sz w:val="20"/>
-        </w:rPr>
-        <w:t xml:space="preserve"> </w:t>
-      </w:r>
-      <w:proofErr w:type="spellStart"/>
-      <w:r>
-        <w:rPr>
-          <w:sz w:val="20"/>
-        </w:rPr>
-        <w:t>gürültünün</w:t>
-      </w:r>
-      <w:proofErr w:type="spellEnd"/>
-      <w:r>
-        <w:rPr>
-          <w:sz w:val="20"/>
-        </w:rPr>
-        <w:t xml:space="preserve"> </w:t>
-      </w:r>
-      <w:proofErr w:type="spellStart"/>
-      <w:r>
-        <w:rPr>
-          <w:sz w:val="20"/>
-        </w:rPr>
-        <w:t>spektral</w:t>
-      </w:r>
-      <w:proofErr w:type="spellEnd"/>
-      <w:r>
-        <w:rPr>
-          <w:sz w:val="20"/>
-        </w:rPr>
-        <w:t xml:space="preserve"> </w:t>
-      </w:r>
-      <w:proofErr w:type="spellStart"/>
-      <w:r>
-        <w:rPr>
-          <w:sz w:val="20"/>
-        </w:rPr>
-        <w:t>yapısını</w:t>
-      </w:r>
-      <w:r>
-        <w:rPr>
-          <w:sz w:val="20"/>
-        </w:rPr>
-        <w:t>n</w:t>
-      </w:r>
-      <w:proofErr w:type="spellEnd"/>
-      <w:r>
-        <w:rPr>
-          <w:sz w:val="20"/>
-        </w:rPr>
-        <w:t xml:space="preserve"> ideal </w:t>
-      </w:r>
-      <w:proofErr w:type="spellStart"/>
-      <w:r>
-        <w:rPr>
-          <w:sz w:val="20"/>
-        </w:rPr>
-        <w:t>beyaz</w:t>
-      </w:r>
-      <w:proofErr w:type="spellEnd"/>
-      <w:r>
-        <w:rPr>
-          <w:sz w:val="20"/>
-        </w:rPr>
-        <w:t xml:space="preserve"> </w:t>
-      </w:r>
-      <w:proofErr w:type="spellStart"/>
-      <w:r>
-        <w:rPr>
-          <w:sz w:val="20"/>
-        </w:rPr>
-        <w:t>varsayımın</w:t>
-      </w:r>
-      <w:r>
-        <w:rPr>
-          <w:sz w:val="20"/>
-        </w:rPr>
-        <w:t>dan</w:t>
-      </w:r>
-      <w:proofErr w:type="spellEnd"/>
-      <w:r>
-        <w:rPr>
-          <w:sz w:val="20"/>
-        </w:rPr>
-        <w:t xml:space="preserve"> </w:t>
-      </w:r>
-      <w:proofErr w:type="spellStart"/>
-      <w:r>
-        <w:rPr>
-          <w:sz w:val="20"/>
-        </w:rPr>
-        <w:t>sapmasının</w:t>
-      </w:r>
-      <w:proofErr w:type="spellEnd"/>
-      <w:r>
-        <w:rPr>
-          <w:sz w:val="20"/>
-        </w:rPr>
-        <w:t xml:space="preserve"> </w:t>
-      </w:r>
-      <w:proofErr w:type="spellStart"/>
-      <w:r>
-        <w:rPr>
-          <w:sz w:val="20"/>
-        </w:rPr>
-        <w:t>nedenlerindendir</w:t>
-      </w:r>
-      <w:proofErr w:type="spellEnd"/>
-      <w:r>
-        <w:rPr>
-          <w:sz w:val="20"/>
-        </w:rPr>
-        <w:t xml:space="preserve"> </w:t>
-      </w:r>
-      <w:r>
-        <w:rPr>
-          <w:sz w:val="20"/>
+      <w:r>
+        <w:rPr>
+          <w:sz w:val="20"/>
+          <w:highlight w:val="yellow"/>
+        </w:rPr>
+        <w:t>dir</w:t>
+      </w:r>
+      <w:proofErr w:type="spellEnd"/>
+      <w:r>
+        <w:rPr>
+          <w:sz w:val="20"/>
+          <w:highlight w:val="yellow"/>
+        </w:rPr>
+        <w:t xml:space="preserve"> </w:t>
+      </w:r>
+      <w:r>
+        <w:rPr>
+          <w:sz w:val="20"/>
+          <w:highlight w:val="yellow"/>
         </w:rPr>
         <w:t>[</w:t>
       </w:r>
       <w:r>
         <w:rPr>
           <w:sz w:val="20"/>
+          <w:highlight w:val="yellow"/>
         </w:rPr>
         <w:t>2</w:t>
       </w:r>
       <w:r>
         <w:rPr>
           <w:sz w:val="20"/>
-        </w:rPr>
-        <w:t xml:space="preserve">]. Bu </w:t>
+          <w:highlight w:val="yellow"/>
+        </w:rPr>
+        <w:t>].</w:t>
+      </w:r>
+      <w:r>
+        <w:rPr>
+          <w:sz w:val="20"/>
+        </w:rPr>
+        <w:t xml:space="preserve"> Bu </w:t>
       </w:r>
       <w:proofErr w:type="spellStart"/>
       <w:r>
@@ -3441,21 +3676,185 @@
         <w:rPr>
           <w:sz w:val="20"/>
         </w:rPr>
-        <w:t xml:space="preserve"> </w:t>
-      </w:r>
-      <w:proofErr w:type="gramStart"/>
+        <w:t xml:space="preserve"> Bu </w:t>
+      </w:r>
+      <w:proofErr w:type="spellStart"/>
+      <w:r>
+        <w:rPr>
+          <w:sz w:val="20"/>
+        </w:rPr>
+        <w:t>çalışmada</w:t>
+      </w:r>
+      <w:proofErr w:type="spellEnd"/>
+      <w:r>
+        <w:rPr>
+          <w:sz w:val="20"/>
+        </w:rPr>
+        <w:t xml:space="preserve"> </w:t>
+      </w:r>
+      <w:proofErr w:type="spellStart"/>
+      <w:r>
+        <w:rPr>
+          <w:sz w:val="20"/>
+        </w:rPr>
+        <w:t>renkli</w:t>
+      </w:r>
+      <w:proofErr w:type="spellEnd"/>
+      <w:r>
+        <w:rPr>
+          <w:sz w:val="20"/>
+        </w:rPr>
+        <w:t xml:space="preserve"> </w:t>
+      </w:r>
+      <w:proofErr w:type="spellStart"/>
+      <w:r>
+        <w:rPr>
+          <w:sz w:val="20"/>
+        </w:rPr>
+        <w:t>gürültülü</w:t>
+      </w:r>
+      <w:proofErr w:type="spellEnd"/>
+      <w:r>
+        <w:rPr>
+          <w:sz w:val="20"/>
+        </w:rPr>
+        <w:t xml:space="preserve"> </w:t>
+      </w:r>
+      <w:proofErr w:type="spellStart"/>
+      <w:r>
+        <w:rPr>
+          <w:sz w:val="20"/>
+        </w:rPr>
+        <w:t>karıştırmanın</w:t>
+      </w:r>
+      <w:proofErr w:type="spellEnd"/>
+      <w:r>
+        <w:rPr>
+          <w:sz w:val="20"/>
+        </w:rPr>
+        <w:t xml:space="preserve"> MTI</w:t>
+      </w:r>
+      <w:r>
+        <w:rPr>
+          <w:sz w:val="20"/>
+        </w:rPr>
+        <w:t xml:space="preserve"> </w:t>
+      </w:r>
+      <w:proofErr w:type="spellStart"/>
+      <w:r>
+        <w:rPr>
+          <w:sz w:val="20"/>
+        </w:rPr>
+        <w:t>çıkışını</w:t>
+      </w:r>
+      <w:proofErr w:type="spellEnd"/>
+      <w:r>
+        <w:rPr>
+          <w:sz w:val="20"/>
+        </w:rPr>
+        <w:t xml:space="preserve"> </w:t>
+      </w:r>
+      <w:proofErr w:type="spellStart"/>
+      <w:r>
+        <w:rPr>
+          <w:sz w:val="20"/>
+        </w:rPr>
+        <w:t>işleyen</w:t>
+      </w:r>
+      <w:proofErr w:type="spellEnd"/>
+      <w:r>
+        <w:rPr>
+          <w:sz w:val="20"/>
+        </w:rPr>
+        <w:t xml:space="preserve"> </w:t>
+      </w:r>
       <w:r>
         <w:rPr>
           <w:sz w:val="20"/>
         </w:rPr>
         <w:t>CFAR</w:t>
       </w:r>
-      <w:proofErr w:type="gramEnd"/>
-      <w:r>
-        <w:rPr>
-          <w:sz w:val="20"/>
-        </w:rPr>
-        <w:t xml:space="preserve"> </w:t>
+      <w:r>
+        <w:rPr>
+          <w:sz w:val="20"/>
+        </w:rPr>
+        <w:t xml:space="preserve"> </w:t>
+      </w:r>
+      <w:proofErr w:type="spellStart"/>
+      <w:r>
+        <w:rPr>
+          <w:sz w:val="20"/>
+        </w:rPr>
+        <w:t>seziciler</w:t>
+      </w:r>
+      <w:proofErr w:type="spellEnd"/>
+      <w:r>
+        <w:rPr>
+          <w:sz w:val="20"/>
+        </w:rPr>
+        <w:t xml:space="preserve"> </w:t>
+      </w:r>
+      <w:proofErr w:type="spellStart"/>
+      <w:r>
+        <w:rPr>
+          <w:sz w:val="20"/>
+        </w:rPr>
+        <w:t>üzerindeki</w:t>
+      </w:r>
+      <w:proofErr w:type="spellEnd"/>
+      <w:r>
+        <w:rPr>
+          <w:sz w:val="20"/>
+        </w:rPr>
+        <w:t xml:space="preserve"> </w:t>
+      </w:r>
+      <w:proofErr w:type="spellStart"/>
+      <w:r>
+        <w:rPr>
+          <w:sz w:val="20"/>
+        </w:rPr>
+        <w:t>etkisi</w:t>
+      </w:r>
+      <w:proofErr w:type="spellEnd"/>
+      <w:r>
+        <w:rPr>
+          <w:sz w:val="20"/>
+        </w:rPr>
+        <w:t xml:space="preserve"> </w:t>
+      </w:r>
+      <w:proofErr w:type="spellStart"/>
+      <w:r>
+        <w:rPr>
+          <w:sz w:val="20"/>
+        </w:rPr>
+        <w:t>ele</w:t>
+      </w:r>
+      <w:proofErr w:type="spellEnd"/>
+      <w:r>
+        <w:rPr>
+          <w:sz w:val="20"/>
+        </w:rPr>
+        <w:t xml:space="preserve"> </w:t>
+      </w:r>
+      <w:proofErr w:type="spellStart"/>
+      <w:r>
+        <w:rPr>
+          <w:sz w:val="20"/>
+        </w:rPr>
+        <w:t>alınmıştır</w:t>
+      </w:r>
+      <w:proofErr w:type="spellEnd"/>
+      <w:r>
+        <w:rPr>
+          <w:sz w:val="20"/>
+        </w:rPr>
+        <w:t xml:space="preserve">. </w:t>
+      </w:r>
+      <w:r>
+        <w:rPr>
+          <w:sz w:val="20"/>
+        </w:rPr>
+        <w:t xml:space="preserve">CFAR </w:t>
       </w:r>
       <w:proofErr w:type="spellStart"/>
       <w:r>
@@ -3895,172 +4294,183 @@
         <w:rPr>
           <w:sz w:val="20"/>
         </w:rPr>
-        <w:t xml:space="preserve">Bu </w:t>
-      </w:r>
-      <w:proofErr w:type="spellStart"/>
-      <w:r>
-        <w:rPr>
-          <w:sz w:val="20"/>
-        </w:rPr>
-        <w:t>çalışmada</w:t>
-      </w:r>
-      <w:proofErr w:type="spellEnd"/>
-      <w:r>
-        <w:rPr>
-          <w:sz w:val="20"/>
-        </w:rPr>
-        <w:t xml:space="preserve"> r</w:t>
-      </w:r>
-      <w:proofErr w:type="spellStart"/>
-      <w:r>
-        <w:rPr>
-          <w:sz w:val="20"/>
-        </w:rPr>
-        <w:t>enkli</w:t>
-      </w:r>
-      <w:proofErr w:type="spellEnd"/>
-      <w:r>
-        <w:rPr>
-          <w:sz w:val="20"/>
-        </w:rPr>
-        <w:t xml:space="preserve"> </w:t>
-      </w:r>
-      <w:proofErr w:type="spellStart"/>
-      <w:r>
-        <w:rPr>
-          <w:sz w:val="20"/>
-        </w:rPr>
-        <w:t>gürültülü</w:t>
-      </w:r>
-      <w:proofErr w:type="spellEnd"/>
-      <w:r>
-        <w:rPr>
-          <w:sz w:val="20"/>
-        </w:rPr>
-        <w:t xml:space="preserve"> </w:t>
-      </w:r>
-      <w:proofErr w:type="spellStart"/>
-      <w:r>
-        <w:rPr>
-          <w:sz w:val="20"/>
-        </w:rPr>
-        <w:t>karıştırmanın</w:t>
-      </w:r>
-      <w:proofErr w:type="spellEnd"/>
-      <w:r>
-        <w:rPr>
-          <w:sz w:val="20"/>
-        </w:rPr>
-        <w:t xml:space="preserve"> MTI</w:t>
-      </w:r>
-      <w:r>
-        <w:rPr>
-          <w:sz w:val="20"/>
-        </w:rPr>
-        <w:t xml:space="preserve"> </w:t>
-      </w:r>
-      <w:proofErr w:type="spellStart"/>
-      <w:r>
-        <w:rPr>
-          <w:sz w:val="20"/>
-        </w:rPr>
-        <w:t>çıkışını</w:t>
-      </w:r>
-      <w:proofErr w:type="spellEnd"/>
-      <w:r>
-        <w:rPr>
-          <w:sz w:val="20"/>
-        </w:rPr>
-        <w:t xml:space="preserve"> </w:t>
-      </w:r>
-      <w:proofErr w:type="spellStart"/>
-      <w:r>
-        <w:rPr>
-          <w:sz w:val="20"/>
-        </w:rPr>
-        <w:t>işleyen</w:t>
-      </w:r>
-      <w:proofErr w:type="spellEnd"/>
-      <w:r>
-        <w:rPr>
-          <w:sz w:val="20"/>
-        </w:rPr>
-        <w:t xml:space="preserve"> </w:t>
-      </w:r>
-      <w:r>
-        <w:rPr>
-          <w:sz w:val="20"/>
-        </w:rPr>
-        <w:t>CFAR</w:t>
-      </w:r>
-      <w:r>
-        <w:rPr>
-          <w:sz w:val="20"/>
-        </w:rPr>
-        <w:t xml:space="preserve"> </w:t>
-      </w:r>
-      <w:proofErr w:type="spellStart"/>
-      <w:r>
-        <w:rPr>
-          <w:sz w:val="20"/>
-        </w:rPr>
-        <w:t>seziciler</w:t>
-      </w:r>
-      <w:proofErr w:type="spellEnd"/>
-      <w:r>
-        <w:rPr>
-          <w:sz w:val="20"/>
-        </w:rPr>
-        <w:t xml:space="preserve"> </w:t>
-      </w:r>
-      <w:proofErr w:type="spellStart"/>
-      <w:r>
-        <w:rPr>
-          <w:sz w:val="20"/>
-        </w:rPr>
-        <w:t>üzerindeki</w:t>
-      </w:r>
-      <w:proofErr w:type="spellEnd"/>
-      <w:r>
-        <w:rPr>
-          <w:sz w:val="20"/>
-        </w:rPr>
-        <w:t xml:space="preserve"> </w:t>
-      </w:r>
-      <w:proofErr w:type="spellStart"/>
-      <w:r>
-        <w:rPr>
-          <w:sz w:val="20"/>
-        </w:rPr>
-        <w:t>etkisi</w:t>
-      </w:r>
-      <w:proofErr w:type="spellEnd"/>
-      <w:r>
-        <w:rPr>
-          <w:sz w:val="20"/>
-        </w:rPr>
-        <w:t xml:space="preserve"> </w:t>
-      </w:r>
-      <w:proofErr w:type="spellStart"/>
-      <w:r>
-        <w:rPr>
-          <w:sz w:val="20"/>
-        </w:rPr>
-        <w:t>ele</w:t>
-      </w:r>
-      <w:proofErr w:type="spellEnd"/>
-      <w:r>
-        <w:rPr>
-          <w:sz w:val="20"/>
-        </w:rPr>
-        <w:t xml:space="preserve"> </w:t>
-      </w:r>
-      <w:proofErr w:type="spellStart"/>
-      <w:r>
-        <w:rPr>
-          <w:sz w:val="20"/>
-        </w:rPr>
-        <w:t>alınmıştır</w:t>
+        <w:t xml:space="preserve">Elde </w:t>
+      </w:r>
+      <w:proofErr w:type="spellStart"/>
+      <w:r>
+        <w:rPr>
+          <w:sz w:val="20"/>
+        </w:rPr>
+        <w:t>edilen</w:t>
+      </w:r>
+      <w:proofErr w:type="spellEnd"/>
+      <w:r>
+        <w:rPr>
+          <w:sz w:val="20"/>
+        </w:rPr>
+        <w:t xml:space="preserve"> </w:t>
+      </w:r>
+      <w:proofErr w:type="spellStart"/>
+      <w:r>
+        <w:rPr>
+          <w:sz w:val="20"/>
+        </w:rPr>
+        <w:t>sapma</w:t>
+      </w:r>
+      <w:proofErr w:type="spellEnd"/>
+      <w:r>
+        <w:rPr>
+          <w:sz w:val="20"/>
+        </w:rPr>
+        <w:t xml:space="preserve"> </w:t>
+      </w:r>
+      <w:proofErr w:type="spellStart"/>
+      <w:r>
+        <w:rPr>
+          <w:sz w:val="20"/>
+        </w:rPr>
+        <w:t>değerleri</w:t>
+      </w:r>
+      <w:proofErr w:type="spellEnd"/>
+      <w:r>
+        <w:rPr>
+          <w:sz w:val="20"/>
+        </w:rPr>
+        <w:t>,</w:t>
+      </w:r>
+      <w:r>
+        <w:rPr>
+          <w:sz w:val="20"/>
+        </w:rPr>
+        <w:t xml:space="preserve"> </w:t>
+      </w:r>
+      <w:r>
+        <w:rPr>
+          <w:sz w:val="20"/>
+        </w:rPr>
+        <w:t xml:space="preserve">MTI </w:t>
+      </w:r>
+      <w:proofErr w:type="spellStart"/>
+      <w:r>
+        <w:rPr>
+          <w:sz w:val="20"/>
+        </w:rPr>
+        <w:t>sonrası</w:t>
+      </w:r>
+      <w:proofErr w:type="spellEnd"/>
+      <w:r>
+        <w:rPr>
+          <w:sz w:val="20"/>
+        </w:rPr>
+        <w:t xml:space="preserve"> </w:t>
+      </w:r>
+      <w:proofErr w:type="spellStart"/>
+      <w:r>
+        <w:rPr>
+          <w:sz w:val="20"/>
+        </w:rPr>
+        <w:t>menzil</w:t>
+      </w:r>
+      <w:proofErr w:type="spellEnd"/>
+      <w:r>
+        <w:rPr>
+          <w:sz w:val="20"/>
+        </w:rPr>
+        <w:t xml:space="preserve"> </w:t>
+      </w:r>
+      <w:proofErr w:type="spellStart"/>
+      <w:r>
+        <w:rPr>
+          <w:sz w:val="20"/>
+        </w:rPr>
+        <w:t>hücresi</w:t>
+      </w:r>
+      <w:proofErr w:type="spellEnd"/>
+      <w:r>
+        <w:rPr>
+          <w:sz w:val="20"/>
+        </w:rPr>
+        <w:t xml:space="preserve"> </w:t>
+      </w:r>
+      <w:proofErr w:type="spellStart"/>
+      <w:r>
+        <w:rPr>
+          <w:sz w:val="20"/>
+        </w:rPr>
+        <w:t>güç</w:t>
+      </w:r>
+      <w:proofErr w:type="spellEnd"/>
+      <w:r>
+        <w:rPr>
+          <w:sz w:val="20"/>
+        </w:rPr>
+        <w:t xml:space="preserve"> </w:t>
+      </w:r>
+      <w:proofErr w:type="spellStart"/>
+      <w:r>
+        <w:rPr>
+          <w:sz w:val="20"/>
+        </w:rPr>
+        <w:t>profilinin</w:t>
+      </w:r>
+      <w:proofErr w:type="spellEnd"/>
+      <w:r>
+        <w:rPr>
+          <w:sz w:val="20"/>
+        </w:rPr>
+        <w:t xml:space="preserve"> </w:t>
+      </w:r>
+      <w:proofErr w:type="spellStart"/>
+      <w:r>
+        <w:rPr>
+          <w:sz w:val="20"/>
+          <w:highlight w:val="yellow"/>
+        </w:rPr>
+        <w:t>değişinti</w:t>
+      </w:r>
+      <w:proofErr w:type="spellEnd"/>
+      <w:r>
+        <w:rPr>
+          <w:sz w:val="20"/>
+          <w:highlight w:val="yellow"/>
+        </w:rPr>
+        <w:t xml:space="preserve"> </w:t>
+      </w:r>
+      <w:proofErr w:type="spellStart"/>
+      <w:r>
+        <w:rPr>
+          <w:sz w:val="20"/>
+          <w:highlight w:val="yellow"/>
+        </w:rPr>
+        <w:t>katsayısı</w:t>
+      </w:r>
+      <w:proofErr w:type="spellEnd"/>
+      <w:r>
+        <w:rPr>
+          <w:sz w:val="20"/>
+        </w:rPr>
+        <w:t xml:space="preserve"> </w:t>
+      </w:r>
+      <w:proofErr w:type="spellStart"/>
+      <w:r>
+        <w:rPr>
+          <w:sz w:val="20"/>
+        </w:rPr>
+        <w:t>ile</w:t>
+      </w:r>
+      <w:proofErr w:type="spellEnd"/>
+      <w:r>
+        <w:rPr>
+          <w:sz w:val="20"/>
+        </w:rPr>
+        <w:t xml:space="preserve"> </w:t>
+      </w:r>
+      <w:proofErr w:type="spellStart"/>
+      <w:r>
+        <w:rPr>
+          <w:sz w:val="20"/>
+        </w:rPr>
+        <w:t>doğrulanmaktadır</w:t>
       </w:r>
       <w:proofErr w:type="spellEnd"/>
       <w:r>
@@ -4132,14 +4542,35 @@
           <w:sz w:val="20"/>
           <w:lang w:val="tr-TR"/>
         </w:rPr>
-        <w:t>Çalışmada ele alınan sinyal işleme modeli Şekil 1’de gösterilmektedir.</w:t>
-      </w:r>
-      <w:r>
-        <w:rPr>
-          <w:sz w:val="20"/>
-          <w:lang w:val="tr-TR"/>
-        </w:rPr>
-        <w:t xml:space="preserve"> Model menzil hücrelerine ayrılan gözlem verisi üzerinde uygulanan MTI süzgeci, güç entegrasyonu ve CFAR sezici aşamalarından oluşmaktadır. </w:t>
+        <w:t>Çalışmada ele alınan sinyal işleme m</w:t>
+      </w:r>
+      <w:r>
+        <w:rPr>
+          <w:sz w:val="20"/>
+          <w:lang w:val="tr-TR"/>
+        </w:rPr>
+        <w:t>odel</w:t>
+      </w:r>
+      <w:r>
+        <w:rPr>
+          <w:sz w:val="20"/>
+          <w:lang w:val="tr-TR"/>
+        </w:rPr>
+        <w:t>i</w:t>
+      </w:r>
+      <w:r>
+        <w:rPr>
+          <w:sz w:val="20"/>
+          <w:lang w:val="tr-TR"/>
+        </w:rPr>
+        <w:t xml:space="preserve"> menzil hücrelerine ayrılan gözlem verisi üzerinde uygulanan MTI süzgeci, güç entegrasyonu ve CFAR sezici aşamalarından oluşmaktadır.</w:t>
+      </w:r>
+      <w:r>
+        <w:rPr>
+          <w:sz w:val="20"/>
+          <w:lang w:val="tr-TR"/>
+        </w:rPr>
+        <w:t xml:space="preserve"> Bu aşamalar Şekil 1’de gösterilmektedir.</w:t>
       </w:r>
     </w:p>
     <w:p>
@@ -4168,9 +4599,9 @@
           <w:lang w:val="tr-TR"/>
         </w:rPr>
         <w:drawing>
-          <wp:inline distT="0" distB="0" distL="0" distR="0" wp14:anchorId="3C059A3E" wp14:editId="6456824D">
-            <wp:extent cx="4572000" cy="266700"/>
-            <wp:effectExtent l="0" t="0" r="0" b="0"/>
+          <wp:inline distT="0" distB="0" distL="0" distR="0" wp14:anchorId="3C059A3E" wp14:editId="2709B264">
+            <wp:extent cx="5532497" cy="322729"/>
+            <wp:effectExtent l="0" t="0" r="0" b="1270"/>
             <wp:docPr id="801218537" name="Resim 1"/>
             <wp:cNvGraphicFramePr>
               <a:graphicFrameLocks xmlns:a="http://schemas.openxmlformats.org/drawingml/2006/main" noChangeAspect="1"/>
@@ -4183,7 +4614,7 @@
                     <pic:cNvPicPr/>
                   </pic:nvPicPr>
                   <pic:blipFill>
-                    <a:blip r:embed="rId7">
+                    <a:blip r:embed="rId8">
                       <a:extLst>
                         <a:ext uri="{28A0092B-C50C-407E-A947-70E740481C1C}">
                           <a14:useLocalDpi xmlns:a14="http://schemas.microsoft.com/office/drawing/2010/main" val="0"/>
@@ -4197,7 +4628,7 @@
                   <pic:spPr>
                     <a:xfrm>
                       <a:off x="0" y="0"/>
-                      <a:ext cx="4572000" cy="266700"/>
+                      <a:ext cx="5791439" cy="337834"/>
                     </a:xfrm>
                     <a:prstGeom prst="rect">
                       <a:avLst/>
@@ -4212,34 +4643,13 @@
     </w:p>
     <w:p>
       <w:pPr>
+        <w:spacing w:before="20"/>
         <w:jc w:val="center"/>
         <w:rPr>
           <w:sz w:val="20"/>
           <w:lang w:val="tr-TR"/>
         </w:rPr>
       </w:pPr>
-      <w:r>
-        <w:rPr>
-          <w:b/>
-          <w:sz w:val="20"/>
-          <w:lang w:val="tr-TR"/>
-        </w:rPr>
-        <w:t>Şekil 1</w:t>
-      </w:r>
-      <w:r>
-        <w:rPr>
-          <w:sz w:val="20"/>
-          <w:lang w:val="tr-TR"/>
-        </w:rPr>
-        <w:t xml:space="preserve">. </w:t>
-      </w:r>
-      <w:r>
-        <w:rPr>
-          <w:sz w:val="20"/>
-          <w:lang w:val="tr-TR"/>
-        </w:rPr>
-        <w:t>Çalışmada kullanılan sinyal işleme modeli blok gösterimi</w:t>
-      </w:r>
     </w:p>
     <w:p>
       <w:pPr>
@@ -4249,351 +4659,37 @@
           <w:lang w:val="tr-TR"/>
         </w:rPr>
       </w:pPr>
+      <w:r>
+        <w:rPr>
+          <w:b/>
+          <w:sz w:val="20"/>
+          <w:lang w:val="tr-TR"/>
+        </w:rPr>
+        <w:t>Şekil 1</w:t>
+      </w:r>
+      <w:r>
+        <w:rPr>
+          <w:sz w:val="20"/>
+          <w:lang w:val="tr-TR"/>
+        </w:rPr>
+        <w:t xml:space="preserve">. </w:t>
+      </w:r>
+      <w:r>
+        <w:rPr>
+          <w:sz w:val="20"/>
+          <w:lang w:val="tr-TR"/>
+        </w:rPr>
+        <w:t>Çalışmada kullanılan sinyal işleme modeli blok gösterimi</w:t>
+      </w:r>
     </w:p>
     <w:p>
       <w:pPr>
-        <w:rPr>
-          <w:sz w:val="20"/>
+        <w:jc w:val="center"/>
+        <w:rPr>
+          <w:sz w:val="20"/>
+          <w:lang w:val="tr-TR"/>
         </w:rPr>
       </w:pPr>
-      <w:r>
-        <w:rPr>
-          <w:sz w:val="20"/>
-          <w:lang w:val="tr-TR"/>
-        </w:rPr>
-        <w:t xml:space="preserve">Hedefin radyal hızı </w:t>
-      </w:r>
-      <m:oMath>
-        <m:sSub>
-          <m:sSubPr>
-            <m:ctrlPr>
-              <w:rPr>
-                <w:rFonts w:ascii="Cambria Math" w:hAnsi="Cambria Math"/>
-                <w:i/>
-                <w:sz w:val="20"/>
-                <w:lang w:val="tr-TR"/>
-              </w:rPr>
-            </m:ctrlPr>
-          </m:sSubPr>
-          <m:e>
-            <m:r>
-              <w:rPr>
-                <w:rFonts w:ascii="Cambria Math" w:hAnsi="Cambria Math"/>
-                <w:sz w:val="20"/>
-                <w:lang w:val="tr-TR"/>
-              </w:rPr>
-              <m:t>v</m:t>
-            </m:r>
-          </m:e>
-          <m:sub>
-            <m:r>
-              <w:rPr>
-                <w:rFonts w:ascii="Cambria Math" w:hAnsi="Cambria Math"/>
-                <w:sz w:val="20"/>
-                <w:lang w:val="tr-TR"/>
-              </w:rPr>
-              <m:t>r</m:t>
-            </m:r>
-          </m:sub>
-        </m:sSub>
-        <m:r>
-          <w:rPr>
-            <w:rFonts w:ascii="Cambria Math" w:hAnsi="Cambria Math"/>
-            <w:sz w:val="20"/>
-            <w:lang w:val="tr-TR"/>
-          </w:rPr>
-          <m:t>,</m:t>
-        </m:r>
-      </m:oMath>
-      <w:r>
-        <w:rPr>
-          <w:sz w:val="20"/>
-          <w:lang w:val="tr-TR"/>
-        </w:rPr>
-        <w:t xml:space="preserve"> taşıyıcı </w:t>
-      </w:r>
-      <w:r>
-        <w:rPr>
-          <w:sz w:val="20"/>
-          <w:lang w:val="tr-TR"/>
-        </w:rPr>
-        <w:t xml:space="preserve">dalga boyu </w:t>
-      </w:r>
-      <m:oMath>
-        <m:r>
-          <w:rPr>
-            <w:rFonts w:ascii="Cambria Math" w:hAnsi="Cambria Math"/>
-            <w:sz w:val="20"/>
-            <w:lang w:val="tr-TR"/>
-          </w:rPr>
-          <m:t>λ</m:t>
-        </m:r>
-      </m:oMath>
-      <w:r>
-        <w:rPr>
-          <w:sz w:val="20"/>
-          <w:lang w:val="tr-TR"/>
-        </w:rPr>
-        <w:t xml:space="preserve"> </w:t>
-      </w:r>
-      <w:r>
-        <w:rPr>
-          <w:sz w:val="20"/>
-          <w:lang w:val="tr-TR"/>
-        </w:rPr>
-        <w:t xml:space="preserve">olacak şekilde </w:t>
-      </w:r>
-      <w:r>
-        <w:rPr>
-          <w:sz w:val="20"/>
-          <w:lang w:val="tr-TR"/>
-        </w:rPr>
-        <w:t>Doppler frekansı</w:t>
-      </w:r>
-      <w:r>
-        <w:rPr>
-          <w:sz w:val="20"/>
-          <w:lang w:val="tr-TR"/>
-        </w:rPr>
-        <w:t xml:space="preserve"> </w:t>
-      </w:r>
-      <m:oMath>
-        <m:sSub>
-          <m:sSubPr>
-            <m:ctrlPr>
-              <w:rPr>
-                <w:rFonts w:ascii="Cambria Math" w:hAnsi="Cambria Math"/>
-                <w:i/>
-                <w:sz w:val="20"/>
-              </w:rPr>
-            </m:ctrlPr>
-          </m:sSubPr>
-          <m:e>
-            <m:r>
-              <w:rPr>
-                <w:rFonts w:ascii="Cambria Math" w:hAnsi="Cambria Math"/>
-                <w:sz w:val="20"/>
-              </w:rPr>
-              <m:t>f</m:t>
-            </m:r>
-          </m:e>
-          <m:sub>
-            <m:r>
-              <w:rPr>
-                <w:rFonts w:ascii="Cambria Math" w:hAnsi="Cambria Math"/>
-                <w:sz w:val="20"/>
-              </w:rPr>
-              <m:t>d</m:t>
-            </m:r>
-          </m:sub>
-        </m:sSub>
-        <m:r>
-          <w:rPr>
-            <w:rFonts w:ascii="Cambria Math" w:hAnsi="Cambria Math"/>
-            <w:sz w:val="20"/>
-          </w:rPr>
-          <m:t>=</m:t>
-        </m:r>
-        <m:r>
-          <m:rPr>
-            <m:sty m:val="p"/>
-          </m:rPr>
-          <w:rPr>
-            <w:rFonts w:ascii="Cambria Math" w:hAnsi="Cambria Math"/>
-            <w:sz w:val="20"/>
-          </w:rPr>
-          <m:t>2</m:t>
-        </m:r>
-        <m:sSub>
-          <m:sSubPr>
-            <m:ctrlPr>
-              <w:rPr>
-                <w:rFonts w:ascii="Cambria Math" w:hAnsi="Cambria Math"/>
-                <w:i/>
-                <w:sz w:val="20"/>
-              </w:rPr>
-            </m:ctrlPr>
-          </m:sSubPr>
-          <m:e>
-            <m:r>
-              <w:rPr>
-                <w:rFonts w:ascii="Cambria Math" w:hAnsi="Cambria Math"/>
-                <w:sz w:val="20"/>
-              </w:rPr>
-              <m:t>v</m:t>
-            </m:r>
-          </m:e>
-          <m:sub>
-            <m:r>
-              <w:rPr>
-                <w:rFonts w:ascii="Cambria Math" w:hAnsi="Cambria Math"/>
-                <w:sz w:val="20"/>
-              </w:rPr>
-              <m:t>r</m:t>
-            </m:r>
-          </m:sub>
-        </m:sSub>
-        <m:r>
-          <w:rPr>
-            <w:rFonts w:ascii="Cambria Math" w:hAnsi="Cambria Math"/>
-            <w:sz w:val="20"/>
-          </w:rPr>
-          <m:t>/λ</m:t>
-        </m:r>
-      </m:oMath>
-      <w:r>
-        <w:rPr>
-          <w:i/>
-          <w:sz w:val="20"/>
-        </w:rPr>
-        <w:t xml:space="preserve"> </w:t>
-      </w:r>
-      <w:proofErr w:type="spellStart"/>
-      <w:r>
-        <w:rPr>
-          <w:sz w:val="20"/>
-        </w:rPr>
-        <w:t>b</w:t>
-      </w:r>
-      <w:r>
-        <w:rPr>
-          <w:sz w:val="20"/>
-        </w:rPr>
-        <w:t>ağlantısıyla</w:t>
-      </w:r>
-      <w:proofErr w:type="spellEnd"/>
-      <w:r>
-        <w:rPr>
-          <w:sz w:val="20"/>
-        </w:rPr>
-        <w:t xml:space="preserve"> </w:t>
-      </w:r>
-      <w:r>
-        <w:rPr>
-          <w:sz w:val="20"/>
-          <w:lang w:val="tr-TR"/>
-        </w:rPr>
-        <w:t>belirlenmektedir.</w:t>
-      </w:r>
-      <w:r>
-        <w:rPr>
-          <w:sz w:val="20"/>
-          <w:lang w:val="tr-TR"/>
-        </w:rPr>
-        <w:t xml:space="preserve"> </w:t>
-      </w:r>
-      <w:r>
-        <w:rPr>
-          <w:sz w:val="20"/>
-          <w:lang w:val="tr-TR"/>
-        </w:rPr>
-        <w:t>M</w:t>
-      </w:r>
-      <w:r>
-        <w:rPr>
-          <w:sz w:val="20"/>
-          <w:lang w:val="tr-TR"/>
-        </w:rPr>
-        <w:t xml:space="preserve">enzil hücresi yankı gecikmesine </w:t>
-      </w:r>
-      <w:proofErr w:type="spellStart"/>
-      <w:r>
-        <w:rPr>
-          <w:sz w:val="20"/>
-          <w:lang w:val="tr-TR"/>
-        </w:rPr>
-        <w:t>göre</w:t>
-      </w:r>
-      <w:proofErr w:type="spellEnd"/>
-      <w:r>
-        <w:rPr>
-          <w:sz w:val="20"/>
-          <w:lang w:val="tr-TR"/>
-        </w:rPr>
-        <w:t xml:space="preserve"> </w:t>
-      </w:r>
-      <w:proofErr w:type="spellStart"/>
-      <w:r>
-        <w:rPr>
-          <w:sz w:val="20"/>
-          <w:lang w:val="tr-TR"/>
-        </w:rPr>
-        <w:t>ayrıştırılan</w:t>
-      </w:r>
-      <w:proofErr w:type="spellEnd"/>
-      <w:r>
-        <w:rPr>
-          <w:sz w:val="20"/>
-          <w:lang w:val="tr-TR"/>
-        </w:rPr>
-        <w:t xml:space="preserve"> </w:t>
-      </w:r>
-      <w:proofErr w:type="spellStart"/>
-      <w:r>
-        <w:rPr>
-          <w:sz w:val="20"/>
-          <w:lang w:val="tr-TR"/>
-        </w:rPr>
-        <w:t>uzaklık</w:t>
-      </w:r>
-      <w:proofErr w:type="spellEnd"/>
-      <w:r>
-        <w:rPr>
-          <w:sz w:val="20"/>
-          <w:lang w:val="tr-TR"/>
-        </w:rPr>
-        <w:t xml:space="preserve"> </w:t>
-      </w:r>
-      <w:proofErr w:type="spellStart"/>
-      <w:r>
-        <w:rPr>
-          <w:sz w:val="20"/>
-          <w:lang w:val="tr-TR"/>
-        </w:rPr>
-        <w:t>aralığını</w:t>
-      </w:r>
-      <w:proofErr w:type="spellEnd"/>
-      <w:r>
-        <w:rPr>
-          <w:sz w:val="20"/>
-          <w:lang w:val="tr-TR"/>
-        </w:rPr>
-        <w:t xml:space="preserve"> temsil etmektedir</w:t>
-      </w:r>
-      <w:r>
-        <w:rPr>
-          <w:sz w:val="20"/>
-          <w:lang w:val="tr-TR"/>
-        </w:rPr>
-        <w:t xml:space="preserve"> </w:t>
-      </w:r>
-      <w:r>
-        <w:rPr>
-          <w:sz w:val="20"/>
-          <w:lang w:val="tr-TR"/>
-        </w:rPr>
-        <w:t>[</w:t>
-      </w:r>
-      <w:r>
-        <w:rPr>
-          <w:sz w:val="20"/>
-          <w:lang w:val="tr-TR"/>
-        </w:rPr>
-        <w:t>1</w:t>
-      </w:r>
-      <w:r>
-        <w:rPr>
-          <w:sz w:val="20"/>
-          <w:lang w:val="tr-TR"/>
-        </w:rPr>
-        <w:t>].</w:t>
-      </w:r>
-      <w:r>
-        <w:rPr>
-          <w:sz w:val="20"/>
-        </w:rPr>
-        <w:t xml:space="preserve">     </w:t>
-      </w:r>
     </w:p>
     <w:p>
       <w:pPr>
@@ -4601,6 +4697,13 @@
           <w:sz w:val="20"/>
         </w:rPr>
       </w:pPr>
+      <w:r>
+        <w:rPr>
+          <w:sz w:val="20"/>
+          <w:lang w:val="tr-TR"/>
+        </w:rPr>
+        <w:t xml:space="preserve">Alıcıdaki </w:t>
+      </w:r>
       <m:oMath>
         <m:r>
           <w:rPr>
@@ -4683,6 +4786,115 @@
       <w:r>
         <w:rPr>
           <w:sz w:val="20"/>
+          <w:lang w:val="tr-TR"/>
+        </w:rPr>
+        <w:t xml:space="preserve"> </w:t>
+      </w:r>
+      <m:oMath>
+        <m:sSub>
+          <m:sSubPr>
+            <m:ctrlPr>
+              <w:rPr>
+                <w:rFonts w:ascii="Cambria Math" w:hAnsi="Cambria Math"/>
+                <w:i/>
+                <w:sz w:val="20"/>
+              </w:rPr>
+            </m:ctrlPr>
+          </m:sSubPr>
+          <m:e>
+            <m:r>
+              <w:rPr>
+                <w:rFonts w:ascii="Cambria Math" w:hAnsi="Cambria Math"/>
+                <w:sz w:val="20"/>
+              </w:rPr>
+              <m:t>x</m:t>
+            </m:r>
+          </m:e>
+          <m:sub>
+            <m:r>
+              <w:rPr>
+                <w:rFonts w:ascii="Cambria Math" w:hAnsi="Cambria Math"/>
+                <w:sz w:val="20"/>
+              </w:rPr>
+              <m:t>r</m:t>
+            </m:r>
+          </m:sub>
+        </m:sSub>
+        <m:d>
+          <m:dPr>
+            <m:begChr m:val="["/>
+            <m:endChr m:val="]"/>
+            <m:ctrlPr>
+              <w:rPr>
+                <w:rFonts w:ascii="Cambria Math" w:hAnsi="Cambria Math"/>
+                <w:i/>
+                <w:sz w:val="20"/>
+              </w:rPr>
+            </m:ctrlPr>
+          </m:dPr>
+          <m:e>
+            <m:r>
+              <w:rPr>
+                <w:rFonts w:ascii="Cambria Math" w:hAnsi="Cambria Math"/>
+                <w:sz w:val="20"/>
+              </w:rPr>
+              <m:t>n</m:t>
+            </m:r>
+          </m:e>
+        </m:d>
+      </m:oMath>
+      <w:r>
+        <w:rPr>
+          <w:sz w:val="20"/>
+          <w:lang w:val="tr-TR"/>
+        </w:rPr>
+        <w:t xml:space="preserve"> yankı gecikmesine göre ayrıştırılan uzaklık aralığını temsil etmektedir</w:t>
+      </w:r>
+      <w:r>
+        <w:rPr>
+          <w:sz w:val="20"/>
+          <w:lang w:val="tr-TR"/>
+        </w:rPr>
+        <w:t xml:space="preserve"> </w:t>
+      </w:r>
+      <w:r>
+        <w:rPr>
+          <w:sz w:val="20"/>
+          <w:lang w:val="tr-TR"/>
+        </w:rPr>
+        <w:t>[</w:t>
+      </w:r>
+      <w:r>
+        <w:rPr>
+          <w:sz w:val="20"/>
+          <w:lang w:val="tr-TR"/>
+        </w:rPr>
+        <w:t>1</w:t>
+      </w:r>
+      <w:r>
+        <w:rPr>
+          <w:sz w:val="20"/>
+          <w:lang w:val="tr-TR"/>
+        </w:rPr>
+        <w:t>].</w:t>
+      </w:r>
+      <w:r>
+        <w:rPr>
+          <w:sz w:val="20"/>
+          <w:lang w:val="tr-TR"/>
+        </w:rPr>
+        <w:t xml:space="preserve"> </w:t>
+      </w:r>
+      <w:r>
+        <w:rPr>
+          <w:sz w:val="20"/>
+          <w:lang w:val="tr-TR"/>
+        </w:rPr>
+        <w:t>Burada</w:t>
+      </w:r>
+      <w:r>
+        <w:rPr>
+          <w:sz w:val="20"/>
         </w:rPr>
         <w:t xml:space="preserve"> </w:t>
       </w:r>
@@ -4799,34 +5011,6 @@
         </w:rPr>
         <w:t xml:space="preserve"> </w:t>
       </w:r>
-      <w:proofErr w:type="spellStart"/>
-      <w:r>
-        <w:rPr>
-          <w:sz w:val="20"/>
-        </w:rPr>
-        <w:t>aşağıdaki</w:t>
-      </w:r>
-      <w:proofErr w:type="spellEnd"/>
-      <w:r>
-        <w:rPr>
-          <w:sz w:val="20"/>
-        </w:rPr>
-        <w:t xml:space="preserve"> </w:t>
-      </w:r>
-      <w:proofErr w:type="spellStart"/>
-      <w:r>
-        <w:rPr>
-          <w:sz w:val="20"/>
-        </w:rPr>
-        <w:t>şekilde</w:t>
-      </w:r>
-      <w:proofErr w:type="spellEnd"/>
-      <w:r>
-        <w:rPr>
-          <w:sz w:val="20"/>
-        </w:rPr>
-        <w:t xml:space="preserve"> </w:t>
-      </w:r>
     </w:p>
     <w:p>
       <w:pPr>
@@ -4834,26 +5018,6 @@
           <w:sz w:val="20"/>
         </w:rPr>
       </w:pPr>
-      <w:proofErr w:type="spellStart"/>
-      <w:r>
-        <w:rPr>
-          <w:sz w:val="20"/>
-        </w:rPr>
-        <w:t>m</w:t>
-      </w:r>
-      <w:r>
-        <w:rPr>
-          <w:sz w:val="20"/>
-        </w:rPr>
-        <w:t>odellenmiştir</w:t>
-      </w:r>
-      <w:proofErr w:type="spellEnd"/>
-      <w:r>
-        <w:rPr>
-          <w:sz w:val="20"/>
-        </w:rPr>
-        <w:t>:</w:t>
-      </w:r>
     </w:p>
     <w:tbl>
       <w:tblPr>
@@ -5217,16 +5381,35 @@
           <w:lang w:val="tr-TR"/>
         </w:rPr>
       </w:pPr>
-      <w:r>
-        <w:rPr>
-          <w:sz w:val="20"/>
-          <w:lang w:val="tr-TR"/>
-        </w:rPr>
-        <w:t>Burada</w:t>
-      </w:r>
-      <w:r>
-        <w:rPr>
-          <w:sz w:val="20"/>
+      <w:proofErr w:type="gramStart"/>
+      <w:r>
+        <w:rPr>
+          <w:sz w:val="20"/>
+          <w:lang w:val="tr-TR"/>
+        </w:rPr>
+        <w:lastRenderedPageBreak/>
+        <w:t>şeklinde</w:t>
+      </w:r>
+      <w:proofErr w:type="gramEnd"/>
+      <w:r>
+        <w:rPr>
+          <w:sz w:val="20"/>
+          <w:lang w:val="tr-TR"/>
+        </w:rPr>
+        <w:t xml:space="preserve"> modellenebilir. </w:t>
+      </w:r>
+      <w:r>
+        <w:rPr>
+          <w:sz w:val="20"/>
+          <w:highlight w:val="yellow"/>
+          <w:lang w:val="tr-TR"/>
+        </w:rPr>
+        <w:t>Denklemdeki</w:t>
+      </w:r>
+      <w:r>
+        <w:rPr>
+          <w:sz w:val="20"/>
+          <w:highlight w:val="yellow"/>
           <w:lang w:val="tr-TR"/>
         </w:rPr>
         <w:t xml:space="preserve"> </w:t>
@@ -5239,6 +5422,7 @@
                 <w:rFonts w:ascii="Cambria Math" w:hAnsi="Cambria Math"/>
                 <w:i/>
                 <w:sz w:val="20"/>
+                <w:highlight w:val="yellow"/>
               </w:rPr>
             </m:ctrlPr>
           </m:sSubPr>
@@ -5247,6 +5431,7 @@
               <w:rPr>
                 <w:rFonts w:ascii="Cambria Math" w:hAnsi="Cambria Math"/>
                 <w:sz w:val="20"/>
+                <w:highlight w:val="yellow"/>
               </w:rPr>
               <m:t>s</m:t>
             </m:r>
@@ -5256,6 +5441,7 @@
               <w:rPr>
                 <w:rFonts w:ascii="Cambria Math" w:hAnsi="Cambria Math"/>
                 <w:sz w:val="20"/>
+                <w:highlight w:val="yellow"/>
               </w:rPr>
               <m:t>r</m:t>
             </m:r>
@@ -5270,6 +5456,7 @@
                 <w:rFonts w:ascii="Cambria Math" w:hAnsi="Cambria Math"/>
                 <w:i/>
                 <w:sz w:val="20"/>
+                <w:highlight w:val="yellow"/>
               </w:rPr>
             </m:ctrlPr>
           </m:dPr>
@@ -5278,6 +5465,7 @@
               <w:rPr>
                 <w:rFonts w:ascii="Cambria Math" w:hAnsi="Cambria Math"/>
                 <w:sz w:val="20"/>
+                <w:highlight w:val="yellow"/>
               </w:rPr>
               <m:t>n</m:t>
             </m:r>
@@ -5287,6 +5475,7 @@
       <w:r>
         <w:rPr>
           <w:sz w:val="20"/>
+          <w:highlight w:val="yellow"/>
           <w:lang w:val="tr-TR"/>
         </w:rPr>
         <w:t xml:space="preserve"> hedef yankısını, </w:t>
@@ -5299,6 +5488,7 @@
                 <w:rFonts w:ascii="Cambria Math" w:hAnsi="Cambria Math"/>
                 <w:i/>
                 <w:sz w:val="20"/>
+                <w:highlight w:val="yellow"/>
               </w:rPr>
             </m:ctrlPr>
           </m:sSubPr>
@@ -5307,6 +5497,7 @@
               <w:rPr>
                 <w:rFonts w:ascii="Cambria Math" w:hAnsi="Cambria Math"/>
                 <w:sz w:val="20"/>
+                <w:highlight w:val="yellow"/>
               </w:rPr>
               <m:t>P</m:t>
             </m:r>
@@ -5316,6 +5507,7 @@
               <w:rPr>
                 <w:rFonts w:ascii="Cambria Math" w:hAnsi="Cambria Math"/>
                 <w:sz w:val="20"/>
+                <w:highlight w:val="yellow"/>
               </w:rPr>
               <m:t>jam</m:t>
             </m:r>
@@ -5325,6 +5517,7 @@
       <w:r>
         <w:rPr>
           <w:sz w:val="20"/>
+          <w:highlight w:val="yellow"/>
           <w:lang w:val="tr-TR"/>
         </w:rPr>
         <w:t xml:space="preserve"> karıştırıcı gücünü, </w:t>
@@ -5337,6 +5530,7 @@
                 <w:rFonts w:ascii="Cambria Math" w:hAnsi="Cambria Math"/>
                 <w:i/>
                 <w:sz w:val="20"/>
+                <w:highlight w:val="yellow"/>
               </w:rPr>
             </m:ctrlPr>
           </m:sSubPr>
@@ -5345,6 +5539,7 @@
               <w:rPr>
                 <w:rFonts w:ascii="Cambria Math" w:hAnsi="Cambria Math"/>
                 <w:sz w:val="20"/>
+                <w:highlight w:val="yellow"/>
               </w:rPr>
               <m:t>j</m:t>
             </m:r>
@@ -5354,6 +5549,7 @@
               <w:rPr>
                 <w:rFonts w:ascii="Cambria Math" w:hAnsi="Cambria Math"/>
                 <w:sz w:val="20"/>
+                <w:highlight w:val="yellow"/>
               </w:rPr>
               <m:t>r</m:t>
             </m:r>
@@ -5368,6 +5564,7 @@
                 <w:rFonts w:ascii="Cambria Math" w:hAnsi="Cambria Math"/>
                 <w:i/>
                 <w:sz w:val="20"/>
+                <w:highlight w:val="yellow"/>
               </w:rPr>
             </m:ctrlPr>
           </m:dPr>
@@ -5376,6 +5573,7 @@
               <w:rPr>
                 <w:rFonts w:ascii="Cambria Math" w:hAnsi="Cambria Math"/>
                 <w:sz w:val="20"/>
+                <w:highlight w:val="yellow"/>
               </w:rPr>
               <m:t>n</m:t>
             </m:r>
@@ -5385,6 +5583,7 @@
           <w:rPr>
             <w:rFonts w:ascii="Cambria Math" w:hAnsi="Cambria Math"/>
             <w:sz w:val="20"/>
+            <w:highlight w:val="yellow"/>
           </w:rPr>
           <m:t xml:space="preserve"> </m:t>
         </m:r>
@@ -5392,6 +5591,7 @@
       <w:r>
         <w:rPr>
           <w:sz w:val="20"/>
+          <w:highlight w:val="yellow"/>
           <w:lang w:val="tr-TR"/>
         </w:rPr>
         <w:t>gücü normalize</w:t>
@@ -5399,13 +5599,15 @@
       <w:r>
         <w:rPr>
           <w:sz w:val="20"/>
-          <w:lang w:val="tr-TR"/>
-        </w:rPr>
-        <w:t xml:space="preserve"> </w:t>
-      </w:r>
-      <w:r>
-        <w:rPr>
-          <w:sz w:val="20"/>
+          <w:highlight w:val="yellow"/>
+          <w:lang w:val="tr-TR"/>
+        </w:rPr>
+        <w:t xml:space="preserve"> </w:t>
+      </w:r>
+      <w:r>
+        <w:rPr>
+          <w:sz w:val="20"/>
+          <w:highlight w:val="yellow"/>
           <w:lang w:val="tr-TR"/>
         </w:rPr>
         <w:t>renkli gürültü karıştırıcı</w:t>
@@ -5413,6 +5615,7 @@
       <w:r>
         <w:rPr>
           <w:sz w:val="20"/>
+          <w:highlight w:val="yellow"/>
           <w:lang w:val="tr-TR"/>
         </w:rPr>
         <w:t>sını,</w:t>
@@ -5420,6 +5623,7 @@
       <w:r>
         <w:rPr>
           <w:sz w:val="20"/>
+          <w:highlight w:val="yellow"/>
           <w:lang w:val="tr-TR"/>
         </w:rPr>
         <w:t xml:space="preserve"> </w:t>
@@ -5432,6 +5636,7 @@
                 <w:rFonts w:ascii="Cambria Math" w:hAnsi="Cambria Math"/>
                 <w:i/>
                 <w:sz w:val="20"/>
+                <w:highlight w:val="yellow"/>
               </w:rPr>
             </m:ctrlPr>
           </m:sSubPr>
@@ -5440,6 +5645,7 @@
               <w:rPr>
                 <w:rFonts w:ascii="Cambria Math" w:hAnsi="Cambria Math"/>
                 <w:sz w:val="20"/>
+                <w:highlight w:val="yellow"/>
               </w:rPr>
               <m:t>w</m:t>
             </m:r>
@@ -5449,6 +5655,7 @@
               <w:rPr>
                 <w:rFonts w:ascii="Cambria Math" w:hAnsi="Cambria Math"/>
                 <w:sz w:val="20"/>
+                <w:highlight w:val="yellow"/>
               </w:rPr>
               <m:t>r</m:t>
             </m:r>
@@ -5463,6 +5670,7 @@
                 <w:rFonts w:ascii="Cambria Math" w:hAnsi="Cambria Math"/>
                 <w:i/>
                 <w:sz w:val="20"/>
+                <w:highlight w:val="yellow"/>
               </w:rPr>
             </m:ctrlPr>
           </m:dPr>
@@ -5471,6 +5679,7 @@
               <w:rPr>
                 <w:rFonts w:ascii="Cambria Math" w:hAnsi="Cambria Math"/>
                 <w:sz w:val="20"/>
+                <w:highlight w:val="yellow"/>
               </w:rPr>
               <m:t>n</m:t>
             </m:r>
@@ -5480,6 +5689,7 @@
           <w:rPr>
             <w:rFonts w:ascii="Cambria Math" w:hAnsi="Cambria Math"/>
             <w:sz w:val="20"/>
+            <w:highlight w:val="yellow"/>
           </w:rPr>
           <m:t xml:space="preserve"> </m:t>
         </m:r>
@@ -5487,6 +5697,7 @@
       <w:r>
         <w:rPr>
           <w:sz w:val="20"/>
+          <w:highlight w:val="yellow"/>
           <w:lang w:val="tr-TR"/>
         </w:rPr>
         <w:t>birim güçlü karmaşık</w:t>
@@ -5494,13 +5705,15 @@
       <w:r>
         <w:rPr>
           <w:sz w:val="20"/>
-          <w:lang w:val="tr-TR"/>
-        </w:rPr>
-        <w:t xml:space="preserve"> </w:t>
-      </w:r>
-      <w:r>
-        <w:rPr>
-          <w:sz w:val="20"/>
+          <w:highlight w:val="yellow"/>
+          <w:lang w:val="tr-TR"/>
+        </w:rPr>
+        <w:t xml:space="preserve"> </w:t>
+      </w:r>
+      <w:r>
+        <w:rPr>
+          <w:sz w:val="20"/>
+          <w:highlight w:val="yellow"/>
           <w:lang w:val="tr-TR"/>
         </w:rPr>
         <w:t>dairesel Gauss termal gürültüsünü ifade eder</w:t>
@@ -5508,37 +5721,28 @@
       <w:r>
         <w:rPr>
           <w:sz w:val="20"/>
-          <w:lang w:val="tr-TR"/>
-        </w:rPr>
-        <w:t xml:space="preserve"> </w:t>
-      </w:r>
-      <w:r>
-        <w:rPr>
-          <w:sz w:val="20"/>
-        </w:rPr>
-        <w:t>[</w:t>
-      </w:r>
-      <w:r>
-        <w:rPr>
-          <w:sz w:val="20"/>
-        </w:rPr>
-        <w:t>3</w:t>
-      </w:r>
-      <w:r>
-        <w:rPr>
-          <w:sz w:val="20"/>
-        </w:rPr>
-        <w:t>].</w:t>
-      </w:r>
-      <w:r>
-        <w:rPr>
-          <w:sz w:val="20"/>
-        </w:rPr>
-        <w:t xml:space="preserve"> </w:t>
-      </w:r>
-      <w:r>
-        <w:rPr>
-          <w:sz w:val="20"/>
+          <w:highlight w:val="yellow"/>
+          <w:lang w:val="tr-TR"/>
+        </w:rPr>
+        <w:t xml:space="preserve"> </w:t>
+      </w:r>
+      <w:r>
+        <w:rPr>
+          <w:sz w:val="20"/>
+          <w:highlight w:val="yellow"/>
+        </w:rPr>
+        <w:t>[3].</w:t>
+      </w:r>
+      <w:r>
+        <w:rPr>
+          <w:sz w:val="20"/>
+        </w:rPr>
+        <w:t xml:space="preserve"> </w:t>
+      </w:r>
+      <w:r>
+        <w:rPr>
+          <w:sz w:val="20"/>
+          <w:highlight w:val="yellow"/>
         </w:rPr>
         <w:t xml:space="preserve">Sabit </w:t>
       </w:r>
@@ -5546,6 +5750,7 @@
       <w:r>
         <w:rPr>
           <w:sz w:val="20"/>
+          <w:highlight w:val="yellow"/>
         </w:rPr>
         <w:t>karıştırıcı-sinyal</w:t>
       </w:r>
@@ -5553,13 +5758,15 @@
       <w:r>
         <w:rPr>
           <w:sz w:val="20"/>
-        </w:rPr>
-        <w:t xml:space="preserve"> </w:t>
-      </w:r>
-      <w:proofErr w:type="spellStart"/>
-      <w:r>
-        <w:rPr>
-          <w:sz w:val="20"/>
+          <w:highlight w:val="yellow"/>
+        </w:rPr>
+        <w:t xml:space="preserve"> </w:t>
+      </w:r>
+      <w:proofErr w:type="spellStart"/>
+      <w:r>
+        <w:rPr>
+          <w:sz w:val="20"/>
+          <w:highlight w:val="yellow"/>
         </w:rPr>
         <w:t>oranı</w:t>
       </w:r>
@@ -5567,6 +5774,7 @@
       <w:r>
         <w:rPr>
           <w:sz w:val="20"/>
+          <w:highlight w:val="yellow"/>
         </w:rPr>
         <w:t xml:space="preserve"> (JSR), </w:t>
       </w:r>
@@ -5574,6 +5782,7 @@
       <w:r>
         <w:rPr>
           <w:sz w:val="20"/>
+          <w:highlight w:val="yellow"/>
         </w:rPr>
         <w:t>darbe</w:t>
       </w:r>
@@ -5581,13 +5790,15 @@
       <w:r>
         <w:rPr>
           <w:sz w:val="20"/>
-        </w:rPr>
-        <w:t xml:space="preserve"> </w:t>
-      </w:r>
-      <w:proofErr w:type="spellStart"/>
-      <w:r>
-        <w:rPr>
-          <w:sz w:val="20"/>
+          <w:highlight w:val="yellow"/>
+        </w:rPr>
+        <w:t xml:space="preserve"> </w:t>
+      </w:r>
+      <w:proofErr w:type="spellStart"/>
+      <w:r>
+        <w:rPr>
+          <w:sz w:val="20"/>
+          <w:highlight w:val="yellow"/>
         </w:rPr>
         <w:t>entegrasyonu</w:t>
       </w:r>
@@ -5595,13 +5806,15 @@
       <w:r>
         <w:rPr>
           <w:sz w:val="20"/>
-        </w:rPr>
-        <w:t xml:space="preserve"> </w:t>
-      </w:r>
-      <w:proofErr w:type="spellStart"/>
-      <w:r>
-        <w:rPr>
-          <w:sz w:val="20"/>
+          <w:highlight w:val="yellow"/>
+        </w:rPr>
+        <w:t xml:space="preserve"> </w:t>
+      </w:r>
+      <w:proofErr w:type="spellStart"/>
+      <w:r>
+        <w:rPr>
+          <w:sz w:val="20"/>
+          <w:highlight w:val="yellow"/>
         </w:rPr>
         <w:t>öncesinde</w:t>
       </w:r>
@@ -5609,13 +5822,15 @@
       <w:r>
         <w:rPr>
           <w:sz w:val="20"/>
-        </w:rPr>
-        <w:t xml:space="preserve"> </w:t>
-      </w:r>
-      <w:proofErr w:type="spellStart"/>
-      <w:r>
-        <w:rPr>
-          <w:sz w:val="20"/>
+          <w:highlight w:val="yellow"/>
+        </w:rPr>
+        <w:t xml:space="preserve"> </w:t>
+      </w:r>
+      <w:proofErr w:type="spellStart"/>
+      <w:r>
+        <w:rPr>
+          <w:sz w:val="20"/>
+          <w:highlight w:val="yellow"/>
         </w:rPr>
         <w:t>tek</w:t>
       </w:r>
@@ -5623,13 +5838,15 @@
       <w:r>
         <w:rPr>
           <w:sz w:val="20"/>
-        </w:rPr>
-        <w:t xml:space="preserve"> </w:t>
-      </w:r>
-      <w:proofErr w:type="spellStart"/>
-      <w:r>
-        <w:rPr>
-          <w:sz w:val="20"/>
+          <w:highlight w:val="yellow"/>
+        </w:rPr>
+        <w:t xml:space="preserve"> </w:t>
+      </w:r>
+      <w:proofErr w:type="spellStart"/>
+      <w:r>
+        <w:rPr>
+          <w:sz w:val="20"/>
+          <w:highlight w:val="yellow"/>
         </w:rPr>
         <w:t>darbe</w:t>
       </w:r>
@@ -5637,13 +5854,15 @@
       <w:r>
         <w:rPr>
           <w:sz w:val="20"/>
-        </w:rPr>
-        <w:t xml:space="preserve"> </w:t>
-      </w:r>
-      <w:proofErr w:type="spellStart"/>
-      <w:r>
-        <w:rPr>
-          <w:sz w:val="20"/>
+          <w:highlight w:val="yellow"/>
+        </w:rPr>
+        <w:t xml:space="preserve"> </w:t>
+      </w:r>
+      <w:proofErr w:type="spellStart"/>
+      <w:r>
+        <w:rPr>
+          <w:sz w:val="20"/>
+          <w:highlight w:val="yellow"/>
         </w:rPr>
         <w:t>başına</w:t>
       </w:r>
@@ -5651,13 +5870,15 @@
       <w:r>
         <w:rPr>
           <w:sz w:val="20"/>
-        </w:rPr>
-        <w:t xml:space="preserve"> </w:t>
-      </w:r>
-      <w:proofErr w:type="spellStart"/>
-      <w:r>
-        <w:rPr>
-          <w:sz w:val="20"/>
+          <w:highlight w:val="yellow"/>
+        </w:rPr>
+        <w:t xml:space="preserve"> </w:t>
+      </w:r>
+      <w:proofErr w:type="spellStart"/>
+      <w:r>
+        <w:rPr>
+          <w:sz w:val="20"/>
+          <w:highlight w:val="yellow"/>
         </w:rPr>
         <w:t>karıştırıcı</w:t>
       </w:r>
@@ -5665,13 +5886,15 @@
       <w:r>
         <w:rPr>
           <w:sz w:val="20"/>
-        </w:rPr>
-        <w:t xml:space="preserve"> </w:t>
-      </w:r>
-      <w:proofErr w:type="spellStart"/>
-      <w:r>
-        <w:rPr>
-          <w:sz w:val="20"/>
+          <w:highlight w:val="yellow"/>
+        </w:rPr>
+        <w:t xml:space="preserve"> </w:t>
+      </w:r>
+      <w:proofErr w:type="spellStart"/>
+      <w:r>
+        <w:rPr>
+          <w:sz w:val="20"/>
+          <w:highlight w:val="yellow"/>
         </w:rPr>
         <w:t>gücünün</w:t>
       </w:r>
@@ -5679,13 +5902,15 @@
       <w:r>
         <w:rPr>
           <w:sz w:val="20"/>
-        </w:rPr>
-        <w:t xml:space="preserve"> </w:t>
-      </w:r>
-      <w:proofErr w:type="spellStart"/>
-      <w:r>
-        <w:rPr>
-          <w:sz w:val="20"/>
+          <w:highlight w:val="yellow"/>
+        </w:rPr>
+        <w:t xml:space="preserve"> </w:t>
+      </w:r>
+      <w:proofErr w:type="spellStart"/>
+      <w:r>
+        <w:rPr>
+          <w:sz w:val="20"/>
+          <w:highlight w:val="yellow"/>
         </w:rPr>
         <w:t>hedef</w:t>
       </w:r>
@@ -5693,13 +5918,15 @@
       <w:r>
         <w:rPr>
           <w:sz w:val="20"/>
-        </w:rPr>
-        <w:t xml:space="preserve"> </w:t>
-      </w:r>
-      <w:proofErr w:type="spellStart"/>
-      <w:r>
-        <w:rPr>
-          <w:sz w:val="20"/>
+          <w:highlight w:val="yellow"/>
+        </w:rPr>
+        <w:t xml:space="preserve"> </w:t>
+      </w:r>
+      <w:proofErr w:type="spellStart"/>
+      <w:r>
+        <w:rPr>
+          <w:sz w:val="20"/>
+          <w:highlight w:val="yellow"/>
         </w:rPr>
         <w:t>gücüne</w:t>
       </w:r>
@@ -5707,13 +5934,15 @@
       <w:r>
         <w:rPr>
           <w:sz w:val="20"/>
-        </w:rPr>
-        <w:t xml:space="preserve"> </w:t>
-      </w:r>
-      <w:proofErr w:type="spellStart"/>
-      <w:r>
-        <w:rPr>
-          <w:sz w:val="20"/>
+          <w:highlight w:val="yellow"/>
+        </w:rPr>
+        <w:t xml:space="preserve"> </w:t>
+      </w:r>
+      <w:proofErr w:type="spellStart"/>
+      <w:r>
+        <w:rPr>
+          <w:sz w:val="20"/>
+          <w:highlight w:val="yellow"/>
         </w:rPr>
         <w:t>oranı</w:t>
       </w:r>
@@ -5721,13 +5950,15 @@
       <w:r>
         <w:rPr>
           <w:sz w:val="20"/>
-        </w:rPr>
-        <w:t xml:space="preserve"> </w:t>
-      </w:r>
-      <w:proofErr w:type="spellStart"/>
-      <w:r>
-        <w:rPr>
-          <w:sz w:val="20"/>
+          <w:highlight w:val="yellow"/>
+        </w:rPr>
+        <w:t xml:space="preserve"> </w:t>
+      </w:r>
+      <w:proofErr w:type="spellStart"/>
+      <w:r>
+        <w:rPr>
+          <w:sz w:val="20"/>
+          <w:highlight w:val="yellow"/>
         </w:rPr>
         <w:t>olarak</w:t>
       </w:r>
@@ -5735,13 +5966,15 @@
       <w:r>
         <w:rPr>
           <w:sz w:val="20"/>
-        </w:rPr>
-        <w:t xml:space="preserve"> </w:t>
-      </w:r>
-      <w:proofErr w:type="spellStart"/>
-      <w:r>
-        <w:rPr>
-          <w:sz w:val="20"/>
+          <w:highlight w:val="yellow"/>
+        </w:rPr>
+        <w:t xml:space="preserve"> </w:t>
+      </w:r>
+      <w:proofErr w:type="spellStart"/>
+      <w:r>
+        <w:rPr>
+          <w:sz w:val="20"/>
+          <w:highlight w:val="yellow"/>
         </w:rPr>
         <w:t>tanımlanmıştır</w:t>
       </w:r>
@@ -5749,21 +5982,99 @@
       <w:r>
         <w:rPr>
           <w:sz w:val="20"/>
-        </w:rPr>
-        <w:t xml:space="preserve">. </w:t>
-      </w:r>
-      <w:r>
-        <w:rPr>
-          <w:sz w:val="20"/>
-        </w:rPr>
-        <w:t xml:space="preserve"> </w:t>
-      </w:r>
-      <w:r>
-        <w:rPr>
-          <w:sz w:val="20"/>
-          <w:lang w:val="tr-TR"/>
-        </w:rPr>
-        <w:t xml:space="preserve"> </w:t>
+          <w:highlight w:val="yellow"/>
+        </w:rPr>
+        <w:t>.</w:t>
+      </w:r>
+      <w:r>
+        <w:rPr>
+          <w:sz w:val="20"/>
+        </w:rPr>
+        <w:t xml:space="preserve"> </w:t>
+      </w:r>
+      <w:r>
+        <w:rPr>
+          <w:sz w:val="20"/>
+        </w:rPr>
+        <w:t xml:space="preserve"> </w:t>
+      </w:r>
+      <w:proofErr w:type="gramStart"/>
+      <w:r>
+        <w:rPr>
+          <w:sz w:val="20"/>
+        </w:rPr>
+        <w:t xml:space="preserve">( </w:t>
+      </w:r>
+      <w:proofErr w:type="spellStart"/>
+      <w:r>
+        <w:rPr>
+          <w:sz w:val="20"/>
+        </w:rPr>
+        <w:t>jsr</w:t>
+      </w:r>
+      <w:proofErr w:type="spellEnd"/>
+      <w:proofErr w:type="gramEnd"/>
+      <w:r>
+        <w:rPr>
+          <w:sz w:val="20"/>
+        </w:rPr>
+        <w:t xml:space="preserve"> </w:t>
+      </w:r>
+      <w:proofErr w:type="spellStart"/>
+      <w:r>
+        <w:rPr>
+          <w:sz w:val="20"/>
+        </w:rPr>
+        <w:t>nerede</w:t>
+      </w:r>
+      <w:proofErr w:type="spellEnd"/>
+      <w:r>
+        <w:rPr>
+          <w:sz w:val="20"/>
+        </w:rPr>
+        <w:t xml:space="preserve"> </w:t>
+      </w:r>
+      <w:proofErr w:type="spellStart"/>
+      <w:r>
+        <w:rPr>
+          <w:sz w:val="20"/>
+        </w:rPr>
+        <w:t>bahsediyorsam</w:t>
+      </w:r>
+      <w:proofErr w:type="spellEnd"/>
+      <w:r>
+        <w:rPr>
+          <w:sz w:val="20"/>
+        </w:rPr>
+        <w:t xml:space="preserve"> </w:t>
+      </w:r>
+      <w:proofErr w:type="spellStart"/>
+      <w:r>
+        <w:rPr>
+          <w:sz w:val="20"/>
+        </w:rPr>
+        <w:t>orada</w:t>
+      </w:r>
+      <w:proofErr w:type="spellEnd"/>
+      <w:r>
+        <w:rPr>
+          <w:sz w:val="20"/>
+        </w:rPr>
+        <w:t xml:space="preserve"> </w:t>
+      </w:r>
+      <w:proofErr w:type="spellStart"/>
+      <w:r>
+        <w:rPr>
+          <w:sz w:val="20"/>
+        </w:rPr>
+        <w:t>olsun</w:t>
+      </w:r>
+      <w:proofErr w:type="spellEnd"/>
+      <w:r>
+        <w:rPr>
+          <w:sz w:val="20"/>
+        </w:rPr>
+        <w:t>)</w:t>
       </w:r>
     </w:p>
     <w:p>
@@ -5775,19 +6086,54 @@
           <w:lang w:val="tr-TR"/>
         </w:rPr>
       </w:pPr>
-      <w:r>
-        <w:rPr>
-          <w:sz w:val="20"/>
-          <w:lang w:val="tr-TR"/>
-        </w:rPr>
-        <w:lastRenderedPageBreak/>
-        <w:t xml:space="preserve">Gözlem sinyaline uygulanan çift iptal edici MTI süzgecinin darbe yanıtı, </w:t>
+    </w:p>
+    <w:p>
+      <w:pPr>
+        <w:spacing w:before="20"/>
+        <w:jc w:val="both"/>
+        <w:rPr>
+          <w:sz w:val="20"/>
+          <w:lang w:val="tr-TR"/>
+        </w:rPr>
+      </w:pPr>
+      <w:r>
+        <w:rPr>
+          <w:sz w:val="20"/>
+          <w:highlight w:val="yellow"/>
+          <w:lang w:val="tr-TR"/>
+        </w:rPr>
+        <w:t>Gözlem sinyaline uygulanan</w:t>
+      </w:r>
+      <w:r>
+        <w:rPr>
+          <w:sz w:val="20"/>
+          <w:highlight w:val="yellow"/>
+          <w:lang w:val="tr-TR"/>
+        </w:rPr>
+        <w:t xml:space="preserve"> (hareketli hedef tespiti için uygulanır.)</w:t>
+      </w:r>
+      <w:r>
+        <w:rPr>
+          <w:sz w:val="20"/>
+          <w:highlight w:val="yellow"/>
+          <w:lang w:val="tr-TR"/>
+        </w:rPr>
+        <w:t xml:space="preserve"> Sonrasında</w:t>
+      </w:r>
+      <w:r>
+        <w:rPr>
+          <w:sz w:val="20"/>
+          <w:highlight w:val="yellow"/>
+          <w:lang w:val="tr-TR"/>
+        </w:rPr>
+        <w:t xml:space="preserve"> çift iptal edici MTI süzgecinin darbe yanıtı, </w:t>
       </w:r>
       <m:oMath>
         <m:r>
           <w:rPr>
             <w:rFonts w:ascii="Cambria Math" w:hAnsi="Cambria Math"/>
             <w:sz w:val="20"/>
+            <w:highlight w:val="yellow"/>
             <w:lang w:val="tr-TR"/>
           </w:rPr>
           <m:t>h</m:t>
@@ -5801,6 +6147,7 @@
                 <w:rFonts w:ascii="Cambria Math" w:hAnsi="Cambria Math"/>
                 <w:i/>
                 <w:sz w:val="20"/>
+                <w:highlight w:val="yellow"/>
                 <w:lang w:val="tr-TR"/>
               </w:rPr>
             </m:ctrlPr>
@@ -5810,6 +6157,7 @@
               <w:rPr>
                 <w:rFonts w:ascii="Cambria Math" w:hAnsi="Cambria Math"/>
                 <w:sz w:val="20"/>
+                <w:highlight w:val="yellow"/>
                 <w:lang w:val="tr-TR"/>
               </w:rPr>
               <m:t>n</m:t>
@@ -5820,6 +6168,7 @@
           <w:rPr>
             <w:rFonts w:ascii="Cambria Math" w:hAnsi="Cambria Math"/>
             <w:sz w:val="20"/>
+            <w:highlight w:val="yellow"/>
             <w:lang w:val="tr-TR"/>
           </w:rPr>
           <m:t>,</m:t>
@@ -5828,6 +6177,7 @@
       <w:r>
         <w:rPr>
           <w:sz w:val="20"/>
+          <w:highlight w:val="yellow"/>
           <w:lang w:val="tr-TR"/>
         </w:rPr>
         <w:t xml:space="preserve"> MTI süzgeci çıkışını</w:t>
@@ -5835,18 +6185,10 @@
       <w:r>
         <w:rPr>
           <w:sz w:val="20"/>
-          <w:lang w:val="tr-TR"/>
-        </w:rPr>
-        <w:t xml:space="preserve"> </w:t>
-      </w:r>
-      <w:r>
-        <w:rPr>
-          <w:rFonts w:ascii="Cambria Math" w:hAnsi="Cambria Math"/>
-          <w:i/>
-          <w:sz w:val="20"/>
-          <w:lang w:val="tr-TR"/>
-        </w:rPr>
-        <w:br/>
+          <w:highlight w:val="yellow"/>
+          <w:lang w:val="tr-TR"/>
+        </w:rPr>
+        <w:t xml:space="preserve"> </w:t>
       </w:r>
       <m:oMath>
         <m:sSub>
@@ -5856,6 +6198,7 @@
                 <w:rFonts w:ascii="Cambria Math" w:hAnsi="Cambria Math"/>
                 <w:i/>
                 <w:sz w:val="20"/>
+                <w:highlight w:val="yellow"/>
                 <w:lang w:val="tr-TR"/>
               </w:rPr>
             </m:ctrlPr>
@@ -5865,6 +6208,7 @@
               <w:rPr>
                 <w:rFonts w:ascii="Cambria Math" w:hAnsi="Cambria Math"/>
                 <w:sz w:val="20"/>
+                <w:highlight w:val="yellow"/>
                 <w:lang w:val="tr-TR"/>
               </w:rPr>
               <m:t>y</m:t>
@@ -5875,6 +6219,7 @@
               <w:rPr>
                 <w:rFonts w:ascii="Cambria Math" w:hAnsi="Cambria Math"/>
                 <w:sz w:val="20"/>
+                <w:highlight w:val="yellow"/>
                 <w:lang w:val="tr-TR"/>
               </w:rPr>
               <m:t>r</m:t>
@@ -5890,6 +6235,7 @@
                 <w:rFonts w:ascii="Cambria Math" w:hAnsi="Cambria Math"/>
                 <w:i/>
                 <w:sz w:val="20"/>
+                <w:highlight w:val="yellow"/>
                 <w:lang w:val="tr-TR"/>
               </w:rPr>
             </m:ctrlPr>
@@ -5899,6 +6245,7 @@
               <w:rPr>
                 <w:rFonts w:ascii="Cambria Math" w:hAnsi="Cambria Math"/>
                 <w:sz w:val="20"/>
+                <w:highlight w:val="yellow"/>
                 <w:lang w:val="tr-TR"/>
               </w:rPr>
               <m:t>n</m:t>
@@ -5909,6 +6256,7 @@
           <w:rPr>
             <w:rFonts w:ascii="Cambria Math" w:hAnsi="Cambria Math"/>
             <w:sz w:val="20"/>
+            <w:highlight w:val="yellow"/>
             <w:lang w:val="tr-TR"/>
           </w:rPr>
           <m:t>=h</m:t>
@@ -5922,6 +6270,7 @@
                 <w:rFonts w:ascii="Cambria Math" w:hAnsi="Cambria Math"/>
                 <w:i/>
                 <w:sz w:val="20"/>
+                <w:highlight w:val="yellow"/>
                 <w:lang w:val="tr-TR"/>
               </w:rPr>
             </m:ctrlPr>
@@ -5931,6 +6280,7 @@
               <w:rPr>
                 <w:rFonts w:ascii="Cambria Math" w:hAnsi="Cambria Math"/>
                 <w:sz w:val="20"/>
+                <w:highlight w:val="yellow"/>
                 <w:lang w:val="tr-TR"/>
               </w:rPr>
               <m:t>n</m:t>
@@ -5941,6 +6291,7 @@
           <w:rPr>
             <w:rFonts w:ascii="Cambria Math" w:hAnsi="Cambria Math"/>
             <w:sz w:val="20"/>
+            <w:highlight w:val="yellow"/>
             <w:lang w:val="tr-TR"/>
           </w:rPr>
           <m:t>*</m:t>
@@ -5952,6 +6303,7 @@
                 <w:rFonts w:ascii="Cambria Math" w:hAnsi="Cambria Math"/>
                 <w:i/>
                 <w:sz w:val="20"/>
+                <w:highlight w:val="yellow"/>
                 <w:lang w:val="tr-TR"/>
               </w:rPr>
             </m:ctrlPr>
@@ -5961,6 +6313,7 @@
               <w:rPr>
                 <w:rFonts w:ascii="Cambria Math" w:hAnsi="Cambria Math"/>
                 <w:sz w:val="20"/>
+                <w:highlight w:val="yellow"/>
                 <w:lang w:val="tr-TR"/>
               </w:rPr>
               <m:t>x</m:t>
@@ -5971,6 +6324,7 @@
               <w:rPr>
                 <w:rFonts w:ascii="Cambria Math" w:hAnsi="Cambria Math"/>
                 <w:sz w:val="20"/>
+                <w:highlight w:val="yellow"/>
                 <w:lang w:val="tr-TR"/>
               </w:rPr>
               <m:t>r</m:t>
@@ -5986,6 +6340,7 @@
                 <w:rFonts w:ascii="Cambria Math" w:hAnsi="Cambria Math"/>
                 <w:i/>
                 <w:sz w:val="20"/>
+                <w:highlight w:val="yellow"/>
                 <w:lang w:val="tr-TR"/>
               </w:rPr>
             </m:ctrlPr>
@@ -5995,6 +6350,7 @@
               <w:rPr>
                 <w:rFonts w:ascii="Cambria Math" w:hAnsi="Cambria Math"/>
                 <w:sz w:val="20"/>
+                <w:highlight w:val="yellow"/>
                 <w:lang w:val="tr-TR"/>
               </w:rPr>
               <m:t>n</m:t>
@@ -6005,6 +6361,7 @@
       <w:r>
         <w:rPr>
           <w:sz w:val="20"/>
+          <w:highlight w:val="yellow"/>
           <w:lang w:val="tr-TR"/>
         </w:rPr>
         <w:t xml:space="preserve"> b</w:t>
@@ -6012,9 +6369,17 @@
       <w:r>
         <w:rPr>
           <w:sz w:val="20"/>
-          <w:lang w:val="tr-TR"/>
-        </w:rPr>
-        <w:t xml:space="preserve">elirler. </w:t>
+          <w:highlight w:val="yellow"/>
+          <w:lang w:val="tr-TR"/>
+        </w:rPr>
+        <w:t>elirler.</w:t>
+      </w:r>
+      <w:r>
+        <w:rPr>
+          <w:sz w:val="20"/>
+          <w:lang w:val="tr-TR"/>
+        </w:rPr>
+        <w:t xml:space="preserve"> </w:t>
       </w:r>
       <w:r>
         <w:rPr>
@@ -6038,23 +6403,7 @@
           <w:sz w:val="20"/>
           <w:lang w:val="tr-TR"/>
         </w:rPr>
-        <w:t xml:space="preserve"> </w:t>
-      </w:r>
-      <w:proofErr w:type="spellStart"/>
-      <w:r>
-        <w:rPr>
-          <w:sz w:val="20"/>
-          <w:lang w:val="tr-TR"/>
-        </w:rPr>
-        <w:t>evrişim</w:t>
-      </w:r>
-      <w:proofErr w:type="spellEnd"/>
-      <w:r>
-        <w:rPr>
-          <w:sz w:val="20"/>
-          <w:lang w:val="tr-TR"/>
-        </w:rPr>
-        <w:t xml:space="preserve"> işlemini</w:t>
+        <w:t xml:space="preserve"> evrişim işlemini</w:t>
       </w:r>
       <w:r>
         <w:rPr>
@@ -6246,14 +6595,57 @@
           <w:sz w:val="20"/>
           <w:lang w:val="tr-TR"/>
         </w:rPr>
-        <w:t xml:space="preserve"> alınır.</w:t>
-      </w:r>
-      <w:r>
-        <w:rPr>
-          <w:sz w:val="20"/>
-          <w:lang w:val="tr-TR"/>
-        </w:rPr>
-        <w:t xml:space="preserve"> </w:t>
+        <w:t xml:space="preserve"> </w:t>
+      </w:r>
+      <w:r>
+        <w:rPr>
+          <w:sz w:val="20"/>
+          <w:lang w:val="tr-TR"/>
+        </w:rPr>
+        <w:t xml:space="preserve"> şeklinde </w:t>
+      </w:r>
+      <w:r>
+        <w:rPr>
+          <w:sz w:val="20"/>
+          <w:lang w:val="tr-TR"/>
+        </w:rPr>
+        <w:t>alınır</w:t>
+      </w:r>
+      <w:r>
+        <w:rPr>
+          <w:sz w:val="20"/>
+          <w:lang w:val="tr-TR"/>
+        </w:rPr>
+        <w:t xml:space="preserve">sa </w:t>
+      </w:r>
+      <w:r>
+        <w:rPr>
+          <w:sz w:val="20"/>
+          <w:highlight w:val="yellow"/>
+          <w:lang w:val="tr-TR"/>
+        </w:rPr>
+        <w:t>yüksek geçiren süzgeç görevini yerine getirir</w:t>
+      </w:r>
+      <w:r>
+        <w:rPr>
+          <w:sz w:val="20"/>
+          <w:lang w:val="tr-TR"/>
+        </w:rPr>
+        <w:t>.</w:t>
+      </w:r>
+      <w:r>
+        <w:rPr>
+          <w:sz w:val="20"/>
+          <w:lang w:val="tr-TR"/>
+        </w:rPr>
+        <w:t xml:space="preserve"> </w:t>
+      </w:r>
+      <w:r>
+        <w:rPr>
+          <w:sz w:val="20"/>
+          <w:lang w:val="tr-TR"/>
+        </w:rPr>
+        <w:t xml:space="preserve">Bu durumda </w:t>
       </w:r>
       <w:r>
         <w:rPr>
@@ -6772,14 +7164,21 @@
           <w:sz w:val="20"/>
           <w:lang w:val="tr-TR"/>
         </w:rPr>
-        <w:t>lde edilir. Bu</w:t>
-      </w:r>
-      <w:r>
-        <w:rPr>
-          <w:sz w:val="20"/>
-          <w:lang w:val="tr-TR"/>
-        </w:rPr>
-        <w:t xml:space="preserve"> MTI süzgecinin</w:t>
+        <w:t>lde edilir.</w:t>
+      </w:r>
+      <w:r>
+        <w:rPr>
+          <w:sz w:val="20"/>
+          <w:lang w:val="tr-TR"/>
+        </w:rPr>
+        <w:t xml:space="preserve"> </w:t>
+      </w:r>
+      <w:r>
+        <w:rPr>
+          <w:sz w:val="20"/>
+          <w:lang w:val="tr-TR"/>
+        </w:rPr>
+        <w:t>MTI süzgecinin</w:t>
       </w:r>
       <w:r>
         <w:rPr>
@@ -6865,48 +7264,7 @@
           <w:sz w:val="20"/>
           <w:lang w:val="tr-TR"/>
         </w:rPr>
-        <w:t xml:space="preserve"> Doppler frekansı </w:t>
-      </w:r>
-      <m:oMath>
-        <m:sSub>
-          <m:sSubPr>
-            <m:ctrlPr>
-              <w:rPr>
-                <w:rFonts w:ascii="Cambria Math" w:hAnsi="Cambria Math"/>
-                <w:i/>
-                <w:sz w:val="20"/>
-                <w:lang w:val="tr-TR"/>
-              </w:rPr>
-            </m:ctrlPr>
-          </m:sSubPr>
-          <m:e>
-            <m:r>
-              <w:rPr>
-                <w:rFonts w:ascii="Cambria Math" w:hAnsi="Cambria Math"/>
-                <w:sz w:val="20"/>
-                <w:lang w:val="tr-TR"/>
-              </w:rPr>
-              <m:t>f</m:t>
-            </m:r>
-          </m:e>
-          <m:sub>
-            <m:r>
-              <w:rPr>
-                <w:rFonts w:ascii="Cambria Math" w:hAnsi="Cambria Math"/>
-                <w:sz w:val="20"/>
-                <w:lang w:val="tr-TR"/>
-              </w:rPr>
-              <m:t>d</m:t>
-            </m:r>
-          </m:sub>
-        </m:sSub>
-      </m:oMath>
-      <w:r>
-        <w:rPr>
-          <w:sz w:val="20"/>
-          <w:lang w:val="tr-TR"/>
-        </w:rPr>
-        <w:t xml:space="preserve"> cinsinden</w:t>
+        <w:t xml:space="preserve"> </w:t>
       </w:r>
     </w:p>
     <w:p>
@@ -6945,6 +7303,10 @@
             <w:pPr>
               <w:spacing w:before="20"/>
               <w:jc w:val="both"/>
+              <w:rPr>
+                <w:sz w:val="20"/>
+                <w:highlight w:val="yellow"/>
+              </w:rPr>
             </w:pPr>
             <m:oMathPara>
               <m:oMath>
@@ -6953,6 +7315,8 @@
                     <m:ctrlPr>
                       <w:rPr>
                         <w:rFonts w:ascii="Cambria Math" w:hAnsi="Cambria Math"/>
+                        <w:sz w:val="20"/>
+                        <w:highlight w:val="yellow"/>
                       </w:rPr>
                     </m:ctrlPr>
                   </m:sSupPr>
@@ -6964,6 +7328,8 @@
                         <m:ctrlPr>
                           <w:rPr>
                             <w:rFonts w:ascii="Cambria Math" w:hAnsi="Cambria Math"/>
+                            <w:sz w:val="20"/>
+                            <w:highlight w:val="yellow"/>
                           </w:rPr>
                         </m:ctrlPr>
                       </m:dPr>
@@ -6974,6 +7340,8 @@
                           </m:rPr>
                           <w:rPr>
                             <w:rFonts w:ascii="Cambria Math" w:hAnsi="Cambria Math"/>
+                            <w:sz w:val="20"/>
+                            <w:highlight w:val="yellow"/>
                           </w:rPr>
                           <m:t>H</m:t>
                         </m:r>
@@ -6982,6 +7350,8 @@
                             <m:ctrlPr>
                               <w:rPr>
                                 <w:rFonts w:ascii="Cambria Math" w:hAnsi="Cambria Math"/>
+                                <w:sz w:val="20"/>
+                                <w:highlight w:val="yellow"/>
                               </w:rPr>
                             </m:ctrlPr>
                           </m:dPr>
@@ -6991,6 +7361,8 @@
                                 <m:ctrlPr>
                                   <w:rPr>
                                     <w:rFonts w:ascii="Cambria Math" w:hAnsi="Cambria Math"/>
+                                    <w:sz w:val="20"/>
+                                    <w:highlight w:val="yellow"/>
                                   </w:rPr>
                                 </m:ctrlPr>
                               </m:sSubPr>
@@ -7001,6 +7373,8 @@
                                   </m:rPr>
                                   <w:rPr>
                                     <w:rFonts w:ascii="Cambria Math" w:hAnsi="Cambria Math"/>
+                                    <w:sz w:val="20"/>
+                                    <w:highlight w:val="yellow"/>
                                   </w:rPr>
                                   <m:t>f</m:t>
                                 </m:r>
@@ -7012,6 +7386,8 @@
                                   </m:rPr>
                                   <w:rPr>
                                     <w:rFonts w:ascii="Cambria Math" w:hAnsi="Cambria Math"/>
+                                    <w:sz w:val="20"/>
+                                    <w:highlight w:val="yellow"/>
                                   </w:rPr>
                                   <m:t>d</m:t>
                                 </m:r>
@@ -7029,6 +7405,8 @@
                       </m:rPr>
                       <w:rPr>
                         <w:rFonts w:ascii="Cambria Math" w:hAnsi="Cambria Math"/>
+                        <w:sz w:val="20"/>
+                        <w:highlight w:val="yellow"/>
                       </w:rPr>
                       <m:t>2</m:t>
                     </m:r>
@@ -7040,6 +7418,8 @@
                   </m:rPr>
                   <w:rPr>
                     <w:rFonts w:ascii="Cambria Math" w:hAnsi="Cambria Math"/>
+                    <w:sz w:val="20"/>
+                    <w:highlight w:val="yellow"/>
                   </w:rPr>
                   <m:t>=16</m:t>
                 </m:r>
@@ -7048,6 +7428,8 @@
                     <m:ctrlPr>
                       <w:rPr>
                         <w:rFonts w:ascii="Cambria Math" w:hAnsi="Cambria Math"/>
+                        <w:sz w:val="20"/>
+                        <w:highlight w:val="yellow"/>
                       </w:rPr>
                     </m:ctrlPr>
                   </m:funcPr>
@@ -7057,6 +7439,8 @@
                         <m:ctrlPr>
                           <w:rPr>
                             <w:rFonts w:ascii="Cambria Math" w:hAnsi="Cambria Math"/>
+                            <w:sz w:val="20"/>
+                            <w:highlight w:val="yellow"/>
                           </w:rPr>
                         </m:ctrlPr>
                       </m:sSupPr>
@@ -7067,6 +7451,8 @@
                           </m:rPr>
                           <w:rPr>
                             <w:rFonts w:ascii="Cambria Math" w:hAnsi="Cambria Math"/>
+                            <w:sz w:val="20"/>
+                            <w:highlight w:val="yellow"/>
                           </w:rPr>
                           <m:t>sin</m:t>
                         </m:r>
@@ -7078,6 +7464,8 @@
                           </m:rPr>
                           <w:rPr>
                             <w:rFonts w:ascii="Cambria Math" w:hAnsi="Cambria Math"/>
+                            <w:sz w:val="20"/>
+                            <w:highlight w:val="yellow"/>
                           </w:rPr>
                           <m:t>4</m:t>
                         </m:r>
@@ -7091,6 +7479,8 @@
                       </m:rPr>
                       <w:rPr>
                         <w:rFonts w:ascii="Cambria Math" w:hAnsi="Cambria Math"/>
+                        <w:sz w:val="20"/>
+                        <w:highlight w:val="yellow"/>
                       </w:rPr>
                       <m:t>​</m:t>
                     </m:r>
@@ -7099,6 +7489,8 @@
                         <m:ctrlPr>
                           <w:rPr>
                             <w:rFonts w:ascii="Cambria Math" w:hAnsi="Cambria Math"/>
+                            <w:sz w:val="20"/>
+                            <w:highlight w:val="yellow"/>
                           </w:rPr>
                         </m:ctrlPr>
                       </m:dPr>
@@ -7109,6 +7501,8 @@
                           </m:rPr>
                           <w:rPr>
                             <w:rFonts w:ascii="Cambria Math" w:hAnsi="Cambria Math"/>
+                            <w:sz w:val="20"/>
+                            <w:highlight w:val="yellow"/>
                           </w:rPr>
                           <m:t>π</m:t>
                         </m:r>
@@ -7117,6 +7511,8 @@
                             <m:ctrlPr>
                               <w:rPr>
                                 <w:rFonts w:ascii="Cambria Math" w:hAnsi="Cambria Math"/>
+                                <w:sz w:val="20"/>
+                                <w:highlight w:val="yellow"/>
                               </w:rPr>
                             </m:ctrlPr>
                           </m:fPr>
@@ -7126,6 +7522,8 @@
                                 <m:ctrlPr>
                                   <w:rPr>
                                     <w:rFonts w:ascii="Cambria Math" w:hAnsi="Cambria Math"/>
+                                    <w:sz w:val="20"/>
+                                    <w:highlight w:val="yellow"/>
                                   </w:rPr>
                                 </m:ctrlPr>
                               </m:sSubPr>
@@ -7136,6 +7534,8 @@
                                   </m:rPr>
                                   <w:rPr>
                                     <w:rFonts w:ascii="Cambria Math" w:hAnsi="Cambria Math"/>
+                                    <w:sz w:val="20"/>
+                                    <w:highlight w:val="yellow"/>
                                   </w:rPr>
                                   <m:t>f</m:t>
                                 </m:r>
@@ -7147,6 +7547,8 @@
                                   </m:rPr>
                                   <w:rPr>
                                     <w:rFonts w:ascii="Cambria Math" w:hAnsi="Cambria Math"/>
+                                    <w:sz w:val="20"/>
+                                    <w:highlight w:val="yellow"/>
                                   </w:rPr>
                                   <m:t>d</m:t>
                                 </m:r>
@@ -7159,6 +7561,8 @@
                                 <m:ctrlPr>
                                   <w:rPr>
                                     <w:rFonts w:ascii="Cambria Math" w:hAnsi="Cambria Math"/>
+                                    <w:sz w:val="20"/>
+                                    <w:highlight w:val="yellow"/>
                                   </w:rPr>
                                 </m:ctrlPr>
                               </m:sSubPr>
@@ -7169,6 +7573,8 @@
                                   </m:rPr>
                                   <w:rPr>
                                     <w:rFonts w:ascii="Cambria Math" w:hAnsi="Cambria Math"/>
+                                    <w:sz w:val="20"/>
+                                    <w:highlight w:val="yellow"/>
                                   </w:rPr>
                                   <m:t>f</m:t>
                                 </m:r>
@@ -7180,6 +7586,8 @@
                                   </m:rPr>
                                   <w:rPr>
                                     <w:rFonts w:ascii="Cambria Math" w:hAnsi="Cambria Math"/>
+                                    <w:sz w:val="20"/>
+                                    <w:highlight w:val="yellow"/>
                                   </w:rPr>
                                   <m:t>PRF</m:t>
                                 </m:r>
@@ -7193,6 +7601,8 @@
                       <w:rPr>
                         <w:rFonts w:ascii="Cambria Math" w:hAnsi="Cambria Math"/>
                         <w:i/>
+                        <w:sz w:val="20"/>
+                        <w:highlight w:val="yellow"/>
                       </w:rPr>
                     </m:ctrlPr>
                   </m:e>
@@ -7206,6 +7616,7 @@
               <w:jc w:val="both"/>
               <w:rPr>
                 <w:sz w:val="20"/>
+                <w:highlight w:val="yellow"/>
                 <w:lang w:val="tr-TR"/>
               </w:rPr>
             </w:pPr>
@@ -7218,14 +7629,26 @@
           <w:p>
             <w:pPr>
               <w:jc w:val="right"/>
+              <w:rPr>
+                <w:highlight w:val="yellow"/>
+              </w:rPr>
             </w:pPr>
             <w:r>
+              <w:rPr>
+                <w:highlight w:val="yellow"/>
+              </w:rPr>
               <w:t>(</w:t>
             </w:r>
             <w:r>
+              <w:rPr>
+                <w:highlight w:val="yellow"/>
+              </w:rPr>
               <w:t>3</w:t>
             </w:r>
             <w:r>
+              <w:rPr>
+                <w:highlight w:val="yellow"/>
+              </w:rPr>
               <w:t>)</w:t>
             </w:r>
           </w:p>
@@ -7262,7 +7685,219 @@
           <w:sz w:val="20"/>
           <w:lang w:val="tr-TR"/>
         </w:rPr>
-        <w:t>Burada</w:t>
+        <w:t xml:space="preserve">Burada </w:t>
+      </w:r>
+      <w:r>
+        <w:rPr>
+          <w:sz w:val="20"/>
+          <w:lang w:val="tr-TR"/>
+        </w:rPr>
+        <w:t>Doppler frekansı</w:t>
+      </w:r>
+      <w:r>
+        <w:rPr>
+          <w:sz w:val="20"/>
+          <w:lang w:val="tr-TR"/>
+        </w:rPr>
+        <w:t xml:space="preserve"> </w:t>
+      </w:r>
+      <m:oMath>
+        <m:sSub>
+          <m:sSubPr>
+            <m:ctrlPr>
+              <w:rPr>
+                <w:rFonts w:ascii="Cambria Math" w:hAnsi="Cambria Math"/>
+                <w:i/>
+                <w:sz w:val="20"/>
+              </w:rPr>
+            </m:ctrlPr>
+          </m:sSubPr>
+          <m:e>
+            <m:r>
+              <w:rPr>
+                <w:rFonts w:ascii="Cambria Math" w:hAnsi="Cambria Math"/>
+                <w:sz w:val="20"/>
+              </w:rPr>
+              <m:t>f</m:t>
+            </m:r>
+          </m:e>
+          <m:sub>
+            <m:r>
+              <w:rPr>
+                <w:rFonts w:ascii="Cambria Math" w:hAnsi="Cambria Math"/>
+                <w:sz w:val="20"/>
+              </w:rPr>
+              <m:t>d</m:t>
+            </m:r>
+          </m:sub>
+        </m:sSub>
+        <m:r>
+          <w:rPr>
+            <w:rFonts w:ascii="Cambria Math" w:hAnsi="Cambria Math"/>
+            <w:sz w:val="20"/>
+          </w:rPr>
+          <m:t>=</m:t>
+        </m:r>
+        <m:r>
+          <m:rPr>
+            <m:sty m:val="p"/>
+          </m:rPr>
+          <w:rPr>
+            <w:rFonts w:ascii="Cambria Math" w:hAnsi="Cambria Math"/>
+            <w:sz w:val="20"/>
+          </w:rPr>
+          <m:t>2</m:t>
+        </m:r>
+        <m:sSub>
+          <m:sSubPr>
+            <m:ctrlPr>
+              <w:rPr>
+                <w:rFonts w:ascii="Cambria Math" w:hAnsi="Cambria Math"/>
+                <w:i/>
+                <w:sz w:val="20"/>
+              </w:rPr>
+            </m:ctrlPr>
+          </m:sSubPr>
+          <m:e>
+            <m:r>
+              <w:rPr>
+                <w:rFonts w:ascii="Cambria Math" w:hAnsi="Cambria Math"/>
+                <w:sz w:val="20"/>
+              </w:rPr>
+              <m:t>v</m:t>
+            </m:r>
+          </m:e>
+          <m:sub>
+            <m:r>
+              <w:rPr>
+                <w:rFonts w:ascii="Cambria Math" w:hAnsi="Cambria Math"/>
+                <w:sz w:val="20"/>
+              </w:rPr>
+              <m:t>r</m:t>
+            </m:r>
+          </m:sub>
+        </m:sSub>
+        <m:r>
+          <w:rPr>
+            <w:rFonts w:ascii="Cambria Math" w:hAnsi="Cambria Math"/>
+            <w:sz w:val="20"/>
+          </w:rPr>
+          <m:t>/λ</m:t>
+        </m:r>
+      </m:oMath>
+      <w:r>
+        <w:rPr>
+          <w:sz w:val="20"/>
+        </w:rPr>
+        <w:t>,</w:t>
+      </w:r>
+      <w:r>
+        <w:rPr>
+          <w:i/>
+          <w:sz w:val="20"/>
+        </w:rPr>
+        <w:t xml:space="preserve"> </w:t>
+      </w:r>
+      <w:r>
+        <w:rPr>
+          <w:sz w:val="20"/>
+          <w:lang w:val="tr-TR"/>
+        </w:rPr>
+        <w:t>h</w:t>
+      </w:r>
+      <w:r>
+        <w:rPr>
+          <w:sz w:val="20"/>
+          <w:lang w:val="tr-TR"/>
+        </w:rPr>
+        <w:t xml:space="preserve">edefin radyal hızı </w:t>
+      </w:r>
+      <m:oMath>
+        <m:sSub>
+          <m:sSubPr>
+            <m:ctrlPr>
+              <w:rPr>
+                <w:rFonts w:ascii="Cambria Math" w:hAnsi="Cambria Math"/>
+                <w:i/>
+                <w:sz w:val="20"/>
+                <w:lang w:val="tr-TR"/>
+              </w:rPr>
+            </m:ctrlPr>
+          </m:sSubPr>
+          <m:e>
+            <m:r>
+              <w:rPr>
+                <w:rFonts w:ascii="Cambria Math" w:hAnsi="Cambria Math"/>
+                <w:sz w:val="20"/>
+                <w:lang w:val="tr-TR"/>
+              </w:rPr>
+              <m:t>v</m:t>
+            </m:r>
+          </m:e>
+          <m:sub>
+            <m:r>
+              <w:rPr>
+                <w:rFonts w:ascii="Cambria Math" w:hAnsi="Cambria Math"/>
+                <w:sz w:val="20"/>
+                <w:lang w:val="tr-TR"/>
+              </w:rPr>
+              <m:t>r</m:t>
+            </m:r>
+          </m:sub>
+        </m:sSub>
+        <m:r>
+          <w:rPr>
+            <w:rFonts w:ascii="Cambria Math" w:hAnsi="Cambria Math"/>
+            <w:sz w:val="20"/>
+            <w:lang w:val="tr-TR"/>
+          </w:rPr>
+          <m:t xml:space="preserve"> </m:t>
+        </m:r>
+      </m:oMath>
+      <w:r>
+        <w:rPr>
+          <w:sz w:val="20"/>
+          <w:lang w:val="tr-TR"/>
+        </w:rPr>
+        <w:t xml:space="preserve">ve taşıyıcı </w:t>
+      </w:r>
+      <w:r>
+        <w:rPr>
+          <w:sz w:val="20"/>
+          <w:lang w:val="tr-TR"/>
+        </w:rPr>
+        <w:t xml:space="preserve">dalga boyu </w:t>
+      </w:r>
+      <m:oMath>
+        <m:r>
+          <w:rPr>
+            <w:rFonts w:ascii="Cambria Math" w:hAnsi="Cambria Math"/>
+            <w:sz w:val="20"/>
+            <w:lang w:val="tr-TR"/>
+          </w:rPr>
+          <m:t>λ</m:t>
+        </m:r>
+      </m:oMath>
+      <w:r>
+        <w:rPr>
+          <w:sz w:val="20"/>
+          <w:lang w:val="tr-TR"/>
+        </w:rPr>
+        <w:t xml:space="preserve"> </w:t>
+      </w:r>
+      <w:r>
+        <w:rPr>
+          <w:sz w:val="20"/>
+          <w:lang w:val="tr-TR"/>
+        </w:rPr>
+        <w:t xml:space="preserve"> bağıntısıyla </w:t>
+      </w:r>
+      <w:r>
+        <w:rPr>
+          <w:sz w:val="20"/>
+          <w:lang w:val="tr-TR"/>
+        </w:rPr>
+        <w:t>belirlenmektedir.</w:t>
       </w:r>
       <w:r>
         <w:rPr>
@@ -7313,14 +7948,51 @@
           <w:sz w:val="20"/>
           <w:lang w:val="tr-TR"/>
         </w:rPr>
-        <w:t xml:space="preserve"> darbe tekrarlama frekansı</w:t>
-      </w:r>
-      <w:r>
-        <w:rPr>
-          <w:sz w:val="20"/>
-          <w:lang w:val="tr-TR"/>
-        </w:rPr>
-        <w:t xml:space="preserve">nı göstermektedir. </w:t>
+        <w:t xml:space="preserve"> </w:t>
+      </w:r>
+      <w:proofErr w:type="gramStart"/>
+      <w:r>
+        <w:rPr>
+          <w:sz w:val="20"/>
+          <w:lang w:val="tr-TR"/>
+        </w:rPr>
+        <w:t>darbe</w:t>
+      </w:r>
+      <w:proofErr w:type="gramEnd"/>
+      <w:r>
+        <w:rPr>
+          <w:sz w:val="20"/>
+          <w:lang w:val="tr-TR"/>
+        </w:rPr>
+        <w:t xml:space="preserve"> tekrarlama frekansı</w:t>
+      </w:r>
+      <w:r>
+        <w:rPr>
+          <w:sz w:val="20"/>
+          <w:lang w:val="tr-TR"/>
+        </w:rPr>
+        <w:t xml:space="preserve">nı </w:t>
+      </w:r>
+      <w:r>
+        <w:rPr>
+          <w:sz w:val="20"/>
+          <w:lang w:val="tr-TR"/>
+        </w:rPr>
+        <w:t>temsil etmektedir</w:t>
+      </w:r>
+      <w:r>
+        <w:rPr>
+          <w:sz w:val="20"/>
+          <w:lang w:val="tr-TR"/>
+        </w:rPr>
+        <w:t>.</w:t>
+      </w:r>
+      <w:r>
+        <w:rPr>
+          <w:sz w:val="20"/>
+          <w:lang w:val="tr-TR"/>
+        </w:rPr>
+        <w:t xml:space="preserve"> </w:t>
       </w:r>
       <w:r>
         <w:rPr>
@@ -7334,14 +8006,7 @@
           <w:sz w:val="20"/>
           <w:lang w:val="tr-TR"/>
         </w:rPr>
-        <w:t>güç yoğunluğu</w:t>
-      </w:r>
-      <w:r>
-        <w:rPr>
-          <w:sz w:val="20"/>
-          <w:lang w:val="tr-TR"/>
-        </w:rPr>
-        <w:t xml:space="preserve"> güç-yasası modeli ile </w:t>
+        <w:t>güç yoğunluğu ise</w:t>
       </w:r>
     </w:p>
     <w:p>
@@ -7380,6 +8045,10 @@
             <w:pPr>
               <w:spacing w:before="20"/>
               <w:jc w:val="both"/>
+              <w:rPr>
+                <w:sz w:val="20"/>
+                <w:highlight w:val="yellow"/>
+              </w:rPr>
             </w:pPr>
             <m:oMathPara>
               <m:oMath>
@@ -7388,6 +8057,8 @@
                     <m:ctrlPr>
                       <w:rPr>
                         <w:rFonts w:ascii="Cambria Math" w:hAnsi="Cambria Math"/>
+                        <w:sz w:val="20"/>
+                        <w:highlight w:val="yellow"/>
                       </w:rPr>
                     </m:ctrlPr>
                   </m:sSubPr>
@@ -7398,6 +8069,8 @@
                       </m:rPr>
                       <w:rPr>
                         <w:rFonts w:ascii="Cambria Math" w:hAnsi="Cambria Math"/>
+                        <w:sz w:val="20"/>
+                        <w:highlight w:val="yellow"/>
                       </w:rPr>
                       <m:t>S</m:t>
                     </m:r>
@@ -7409,6 +8082,8 @@
                       </m:rPr>
                       <w:rPr>
                         <w:rFonts w:ascii="Cambria Math" w:hAnsi="Cambria Math"/>
+                        <w:sz w:val="20"/>
+                        <w:highlight w:val="yellow"/>
                       </w:rPr>
                       <m:t>j</m:t>
                     </m:r>
@@ -7419,6 +8094,8 @@
                     <m:ctrlPr>
                       <w:rPr>
                         <w:rFonts w:ascii="Cambria Math" w:hAnsi="Cambria Math"/>
+                        <w:sz w:val="20"/>
+                        <w:highlight w:val="yellow"/>
                       </w:rPr>
                     </m:ctrlPr>
                   </m:dPr>
@@ -7429,6 +8106,8 @@
                       </m:rPr>
                       <w:rPr>
                         <w:rFonts w:ascii="Cambria Math" w:hAnsi="Cambria Math"/>
+                        <w:sz w:val="20"/>
+                        <w:highlight w:val="yellow"/>
                       </w:rPr>
                       <m:t>f</m:t>
                     </m:r>
@@ -7440,23 +8119,18 @@
                   </m:rPr>
                   <w:rPr>
                     <w:rFonts w:ascii="Cambria Math" w:hAnsi="Cambria Math"/>
+                    <w:sz w:val="20"/>
+                    <w:highlight w:val="yellow"/>
                   </w:rPr>
-                  <m:t>=</m:t>
-                </m:r>
-                <m:r>
-                  <m:rPr>
-                    <m:sty m:val="p"/>
-                  </m:rPr>
-                  <w:rPr>
-                    <w:rFonts w:ascii="Cambria Math" w:hAnsi="Cambria Math"/>
-                  </w:rPr>
-                  <m:t>γ</m:t>
+                  <m:t>=γ</m:t>
                 </m:r>
                 <m:sSup>
                   <m:sSupPr>
                     <m:ctrlPr>
                       <w:rPr>
                         <w:rFonts w:ascii="Cambria Math" w:hAnsi="Cambria Math"/>
+                        <w:sz w:val="20"/>
+                        <w:highlight w:val="yellow"/>
                       </w:rPr>
                     </m:ctrlPr>
                   </m:sSupPr>
@@ -7466,6 +8140,8 @@
                         <m:ctrlPr>
                           <w:rPr>
                             <w:rFonts w:ascii="Cambria Math" w:hAnsi="Cambria Math"/>
+                            <w:sz w:val="20"/>
+                            <w:highlight w:val="yellow"/>
                           </w:rPr>
                         </m:ctrlPr>
                       </m:dPr>
@@ -7477,6 +8153,8 @@
                             <m:ctrlPr>
                               <w:rPr>
                                 <w:rFonts w:ascii="Cambria Math" w:hAnsi="Cambria Math"/>
+                                <w:sz w:val="20"/>
+                                <w:highlight w:val="yellow"/>
                               </w:rPr>
                             </m:ctrlPr>
                           </m:dPr>
@@ -7487,6 +8165,8 @@
                               </m:rPr>
                               <w:rPr>
                                 <w:rFonts w:ascii="Cambria Math" w:hAnsi="Cambria Math"/>
+                                <w:sz w:val="20"/>
+                                <w:highlight w:val="yellow"/>
                               </w:rPr>
                               <m:t>f</m:t>
                             </m:r>
@@ -7502,17 +8182,10 @@
                       </m:rPr>
                       <w:rPr>
                         <w:rFonts w:ascii="Cambria Math" w:hAnsi="Cambria Math"/>
+                        <w:sz w:val="20"/>
+                        <w:highlight w:val="yellow"/>
                       </w:rPr>
-                      <m:t>-</m:t>
-                    </m:r>
-                    <m:r>
-                      <m:rPr>
-                        <m:sty m:val="p"/>
-                      </m:rPr>
-                      <w:rPr>
-                        <w:rFonts w:ascii="Cambria Math" w:hAnsi="Cambria Math"/>
-                      </w:rPr>
-                      <m:t>α</m:t>
+                      <m:t>-α</m:t>
                     </m:r>
                   </m:sup>
                 </m:sSup>
@@ -7522,6 +8195,8 @@
                   </m:rPr>
                   <w:rPr>
                     <w:rFonts w:ascii="Cambria Math" w:hAnsi="Cambria Math"/>
+                    <w:sz w:val="20"/>
+                    <w:highlight w:val="yellow"/>
                   </w:rPr>
                   <m:t>,</m:t>
                 </m:r>
@@ -7531,6 +8206,8 @@
                   </m:rPr>
                   <w:rPr>
                     <w:rFonts w:ascii="Cambria Math" w:hAnsi="Cambria Math"/>
+                    <w:sz w:val="20"/>
+                    <w:highlight w:val="yellow"/>
                   </w:rPr>
                   <m:t> </m:t>
                 </m:r>
@@ -7541,6 +8218,8 @@
                     <m:ctrlPr>
                       <w:rPr>
                         <w:rFonts w:ascii="Cambria Math" w:hAnsi="Cambria Math"/>
+                        <w:sz w:val="20"/>
+                        <w:highlight w:val="yellow"/>
                       </w:rPr>
                     </m:ctrlPr>
                   </m:dPr>
@@ -7551,6 +8230,8 @@
                       </m:rPr>
                       <w:rPr>
                         <w:rFonts w:ascii="Cambria Math" w:hAnsi="Cambria Math"/>
+                        <w:sz w:val="20"/>
+                        <w:highlight w:val="yellow"/>
                       </w:rPr>
                       <m:t>f</m:t>
                     </m:r>
@@ -7562,6 +8243,8 @@
                   </m:rPr>
                   <w:rPr>
                     <w:rFonts w:ascii="Cambria Math" w:hAnsi="Cambria Math"/>
+                    <w:sz w:val="20"/>
+                    <w:highlight w:val="yellow"/>
                   </w:rPr>
                   <m:t>≤</m:t>
                 </m:r>
@@ -7570,6 +8253,8 @@
                     <m:ctrlPr>
                       <w:rPr>
                         <w:rFonts w:ascii="Cambria Math" w:hAnsi="Cambria Math"/>
+                        <w:sz w:val="20"/>
+                        <w:highlight w:val="yellow"/>
                       </w:rPr>
                     </m:ctrlPr>
                   </m:sSubPr>
@@ -7580,6 +8265,8 @@
                       </m:rPr>
                       <w:rPr>
                         <w:rFonts w:ascii="Cambria Math" w:hAnsi="Cambria Math"/>
+                        <w:sz w:val="20"/>
+                        <w:highlight w:val="yellow"/>
                       </w:rPr>
                       <m:t>f</m:t>
                     </m:r>
@@ -7591,6 +8278,8 @@
                       </m:rPr>
                       <w:rPr>
                         <w:rFonts w:ascii="Cambria Math" w:hAnsi="Cambria Math"/>
+                        <w:sz w:val="20"/>
+                        <w:highlight w:val="yellow"/>
                       </w:rPr>
                       <m:t>PRF</m:t>
                     </m:r>
@@ -7603,6 +8292,8 @@
                   </m:rPr>
                   <w:rPr>
                     <w:rFonts w:ascii="Cambria Math" w:hAnsi="Cambria Math"/>
+                    <w:sz w:val="20"/>
+                    <w:highlight w:val="yellow"/>
                   </w:rPr>
                   <m:t>/</m:t>
                 </m:r>
@@ -7612,6 +8303,8 @@
                   </m:rPr>
                   <w:rPr>
                     <w:rFonts w:ascii="Cambria Math" w:hAnsi="Cambria Math"/>
+                    <w:sz w:val="20"/>
+                    <w:highlight w:val="yellow"/>
                   </w:rPr>
                   <m:t>2</m:t>
                 </m:r>
@@ -7624,6 +8317,7 @@
               <w:jc w:val="both"/>
               <w:rPr>
                 <w:sz w:val="20"/>
+                <w:highlight w:val="yellow"/>
                 <w:lang w:val="tr-TR"/>
               </w:rPr>
             </w:pPr>
@@ -7636,14 +8330,26 @@
           <w:p>
             <w:pPr>
               <w:jc w:val="right"/>
+              <w:rPr>
+                <w:highlight w:val="yellow"/>
+              </w:rPr>
             </w:pPr>
             <w:r>
+              <w:rPr>
+                <w:highlight w:val="yellow"/>
+              </w:rPr>
               <w:t>(</w:t>
             </w:r>
             <w:r>
+              <w:rPr>
+                <w:highlight w:val="yellow"/>
+              </w:rPr>
               <w:t>4</w:t>
             </w:r>
             <w:r>
+              <w:rPr>
+                <w:highlight w:val="yellow"/>
+              </w:rPr>
               <w:t>)</w:t>
             </w:r>
           </w:p>
@@ -7665,6 +8371,49 @@
           <w:sz w:val="20"/>
           <w:lang w:val="tr-TR"/>
         </w:rPr>
+        <w:t>güç</w:t>
+      </w:r>
+      <w:proofErr w:type="gramEnd"/>
+      <w:r>
+        <w:rPr>
+          <w:sz w:val="20"/>
+          <w:lang w:val="tr-TR"/>
+        </w:rPr>
+        <w:t>-yasası</w:t>
+      </w:r>
+      <w:r>
+        <w:rPr>
+          <w:sz w:val="20"/>
+          <w:lang w:val="tr-TR"/>
+        </w:rPr>
+        <w:t xml:space="preserve"> olarak bilinen</w:t>
+      </w:r>
+      <w:r>
+        <w:rPr>
+          <w:sz w:val="20"/>
+          <w:lang w:val="tr-TR"/>
+        </w:rPr>
+        <w:t xml:space="preserve"> model</w:t>
+      </w:r>
+      <w:r>
+        <w:rPr>
+          <w:sz w:val="20"/>
+          <w:lang w:val="tr-TR"/>
+        </w:rPr>
+        <w:t xml:space="preserve"> ile</w:t>
+      </w:r>
+      <w:r>
+        <w:rPr>
+          <w:sz w:val="20"/>
+          <w:lang w:val="tr-TR"/>
+        </w:rPr>
+        <w:t xml:space="preserve"> </w:t>
+      </w:r>
+      <w:r>
+        <w:rPr>
+          <w:sz w:val="20"/>
+          <w:lang w:val="tr-TR"/>
+        </w:rPr>
         <w:t>t</w:t>
       </w:r>
       <w:r>
@@ -7681,7 +8430,6 @@
         </w:rPr>
         <w:t>lanır</w:t>
       </w:r>
-      <w:proofErr w:type="gramEnd"/>
       <w:r>
         <w:rPr>
           <w:sz w:val="20"/>
@@ -7933,7 +8681,22 @@
           <w:sz w:val="20"/>
           <w:lang w:val="tr-TR"/>
         </w:rPr>
-        <w:t xml:space="preserve">) için M </w:t>
+        <w:t xml:space="preserve">) için </w:t>
+      </w:r>
+      <w:r>
+        <w:rPr>
+          <w:i/>
+          <w:sz w:val="20"/>
+          <w:lang w:val="tr-TR"/>
+        </w:rPr>
+        <w:t>M</w:t>
+      </w:r>
+      <w:r>
+        <w:rPr>
+          <w:sz w:val="20"/>
+          <w:lang w:val="tr-TR"/>
+        </w:rPr>
+        <w:t xml:space="preserve"> </w:t>
       </w:r>
       <w:r>
         <w:rPr>
@@ -7989,7 +8752,21 @@
           <w:sz w:val="20"/>
           <w:lang w:val="tr-TR"/>
         </w:rPr>
-        <w:t xml:space="preserve">gücüne oranı şeklinde hesaplanır </w:t>
+        <w:t>gücüne oranı şeklinde</w:t>
+      </w:r>
+      <w:r>
+        <w:rPr>
+          <w:sz w:val="20"/>
+          <w:lang w:val="tr-TR"/>
+        </w:rPr>
+        <w:t xml:space="preserve"> ile </w:t>
+      </w:r>
+      <w:r>
+        <w:rPr>
+          <w:sz w:val="20"/>
+          <w:lang w:val="tr-TR"/>
+        </w:rPr>
+        <w:t xml:space="preserve">hesaplanır </w:t>
       </w:r>
       <w:r>
         <w:rPr>
@@ -8371,21 +9148,14 @@
           <w:sz w:val="20"/>
           <w:lang w:val="tr-TR"/>
         </w:rPr>
-        <w:t>eklinde</w:t>
-      </w:r>
-      <w:r>
-        <w:rPr>
-          <w:sz w:val="20"/>
-          <w:lang w:val="tr-TR"/>
-        </w:rPr>
-        <w:t xml:space="preserve"> ifade edilir</w:t>
-      </w:r>
-      <w:r>
-        <w:rPr>
-          <w:sz w:val="20"/>
-          <w:lang w:val="tr-TR"/>
-        </w:rPr>
-        <w:t>.</w:t>
+        <w:t>eklind</w:t>
+      </w:r>
+      <w:r>
+        <w:rPr>
+          <w:sz w:val="20"/>
+          <w:lang w:val="tr-TR"/>
+        </w:rPr>
+        <w:t>e olup</w:t>
       </w:r>
       <w:r>
         <w:rPr>
@@ -8436,23 +9206,7 @@
           <w:sz w:val="20"/>
           <w:lang w:val="tr-TR"/>
         </w:rPr>
-        <w:t xml:space="preserve"> </w:t>
-      </w:r>
-      <w:proofErr w:type="gramStart"/>
-      <w:r>
-        <w:rPr>
-          <w:sz w:val="20"/>
-          <w:lang w:val="tr-TR"/>
-        </w:rPr>
-        <w:t>test</w:t>
-      </w:r>
-      <w:proofErr w:type="gramEnd"/>
-      <w:r>
-        <w:rPr>
-          <w:sz w:val="20"/>
-          <w:lang w:val="tr-TR"/>
-        </w:rPr>
-        <w:t xml:space="preserve"> hücresi</w:t>
+        <w:t xml:space="preserve"> test hücresi</w:t>
       </w:r>
       <w:r>
         <w:rPr>
@@ -8692,6 +9446,7 @@
               <w:jc w:val="both"/>
               <w:rPr>
                 <w:sz w:val="20"/>
+                <w:highlight w:val="yellow"/>
                 <w:lang w:val="tr-TR"/>
               </w:rPr>
             </w:pPr>
@@ -8704,6 +9459,7 @@
                         <w:rFonts w:ascii="Cambria Math" w:hAnsi="Cambria Math"/>
                         <w:i/>
                         <w:sz w:val="20"/>
+                        <w:highlight w:val="yellow"/>
                         <w:lang w:val="tr-TR"/>
                       </w:rPr>
                     </m:ctrlPr>
@@ -8713,6 +9469,7 @@
                       <w:rPr>
                         <w:rFonts w:ascii="Cambria Math" w:hAnsi="Cambria Math"/>
                         <w:sz w:val="20"/>
+                        <w:highlight w:val="yellow"/>
                         <w:lang w:val="tr-TR"/>
                       </w:rPr>
                       <m:t>P</m:t>
@@ -8723,6 +9480,7 @@
                       <w:rPr>
                         <w:rFonts w:ascii="Cambria Math" w:hAnsi="Cambria Math"/>
                         <w:sz w:val="20"/>
+                        <w:highlight w:val="yellow"/>
                         <w:lang w:val="tr-TR"/>
                       </w:rPr>
                       <m:t>fa</m:t>
@@ -8733,6 +9491,7 @@
                   <w:rPr>
                     <w:rFonts w:ascii="Cambria Math" w:hAnsi="Cambria Math"/>
                     <w:sz w:val="20"/>
+                    <w:highlight w:val="yellow"/>
                     <w:lang w:val="tr-TR"/>
                   </w:rPr>
                   <m:t>=</m:t>
@@ -8744,6 +9503,7 @@
                         <w:rFonts w:ascii="Cambria Math" w:hAnsi="Cambria Math"/>
                         <w:i/>
                         <w:sz w:val="20"/>
+                        <w:highlight w:val="yellow"/>
                         <w:lang w:val="tr-TR"/>
                       </w:rPr>
                     </m:ctrlPr>
@@ -8755,6 +9515,7 @@
                           <w:rPr>
                             <w:rFonts w:ascii="Cambria Math" w:hAnsi="Cambria Math"/>
                             <w:sz w:val="20"/>
+                            <w:highlight w:val="yellow"/>
                             <w:lang w:val="tr-TR"/>
                           </w:rPr>
                         </m:ctrlPr>
@@ -8764,6 +9525,7 @@
                           <w:rPr>
                             <w:rFonts w:ascii="Cambria Math" w:hAnsi="Cambria Math"/>
                             <w:sz w:val="20"/>
+                            <w:highlight w:val="yellow"/>
                             <w:lang w:val="tr-TR"/>
                           </w:rPr>
                           <m:t>1+</m:t>
@@ -8774,6 +9536,7 @@
                               <w:rPr>
                                 <w:rFonts w:ascii="Cambria Math" w:hAnsi="Cambria Math"/>
                                 <w:sz w:val="20"/>
+                                <w:highlight w:val="yellow"/>
                                 <w:lang w:val="tr-TR"/>
                               </w:rPr>
                             </m:ctrlPr>
@@ -8783,6 +9546,7 @@
                               <w:rPr>
                                 <w:rFonts w:ascii="Cambria Math" w:hAnsi="Cambria Math"/>
                                 <w:sz w:val="20"/>
+                                <w:highlight w:val="yellow"/>
                                 <w:lang w:val="tr-TR"/>
                               </w:rPr>
                               <m:t>τ</m:t>
@@ -8792,6 +9556,7 @@
                                 <w:rFonts w:ascii="Cambria Math" w:hAnsi="Cambria Math"/>
                                 <w:i/>
                                 <w:sz w:val="20"/>
+                                <w:highlight w:val="yellow"/>
                                 <w:lang w:val="tr-TR"/>
                               </w:rPr>
                             </m:ctrlPr>
@@ -8801,6 +9566,7 @@
                               <w:rPr>
                                 <w:rFonts w:ascii="Cambria Math" w:hAnsi="Cambria Math"/>
                                 <w:sz w:val="20"/>
+                                <w:highlight w:val="yellow"/>
                                 <w:lang w:val="tr-TR"/>
                               </w:rPr>
                               <m:t>2</m:t>
@@ -8812,6 +9578,7 @@
                                     <w:rFonts w:ascii="Cambria Math" w:hAnsi="Cambria Math"/>
                                     <w:i/>
                                     <w:sz w:val="20"/>
+                                    <w:highlight w:val="yellow"/>
                                     <w:lang w:val="tr-TR"/>
                                   </w:rPr>
                                 </m:ctrlPr>
@@ -8821,6 +9588,7 @@
                                   <w:rPr>
                                     <w:rFonts w:ascii="Cambria Math" w:hAnsi="Cambria Math"/>
                                     <w:sz w:val="20"/>
+                                    <w:highlight w:val="yellow"/>
                                     <w:lang w:val="tr-TR"/>
                                   </w:rPr>
                                   <m:t>N</m:t>
@@ -8831,6 +9599,7 @@
                                   <w:rPr>
                                     <w:rFonts w:ascii="Cambria Math" w:hAnsi="Cambria Math"/>
                                     <w:sz w:val="20"/>
+                                    <w:highlight w:val="yellow"/>
                                     <w:lang w:val="tr-TR"/>
                                   </w:rPr>
                                   <m:t>ref</m:t>
@@ -8842,6 +9611,7 @@
                                 <w:rFonts w:ascii="Cambria Math" w:hAnsi="Cambria Math"/>
                                 <w:i/>
                                 <w:sz w:val="20"/>
+                                <w:highlight w:val="yellow"/>
                                 <w:lang w:val="tr-TR"/>
                               </w:rPr>
                             </m:ctrlPr>
@@ -8852,6 +9622,7 @@
                             <w:rFonts w:ascii="Cambria Math" w:hAnsi="Cambria Math"/>
                             <w:i/>
                             <w:sz w:val="20"/>
+                            <w:highlight w:val="yellow"/>
                             <w:lang w:val="tr-TR"/>
                           </w:rPr>
                         </m:ctrlPr>
@@ -8863,6 +9634,7 @@
                       <w:rPr>
                         <w:rFonts w:ascii="Cambria Math" w:hAnsi="Cambria Math"/>
                         <w:sz w:val="20"/>
+                        <w:highlight w:val="yellow"/>
                         <w:lang w:val="tr-TR"/>
                       </w:rPr>
                       <m:t>-2</m:t>
@@ -8874,6 +9646,7 @@
                             <w:rFonts w:ascii="Cambria Math" w:hAnsi="Cambria Math"/>
                             <w:i/>
                             <w:sz w:val="20"/>
+                            <w:highlight w:val="yellow"/>
                             <w:lang w:val="tr-TR"/>
                           </w:rPr>
                         </m:ctrlPr>
@@ -8883,6 +9656,7 @@
                           <w:rPr>
                             <w:rFonts w:ascii="Cambria Math" w:hAnsi="Cambria Math"/>
                             <w:sz w:val="20"/>
+                            <w:highlight w:val="yellow"/>
                             <w:lang w:val="tr-TR"/>
                           </w:rPr>
                           <m:t>N</m:t>
@@ -8893,6 +9667,7 @@
                           <w:rPr>
                             <w:rFonts w:ascii="Cambria Math" w:hAnsi="Cambria Math"/>
                             <w:sz w:val="20"/>
+                            <w:highlight w:val="yellow"/>
                             <w:lang w:val="tr-TR"/>
                           </w:rPr>
                           <m:t>ref</m:t>
@@ -8910,6 +9685,7 @@
               <w:jc w:val="both"/>
               <w:rPr>
                 <w:sz w:val="20"/>
+                <w:highlight w:val="yellow"/>
                 <w:lang w:val="tr-TR"/>
               </w:rPr>
             </w:pPr>
@@ -8922,14 +9698,26 @@
           <w:p>
             <w:pPr>
               <w:jc w:val="right"/>
+              <w:rPr>
+                <w:highlight w:val="yellow"/>
+              </w:rPr>
             </w:pPr>
             <w:r>
+              <w:rPr>
+                <w:highlight w:val="yellow"/>
+              </w:rPr>
               <w:t>(</w:t>
             </w:r>
             <w:r>
+              <w:rPr>
+                <w:highlight w:val="yellow"/>
+              </w:rPr>
               <w:t>5</w:t>
             </w:r>
             <w:r>
+              <w:rPr>
+                <w:highlight w:val="yellow"/>
+              </w:rPr>
               <w:t>)</w:t>
             </w:r>
           </w:p>
@@ -8951,7 +9739,7 @@
           <w:sz w:val="20"/>
           <w:lang w:val="tr-TR"/>
         </w:rPr>
-        <w:t>şeklinde</w:t>
+        <w:t>ile</w:t>
       </w:r>
       <w:proofErr w:type="gramEnd"/>
       <w:r>
@@ -8959,7 +9747,14 @@
           <w:sz w:val="20"/>
           <w:lang w:val="tr-TR"/>
         </w:rPr>
-        <w:t xml:space="preserve"> tanımlanmaktadır </w:t>
+        <w:t xml:space="preserve"> tanımlanmaktadır</w:t>
+      </w:r>
+      <w:r>
+        <w:rPr>
+          <w:sz w:val="20"/>
+          <w:lang w:val="tr-TR"/>
+        </w:rPr>
+        <w:t xml:space="preserve"> </w:t>
       </w:r>
       <w:r>
         <w:rPr>
@@ -8996,6 +9791,7 @@
       <w:r>
         <w:rPr>
           <w:sz w:val="20"/>
+          <w:highlight w:val="yellow"/>
           <w:lang w:val="tr-TR"/>
         </w:rPr>
         <w:t>MTI süzgeci ve darbe entegrasyonu, sinyalin</w:t>
@@ -9003,13 +9799,15 @@
       <w:r>
         <w:rPr>
           <w:sz w:val="20"/>
-          <w:lang w:val="tr-TR"/>
-        </w:rPr>
-        <w:t xml:space="preserve"> </w:t>
-      </w:r>
-      <w:r>
-        <w:rPr>
-          <w:sz w:val="20"/>
+          <w:highlight w:val="yellow"/>
+          <w:lang w:val="tr-TR"/>
+        </w:rPr>
+        <w:t xml:space="preserve"> </w:t>
+      </w:r>
+      <w:r>
+        <w:rPr>
+          <w:sz w:val="20"/>
+          <w:highlight w:val="yellow"/>
           <w:lang w:val="tr-TR"/>
         </w:rPr>
         <w:t>dağılımını ideal modelden uzaklaştır</w:t>
@@ -9017,6 +9815,7 @@
       <w:r>
         <w:rPr>
           <w:sz w:val="20"/>
+          <w:highlight w:val="yellow"/>
           <w:lang w:val="tr-TR"/>
         </w:rPr>
         <w:t xml:space="preserve">dığından </w:t>
@@ -9024,6 +9823,7 @@
       <w:r>
         <w:rPr>
           <w:sz w:val="20"/>
+          <w:highlight w:val="yellow"/>
           <w:lang w:val="tr-TR"/>
         </w:rPr>
         <w:t xml:space="preserve">eşik çarpanı τ doğrudan </w:t>
@@ -9031,6 +9831,7 @@
       <w:r>
         <w:rPr>
           <w:sz w:val="20"/>
+          <w:highlight w:val="yellow"/>
           <w:lang w:val="tr-TR"/>
         </w:rPr>
         <w:t>(</w:t>
@@ -9038,6 +9839,7 @@
       <w:r>
         <w:rPr>
           <w:sz w:val="20"/>
+          <w:highlight w:val="yellow"/>
           <w:lang w:val="tr-TR"/>
         </w:rPr>
         <w:t>5</w:t>
@@ -9045,6 +9847,7 @@
       <w:r>
         <w:rPr>
           <w:sz w:val="20"/>
+          <w:highlight w:val="yellow"/>
           <w:lang w:val="tr-TR"/>
         </w:rPr>
         <w:t>)</w:t>
@@ -9052,27 +9855,23 @@
       <w:r>
         <w:rPr>
           <w:sz w:val="20"/>
-          <w:lang w:val="tr-TR"/>
-        </w:rPr>
-        <w:t xml:space="preserve"> ile belirlenemez. Dolayısıyla her bir CFAR sezicisi için </w:t>
-      </w:r>
-      <w:r>
-        <w:rPr>
-          <w:sz w:val="20"/>
-          <w:lang w:val="tr-TR"/>
-        </w:rPr>
-        <w:t>τ</w:t>
-      </w:r>
-      <w:r>
-        <w:rPr>
-          <w:sz w:val="20"/>
-          <w:lang w:val="tr-TR"/>
-        </w:rPr>
-        <w:t xml:space="preserve"> değeri </w:t>
-      </w:r>
-      <w:r>
-        <w:rPr>
-          <w:sz w:val="20"/>
+          <w:highlight w:val="yellow"/>
+          <w:lang w:val="tr-TR"/>
+        </w:rPr>
+        <w:t xml:space="preserve"> bağıntısıyla</w:t>
+      </w:r>
+      <w:r>
+        <w:rPr>
+          <w:sz w:val="20"/>
+          <w:highlight w:val="yellow"/>
+          <w:lang w:val="tr-TR"/>
+        </w:rPr>
+        <w:t xml:space="preserve"> belirlenemez. Dolayısıyla her bir CFAR sezicisi için τ değeri </w:t>
+      </w:r>
+      <w:r>
+        <w:rPr>
+          <w:sz w:val="20"/>
+          <w:highlight w:val="yellow"/>
           <w:lang w:val="tr-TR"/>
         </w:rPr>
         <w:t>beyaz gürültü ortamında</w:t>
@@ -9080,21 +9879,39 @@
       <w:r>
         <w:rPr>
           <w:sz w:val="20"/>
-          <w:lang w:val="tr-TR"/>
-        </w:rPr>
-        <w:t xml:space="preserve"> </w:t>
-      </w:r>
-      <w:r>
-        <w:rPr>
-          <w:sz w:val="20"/>
-          <w:lang w:val="tr-TR"/>
-        </w:rPr>
-        <w:t>deneysel olarak kalibre edilmiştir. Karşılaştırma amacıyla CA-</w:t>
-      </w:r>
-      <w:proofErr w:type="spellStart"/>
-      <w:r>
-        <w:rPr>
-          <w:sz w:val="20"/>
+          <w:highlight w:val="yellow"/>
+          <w:lang w:val="tr-TR"/>
+        </w:rPr>
+        <w:t xml:space="preserve"> </w:t>
+      </w:r>
+      <w:r>
+        <w:rPr>
+          <w:sz w:val="20"/>
+          <w:highlight w:val="yellow"/>
+          <w:lang w:val="tr-TR"/>
+        </w:rPr>
+        <w:t>deneysel olarak kalibre edilmiştir.</w:t>
+      </w:r>
+      <w:r>
+        <w:rPr>
+          <w:sz w:val="20"/>
+          <w:lang w:val="tr-TR"/>
+        </w:rPr>
+        <w:t xml:space="preserve"> </w:t>
+      </w:r>
+      <w:r>
+        <w:rPr>
+          <w:sz w:val="20"/>
+          <w:highlight w:val="yellow"/>
+          <w:lang w:val="tr-TR"/>
+        </w:rPr>
+        <w:t>Karşılaştırma amacıyla CA-</w:t>
+      </w:r>
+      <w:proofErr w:type="spellStart"/>
+      <w:r>
+        <w:rPr>
+          <w:sz w:val="20"/>
+          <w:highlight w:val="yellow"/>
           <w:lang w:val="tr-TR"/>
         </w:rPr>
         <w:t>CFAR’a</w:t>
@@ -9103,21 +9920,83 @@
       <w:r>
         <w:rPr>
           <w:sz w:val="20"/>
-          <w:lang w:val="tr-TR"/>
-        </w:rPr>
-        <w:t xml:space="preserve"> ek olarak GO-CFAR, SO-CFAR ve OS-CFAR sezicileri de incelenmiştir.</w:t>
-      </w:r>
-      <w:r>
-        <w:rPr>
-          <w:sz w:val="20"/>
-          <w:lang w:val="tr-TR"/>
-        </w:rPr>
-        <w:t xml:space="preserve"> </w:t>
-      </w:r>
-      <w:proofErr w:type="spellStart"/>
-      <w:r>
-        <w:rPr>
-          <w:sz w:val="20"/>
+          <w:highlight w:val="yellow"/>
+          <w:lang w:val="tr-TR"/>
+        </w:rPr>
+        <w:t xml:space="preserve"> ek olarak GO-</w:t>
+      </w:r>
+      <w:proofErr w:type="gramStart"/>
+      <w:r>
+        <w:rPr>
+          <w:sz w:val="20"/>
+          <w:highlight w:val="yellow"/>
+          <w:lang w:val="tr-TR"/>
+        </w:rPr>
+        <w:t>CFAR</w:t>
+      </w:r>
+      <w:r>
+        <w:rPr>
+          <w:sz w:val="20"/>
+          <w:highlight w:val="yellow"/>
+          <w:lang w:val="tr-TR"/>
+        </w:rPr>
+        <w:t xml:space="preserve"> </w:t>
+      </w:r>
+      <w:r>
+        <w:rPr>
+          <w:sz w:val="20"/>
+          <w:highlight w:val="yellow"/>
+          <w:lang w:val="tr-TR"/>
+        </w:rPr>
+        <w:t>,</w:t>
+      </w:r>
+      <w:proofErr w:type="gramEnd"/>
+      <w:r>
+        <w:rPr>
+          <w:sz w:val="20"/>
+          <w:highlight w:val="yellow"/>
+          <w:lang w:val="tr-TR"/>
+        </w:rPr>
+        <w:t xml:space="preserve"> SO-CFAR ve OS-CFAR sezicileri de incelenmiştir.</w:t>
+      </w:r>
+      <w:r>
+        <w:rPr>
+          <w:sz w:val="20"/>
+          <w:highlight w:val="yellow"/>
+          <w:lang w:val="tr-TR"/>
+        </w:rPr>
+        <w:t xml:space="preserve"> (</w:t>
+      </w:r>
+      <w:proofErr w:type="gramStart"/>
+      <w:r>
+        <w:rPr>
+          <w:sz w:val="20"/>
+          <w:highlight w:val="yellow"/>
+          <w:lang w:val="tr-TR"/>
+        </w:rPr>
+        <w:t>ifade</w:t>
+      </w:r>
+      <w:proofErr w:type="gramEnd"/>
+      <w:r>
+        <w:rPr>
+          <w:sz w:val="20"/>
+          <w:highlight w:val="yellow"/>
+          <w:lang w:val="tr-TR"/>
+        </w:rPr>
+        <w:t xml:space="preserve"> eklenecek)</w:t>
+      </w:r>
+      <w:r>
+        <w:rPr>
+          <w:sz w:val="20"/>
+          <w:lang w:val="tr-TR"/>
+        </w:rPr>
+        <w:t xml:space="preserve"> </w:t>
+      </w:r>
+      <w:proofErr w:type="spellStart"/>
+      <w:r>
+        <w:rPr>
+          <w:sz w:val="20"/>
+          <w:highlight w:val="yellow"/>
         </w:rPr>
         <w:t>Renkli</w:t>
       </w:r>
@@ -9125,13 +10004,15 @@
       <w:r>
         <w:rPr>
           <w:sz w:val="20"/>
-        </w:rPr>
-        <w:t xml:space="preserve"> </w:t>
-      </w:r>
-      <w:proofErr w:type="spellStart"/>
-      <w:r>
-        <w:rPr>
-          <w:sz w:val="20"/>
+          <w:highlight w:val="yellow"/>
+        </w:rPr>
+        <w:t xml:space="preserve"> </w:t>
+      </w:r>
+      <w:proofErr w:type="spellStart"/>
+      <w:r>
+        <w:rPr>
+          <w:sz w:val="20"/>
+          <w:highlight w:val="yellow"/>
         </w:rPr>
         <w:t>gürültü</w:t>
       </w:r>
@@ -9139,13 +10020,15 @@
       <w:r>
         <w:rPr>
           <w:sz w:val="20"/>
-        </w:rPr>
-        <w:t xml:space="preserve"> </w:t>
-      </w:r>
-      <w:proofErr w:type="spellStart"/>
-      <w:r>
-        <w:rPr>
-          <w:sz w:val="20"/>
+          <w:highlight w:val="yellow"/>
+        </w:rPr>
+        <w:t xml:space="preserve"> </w:t>
+      </w:r>
+      <w:proofErr w:type="spellStart"/>
+      <w:r>
+        <w:rPr>
+          <w:sz w:val="20"/>
+          <w:highlight w:val="yellow"/>
         </w:rPr>
         <w:t>türleri</w:t>
       </w:r>
@@ -9153,6 +10036,7 @@
       <w:r>
         <w:rPr>
           <w:sz w:val="20"/>
+          <w:highlight w:val="yellow"/>
         </w:rPr>
         <w:t xml:space="preserve"> MTI </w:t>
       </w:r>
@@ -9160,6 +10044,7 @@
       <w:r>
         <w:rPr>
           <w:sz w:val="20"/>
+          <w:highlight w:val="yellow"/>
         </w:rPr>
         <w:t>sonrası</w:t>
       </w:r>
@@ -9167,13 +10052,15 @@
       <w:r>
         <w:rPr>
           <w:sz w:val="20"/>
-        </w:rPr>
-        <w:t xml:space="preserve"> </w:t>
-      </w:r>
-      <w:proofErr w:type="spellStart"/>
-      <w:r>
-        <w:rPr>
-          <w:sz w:val="20"/>
+          <w:highlight w:val="yellow"/>
+        </w:rPr>
+        <w:t xml:space="preserve"> </w:t>
+      </w:r>
+      <w:proofErr w:type="spellStart"/>
+      <w:r>
+        <w:rPr>
+          <w:sz w:val="20"/>
+          <w:highlight w:val="yellow"/>
         </w:rPr>
         <w:t>menzil</w:t>
       </w:r>
@@ -9181,13 +10068,15 @@
       <w:r>
         <w:rPr>
           <w:sz w:val="20"/>
-        </w:rPr>
-        <w:t xml:space="preserve"> </w:t>
-      </w:r>
-      <w:proofErr w:type="spellStart"/>
-      <w:r>
-        <w:rPr>
-          <w:sz w:val="20"/>
+          <w:highlight w:val="yellow"/>
+        </w:rPr>
+        <w:t xml:space="preserve"> </w:t>
+      </w:r>
+      <w:proofErr w:type="spellStart"/>
+      <w:r>
+        <w:rPr>
+          <w:sz w:val="20"/>
+          <w:highlight w:val="yellow"/>
         </w:rPr>
         <w:t>hücrelerinde</w:t>
       </w:r>
@@ -9195,13 +10084,15 @@
       <w:r>
         <w:rPr>
           <w:sz w:val="20"/>
-        </w:rPr>
-        <w:t xml:space="preserve"> </w:t>
-      </w:r>
-      <w:proofErr w:type="spellStart"/>
-      <w:r>
-        <w:rPr>
-          <w:sz w:val="20"/>
+          <w:highlight w:val="yellow"/>
+        </w:rPr>
+        <w:t xml:space="preserve"> </w:t>
+      </w:r>
+      <w:proofErr w:type="spellStart"/>
+      <w:r>
+        <w:rPr>
+          <w:sz w:val="20"/>
+          <w:highlight w:val="yellow"/>
         </w:rPr>
         <w:t>farklı</w:t>
       </w:r>
@@ -9209,13 +10100,15 @@
       <w:r>
         <w:rPr>
           <w:sz w:val="20"/>
-        </w:rPr>
-        <w:t xml:space="preserve"> </w:t>
-      </w:r>
-      <w:proofErr w:type="spellStart"/>
-      <w:r>
-        <w:rPr>
-          <w:sz w:val="20"/>
+          <w:highlight w:val="yellow"/>
+        </w:rPr>
+        <w:t xml:space="preserve"> </w:t>
+      </w:r>
+      <w:proofErr w:type="spellStart"/>
+      <w:r>
+        <w:rPr>
+          <w:sz w:val="20"/>
+          <w:highlight w:val="yellow"/>
         </w:rPr>
         <w:t>güç</w:t>
       </w:r>
@@ -9223,13 +10116,15 @@
       <w:r>
         <w:rPr>
           <w:sz w:val="20"/>
-        </w:rPr>
-        <w:t xml:space="preserve"> </w:t>
-      </w:r>
-      <w:proofErr w:type="spellStart"/>
-      <w:r>
-        <w:rPr>
-          <w:sz w:val="20"/>
+          <w:highlight w:val="yellow"/>
+        </w:rPr>
+        <w:t xml:space="preserve"> </w:t>
+      </w:r>
+      <w:proofErr w:type="spellStart"/>
+      <w:r>
+        <w:rPr>
+          <w:sz w:val="20"/>
+          <w:highlight w:val="yellow"/>
         </w:rPr>
         <w:t>dağılımları</w:t>
       </w:r>
@@ -9237,13 +10132,15 @@
       <w:r>
         <w:rPr>
           <w:sz w:val="20"/>
-        </w:rPr>
-        <w:t xml:space="preserve"> </w:t>
-      </w:r>
-      <w:proofErr w:type="spellStart"/>
-      <w:r>
-        <w:rPr>
-          <w:sz w:val="20"/>
+          <w:highlight w:val="yellow"/>
+        </w:rPr>
+        <w:t xml:space="preserve"> </w:t>
+      </w:r>
+      <w:proofErr w:type="spellStart"/>
+      <w:r>
+        <w:rPr>
+          <w:sz w:val="20"/>
+          <w:highlight w:val="yellow"/>
         </w:rPr>
         <w:t>oluşturarak</w:t>
       </w:r>
@@ -9251,6 +10148,7 @@
       <w:r>
         <w:rPr>
           <w:sz w:val="20"/>
+          <w:highlight w:val="yellow"/>
         </w:rPr>
         <w:t xml:space="preserve"> CFAR </w:t>
       </w:r>
@@ -9258,6 +10156,7 @@
       <w:r>
         <w:rPr>
           <w:sz w:val="20"/>
+          <w:highlight w:val="yellow"/>
         </w:rPr>
         <w:t>karar</w:t>
       </w:r>
@@ -9265,13 +10164,15 @@
       <w:r>
         <w:rPr>
           <w:sz w:val="20"/>
-        </w:rPr>
-        <w:t xml:space="preserve"> </w:t>
-      </w:r>
-      <w:proofErr w:type="spellStart"/>
-      <w:r>
-        <w:rPr>
-          <w:sz w:val="20"/>
+          <w:highlight w:val="yellow"/>
+        </w:rPr>
+        <w:t xml:space="preserve"> </w:t>
+      </w:r>
+      <w:proofErr w:type="spellStart"/>
+      <w:r>
+        <w:rPr>
+          <w:sz w:val="20"/>
+          <w:highlight w:val="yellow"/>
         </w:rPr>
         <w:t>mekanizmasını</w:t>
       </w:r>
@@ -9279,13 +10180,15 @@
       <w:r>
         <w:rPr>
           <w:sz w:val="20"/>
-        </w:rPr>
-        <w:t xml:space="preserve"> </w:t>
-      </w:r>
-      <w:proofErr w:type="spellStart"/>
-      <w:r>
-        <w:rPr>
-          <w:sz w:val="20"/>
+          <w:highlight w:val="yellow"/>
+        </w:rPr>
+        <w:t xml:space="preserve"> </w:t>
+      </w:r>
+      <w:proofErr w:type="spellStart"/>
+      <w:r>
+        <w:rPr>
+          <w:sz w:val="20"/>
+          <w:highlight w:val="yellow"/>
         </w:rPr>
         <w:t>etkiler</w:t>
       </w:r>
@@ -9293,12 +10196,14 @@
       <w:r>
         <w:rPr>
           <w:sz w:val="20"/>
+          <w:highlight w:val="yellow"/>
         </w:rPr>
         <w:t xml:space="preserve">. </w:t>
       </w:r>
       <w:r>
         <w:rPr>
           <w:sz w:val="20"/>
+          <w:highlight w:val="yellow"/>
           <w:lang w:val="tr-TR"/>
         </w:rPr>
         <w:t xml:space="preserve">Bu nedenle çalışmada, MTI sonrası güç dağılımındaki bağdaşıklığı değerlendirmek için </w:t>
@@ -9307,49 +10212,45 @@
       <w:r>
         <w:rPr>
           <w:sz w:val="20"/>
-          <w:lang w:val="tr-TR"/>
-        </w:rPr>
-        <w:t>Değişinti</w:t>
-      </w:r>
-      <w:proofErr w:type="spellEnd"/>
-      <w:r>
-        <w:rPr>
-          <w:sz w:val="20"/>
-          <w:lang w:val="tr-TR"/>
-        </w:rPr>
-        <w:t xml:space="preserve"> katsayısı</w:t>
-      </w:r>
-      <w:r>
-        <w:rPr>
-          <w:sz w:val="20"/>
-          <w:lang w:val="tr-TR"/>
-        </w:rPr>
-        <w:t xml:space="preserve"> </w:t>
-      </w:r>
-      <w:r>
-        <w:rPr>
-          <w:i/>
-          <w:iCs/>
-          <w:sz w:val="20"/>
-          <w:lang w:val="tr-TR"/>
-        </w:rPr>
-        <w:t>CV</w:t>
-      </w:r>
-      <w:r>
-        <w:rPr>
-          <w:i/>
-          <w:iCs/>
-          <w:sz w:val="20"/>
-          <w:lang w:val="tr-TR"/>
-        </w:rPr>
-        <w:t xml:space="preserve"> (</w:t>
-      </w:r>
-      <w:proofErr w:type="spellStart"/>
-      <w:r>
-        <w:rPr>
-          <w:i/>
-          <w:iCs/>
-          <w:sz w:val="20"/>
+          <w:highlight w:val="yellow"/>
+          <w:lang w:val="tr-TR"/>
+        </w:rPr>
+        <w:t>d</w:t>
+      </w:r>
+      <w:r>
+        <w:rPr>
+          <w:sz w:val="20"/>
+          <w:highlight w:val="yellow"/>
+          <w:lang w:val="tr-TR"/>
+        </w:rPr>
+        <w:t>eğişinti</w:t>
+      </w:r>
+      <w:proofErr w:type="spellEnd"/>
+      <w:r>
+        <w:rPr>
+          <w:sz w:val="20"/>
+          <w:highlight w:val="yellow"/>
+          <w:lang w:val="tr-TR"/>
+        </w:rPr>
+        <w:t xml:space="preserve"> katsayısı </w:t>
+      </w:r>
+      <w:r>
+        <w:rPr>
+          <w:i/>
+          <w:iCs/>
+          <w:sz w:val="20"/>
+          <w:highlight w:val="yellow"/>
+          <w:lang w:val="tr-TR"/>
+        </w:rPr>
+        <w:t>CV (</w:t>
+      </w:r>
+      <w:proofErr w:type="spellStart"/>
+      <w:r>
+        <w:rPr>
+          <w:i/>
+          <w:iCs/>
+          <w:sz w:val="20"/>
+          <w:highlight w:val="yellow"/>
           <w:lang w:val="tr-TR"/>
         </w:rPr>
         <w:t>standartsapma</w:t>
@@ -9360,6 +10261,7 @@
           <w:i/>
           <w:iCs/>
           <w:sz w:val="20"/>
+          <w:highlight w:val="yellow"/>
           <w:lang w:val="tr-TR"/>
         </w:rPr>
         <w:t>/ortalama)</w:t>
@@ -9367,13 +10269,15 @@
       <w:r>
         <w:rPr>
           <w:sz w:val="20"/>
-          <w:lang w:val="tr-TR"/>
-        </w:rPr>
-        <w:t xml:space="preserve"> </w:t>
-      </w:r>
-      <w:r>
-        <w:rPr>
-          <w:sz w:val="20"/>
+          <w:highlight w:val="yellow"/>
+          <w:lang w:val="tr-TR"/>
+        </w:rPr>
+        <w:t xml:space="preserve"> </w:t>
+      </w:r>
+      <w:r>
+        <w:rPr>
+          <w:sz w:val="20"/>
+          <w:highlight w:val="yellow"/>
           <w:lang w:val="tr-TR"/>
         </w:rPr>
         <w:t>kullanılmıştır.</w:t>
@@ -9535,28 +10439,41 @@
       <w:r>
         <w:rPr>
           <w:sz w:val="20"/>
-        </w:rPr>
-        <w:t>tasar</w:t>
-      </w:r>
-      <w:r>
-        <w:rPr>
-          <w:sz w:val="20"/>
-        </w:rPr>
-        <w:t>lanan</w:t>
-      </w:r>
-      <w:proofErr w:type="spellEnd"/>
-      <w:r>
-        <w:rPr>
-          <w:sz w:val="20"/>
-        </w:rPr>
-        <w:t xml:space="preserve"> </w:t>
-      </w:r>
-      <w:proofErr w:type="spellStart"/>
-      <w:r>
-        <w:rPr>
-          <w:sz w:val="20"/>
-        </w:rPr>
-        <w:t>değeri</w:t>
+          <w:highlight w:val="yellow"/>
+        </w:rPr>
+        <w:t>beklenen</w:t>
+      </w:r>
+      <w:proofErr w:type="spellEnd"/>
+      <w:r>
+        <w:rPr>
+          <w:sz w:val="20"/>
+          <w:highlight w:val="yellow"/>
+        </w:rPr>
+        <w:t>/</w:t>
+      </w:r>
+      <w:proofErr w:type="spellStart"/>
+      <w:r>
+        <w:rPr>
+          <w:sz w:val="20"/>
+          <w:highlight w:val="yellow"/>
+        </w:rPr>
+        <w:t>tasarlanan</w:t>
+      </w:r>
+      <w:proofErr w:type="spellEnd"/>
+      <w:r>
+        <w:rPr>
+          <w:sz w:val="20"/>
+          <w:highlight w:val="yellow"/>
+        </w:rPr>
+        <w:t xml:space="preserve"> </w:t>
+      </w:r>
+      <w:proofErr w:type="spellStart"/>
+      <w:r>
+        <w:rPr>
+          <w:sz w:val="20"/>
+          <w:highlight w:val="yellow"/>
+        </w:rPr>
+        <w:t>değer</w:t>
       </w:r>
       <w:proofErr w:type="spellEnd"/>
       <w:r>
@@ -9852,6 +10769,7 @@
                 <w:sz w:val="20"/>
                 <w:lang w:val="tr-TR"/>
               </w:rPr>
+              <w:lastRenderedPageBreak/>
               <w:t>GO</w:t>
             </w:r>
           </w:p>
@@ -10220,6 +11138,23 @@
       </w:r>
       <w:r>
         <w:rPr>
+          <w:i/>
+          <w:iCs/>
+          <w:sz w:val="20"/>
+          <w:lang w:val="tr-TR"/>
+        </w:rPr>
+        <w:t xml:space="preserve"> </w:t>
+      </w:r>
+      <w:r>
+        <w:rPr>
+          <w:iCs/>
+          <w:sz w:val="20"/>
+          <w:lang w:val="tr-TR"/>
+        </w:rPr>
+        <w:t>gürültü</w:t>
+      </w:r>
+      <w:r>
+        <w:rPr>
           <w:sz w:val="20"/>
           <w:lang w:val="tr-TR"/>
         </w:rPr>
@@ -10535,14 +11470,7 @@
         <w:rPr>
           <w:sz w:val="20"/>
         </w:rPr>
-        <w:t xml:space="preserve">. </w:t>
-      </w:r>
-      <w:r>
-        <w:rPr>
-          <w:sz w:val="20"/>
-        </w:rPr>
-        <w:lastRenderedPageBreak/>
-        <w:t xml:space="preserve">OS-CFAR </w:t>
+        <w:t xml:space="preserve">. OS-CFAR </w:t>
       </w:r>
       <w:proofErr w:type="spellStart"/>
       <w:r>
@@ -10758,16 +11686,16 @@
           <w:lang w:val="tr-TR"/>
         </w:rPr>
         <w:drawing>
-          <wp:anchor distT="0" distB="0" distL="114300" distR="114300" simplePos="0" relativeHeight="251658240" behindDoc="0" locked="0" layoutInCell="1" allowOverlap="1" wp14:anchorId="4B7F76A1" wp14:editId="54D795DA">
+          <wp:anchor distT="0" distB="0" distL="114300" distR="114300" simplePos="0" relativeHeight="251658240" behindDoc="0" locked="0" layoutInCell="1" allowOverlap="1" wp14:anchorId="4B7F76A1" wp14:editId="22EF1470">
             <wp:simplePos x="0" y="0"/>
             <wp:positionH relativeFrom="column">
-              <wp:posOffset>2958465</wp:posOffset>
+              <wp:posOffset>2957195</wp:posOffset>
             </wp:positionH>
             <wp:positionV relativeFrom="paragraph">
-              <wp:posOffset>168910</wp:posOffset>
+              <wp:posOffset>170815</wp:posOffset>
             </wp:positionV>
-            <wp:extent cx="2880000" cy="1796400"/>
-            <wp:effectExtent l="0" t="0" r="3175" b="0"/>
+            <wp:extent cx="2595880" cy="1619250"/>
+            <wp:effectExtent l="0" t="0" r="0" b="0"/>
             <wp:wrapSquare wrapText="bothSides"/>
             <wp:docPr id="1403847082" name="Resim 3"/>
             <wp:cNvGraphicFramePr>
@@ -10781,7 +11709,7 @@
                     <pic:cNvPicPr/>
                   </pic:nvPicPr>
                   <pic:blipFill>
-                    <a:blip r:embed="rId8"/>
+                    <a:blip r:embed="rId9"/>
                     <a:stretch>
                       <a:fillRect/>
                     </a:stretch>
@@ -10789,7 +11717,7 @@
                   <pic:spPr>
                     <a:xfrm>
                       <a:off x="0" y="0"/>
-                      <a:ext cx="2880000" cy="1796400"/>
+                      <a:ext cx="2595880" cy="1619250"/>
                     </a:xfrm>
                     <a:prstGeom prst="rect">
                       <a:avLst/>
@@ -10848,7 +11776,7 @@
                     <pic:cNvPicPr/>
                   </pic:nvPicPr>
                   <pic:blipFill>
-                    <a:blip r:embed="rId9" cstate="print">
+                    <a:blip r:embed="rId10" cstate="print">
                       <a:extLst>
                         <a:ext uri="{28A0092B-C50C-407E-A947-70E740481C1C}">
                           <a14:useLocalDpi xmlns:a14="http://schemas.microsoft.com/office/drawing/2010/main" val="0"/>
@@ -11032,6 +11960,101 @@
         </w:rPr>
         <w:t>=30 m/s)</w:t>
       </w:r>
+      <w:r>
+        <w:rPr>
+          <w:sz w:val="20"/>
+        </w:rPr>
+        <w:t xml:space="preserve"> </w:t>
+      </w:r>
+      <w:proofErr w:type="gramStart"/>
+      <w:r>
+        <w:rPr>
+          <w:sz w:val="20"/>
+          <w:highlight w:val="yellow"/>
+        </w:rPr>
+        <w:t xml:space="preserve">( </w:t>
+      </w:r>
+      <w:proofErr w:type="spellStart"/>
+      <w:r>
+        <w:rPr>
+          <w:sz w:val="20"/>
+          <w:highlight w:val="yellow"/>
+        </w:rPr>
+        <w:t>iki</w:t>
+      </w:r>
+      <w:proofErr w:type="spellEnd"/>
+      <w:proofErr w:type="gramEnd"/>
+      <w:r>
+        <w:rPr>
+          <w:sz w:val="20"/>
+          <w:highlight w:val="yellow"/>
+        </w:rPr>
+        <w:t xml:space="preserve"> </w:t>
+      </w:r>
+      <w:proofErr w:type="spellStart"/>
+      <w:r>
+        <w:rPr>
+          <w:sz w:val="20"/>
+          <w:highlight w:val="yellow"/>
+        </w:rPr>
+        <w:t>grafik</w:t>
+      </w:r>
+      <w:proofErr w:type="spellEnd"/>
+      <w:r>
+        <w:rPr>
+          <w:sz w:val="20"/>
+          <w:highlight w:val="yellow"/>
+        </w:rPr>
+        <w:t xml:space="preserve"> </w:t>
+      </w:r>
+      <w:proofErr w:type="spellStart"/>
+      <w:r>
+        <w:rPr>
+          <w:sz w:val="20"/>
+          <w:highlight w:val="yellow"/>
+        </w:rPr>
+        <w:t>aynı</w:t>
+      </w:r>
+      <w:proofErr w:type="spellEnd"/>
+      <w:r>
+        <w:rPr>
+          <w:sz w:val="20"/>
+          <w:highlight w:val="yellow"/>
+        </w:rPr>
+        <w:t xml:space="preserve"> </w:t>
+      </w:r>
+      <w:proofErr w:type="spellStart"/>
+      <w:r>
+        <w:rPr>
+          <w:sz w:val="20"/>
+          <w:highlight w:val="yellow"/>
+        </w:rPr>
+        <w:t>büyüklükte</w:t>
+      </w:r>
+      <w:proofErr w:type="spellEnd"/>
+      <w:r>
+        <w:rPr>
+          <w:sz w:val="20"/>
+          <w:highlight w:val="yellow"/>
+        </w:rPr>
+        <w:t xml:space="preserve"> </w:t>
+      </w:r>
+      <w:proofErr w:type="spellStart"/>
+      <w:r>
+        <w:rPr>
+          <w:sz w:val="20"/>
+          <w:highlight w:val="yellow"/>
+        </w:rPr>
+        <w:t>oalcak</w:t>
+      </w:r>
+      <w:proofErr w:type="spellEnd"/>
+      <w:r>
+        <w:rPr>
+          <w:sz w:val="20"/>
+          <w:highlight w:val="yellow"/>
+        </w:rPr>
+        <w:t>)</w:t>
+      </w:r>
     </w:p>
     <w:p>
       <w:pPr>
@@ -11117,7 +12140,21 @@
         <w:rPr>
           <w:sz w:val="20"/>
         </w:rPr>
-        <w:t xml:space="preserve"> gerçek </w:t>
+        <w:t xml:space="preserve"> </w:t>
+      </w:r>
+      <w:proofErr w:type="spellStart"/>
+      <w:r>
+        <w:rPr>
+          <w:sz w:val="20"/>
+        </w:rPr>
+        <w:t>gerçek</w:t>
+      </w:r>
+      <w:proofErr w:type="spellEnd"/>
+      <w:r>
+        <w:rPr>
+          <w:sz w:val="20"/>
+        </w:rPr>
+        <w:t xml:space="preserve"> </w:t>
       </w:r>
       <w:proofErr w:type="spellStart"/>
       <w:r>
@@ -11222,150 +12259,18 @@
         </w:rPr>
         <w:t>oranı</w:t>
       </w:r>
-      <w:proofErr w:type="spellEnd"/>
-      <w:r>
-        <w:rPr>
-          <w:sz w:val="20"/>
-        </w:rPr>
-        <w:t xml:space="preserve"> </w:t>
-      </w:r>
-      <w:proofErr w:type="spellStart"/>
-      <w:r>
-        <w:rPr>
-          <w:sz w:val="20"/>
-        </w:rPr>
-        <w:t>olarak</w:t>
-      </w:r>
-      <w:proofErr w:type="spellEnd"/>
-      <w:r>
-        <w:rPr>
-          <w:sz w:val="20"/>
-        </w:rPr>
-        <w:t xml:space="preserve"> </w:t>
-      </w:r>
-      <w:proofErr w:type="spellStart"/>
-      <w:r>
-        <w:rPr>
-          <w:sz w:val="20"/>
-        </w:rPr>
-        <w:t>tanımlanmıştır</w:t>
-      </w:r>
-      <w:proofErr w:type="spellEnd"/>
-      <w:r>
-        <w:rPr>
-          <w:sz w:val="20"/>
-        </w:rPr>
-        <w:t>,</w:t>
-      </w:r>
-      <w:r>
-        <w:rPr>
-          <w:sz w:val="20"/>
-        </w:rPr>
-        <w:t xml:space="preserve"> </w:t>
-      </w:r>
-      <w:proofErr w:type="spellStart"/>
-      <w:r>
-        <w:rPr>
-          <w:sz w:val="20"/>
-        </w:rPr>
-        <w:t>diğer</w:t>
-      </w:r>
-      <w:proofErr w:type="spellEnd"/>
-      <w:r>
-        <w:rPr>
-          <w:sz w:val="20"/>
-        </w:rPr>
-        <w:t xml:space="preserve"> </w:t>
-      </w:r>
-      <w:proofErr w:type="spellStart"/>
-      <w:r>
-        <w:rPr>
-          <w:sz w:val="20"/>
-        </w:rPr>
-        <w:t>hücrelerdeki</w:t>
-      </w:r>
-      <w:proofErr w:type="spellEnd"/>
-      <w:r>
-        <w:rPr>
-          <w:sz w:val="20"/>
-        </w:rPr>
-        <w:t xml:space="preserve"> </w:t>
-      </w:r>
-      <w:proofErr w:type="spellStart"/>
-      <w:r>
-        <w:rPr>
-          <w:sz w:val="20"/>
-        </w:rPr>
-        <w:t>gürültü</w:t>
-      </w:r>
-      <w:proofErr w:type="spellEnd"/>
-      <w:r>
-        <w:rPr>
-          <w:sz w:val="20"/>
-        </w:rPr>
-        <w:t xml:space="preserve"> </w:t>
-      </w:r>
-      <w:proofErr w:type="spellStart"/>
-      <w:r>
-        <w:rPr>
-          <w:sz w:val="20"/>
-        </w:rPr>
-        <w:t>kaynaklı</w:t>
-      </w:r>
-      <w:proofErr w:type="spellEnd"/>
-      <w:r>
-        <w:rPr>
-          <w:sz w:val="20"/>
-        </w:rPr>
-        <w:t xml:space="preserve"> </w:t>
-      </w:r>
-      <w:proofErr w:type="spellStart"/>
-      <w:r>
-        <w:rPr>
-          <w:sz w:val="20"/>
-        </w:rPr>
-        <w:t>tespitler</w:t>
-      </w:r>
-      <w:proofErr w:type="spellEnd"/>
-      <w:r>
-        <w:rPr>
-          <w:sz w:val="20"/>
-        </w:rPr>
-        <w:t xml:space="preserve"> </w:t>
-      </w:r>
-      <w:proofErr w:type="spellStart"/>
-      <w:r>
-        <w:rPr>
-          <w:sz w:val="20"/>
-        </w:rPr>
-        <w:t>dâhil</w:t>
-      </w:r>
-      <w:proofErr w:type="spellEnd"/>
-      <w:r>
-        <w:rPr>
-          <w:sz w:val="20"/>
-        </w:rPr>
-        <w:t xml:space="preserve"> </w:t>
-      </w:r>
-      <w:proofErr w:type="spellStart"/>
-      <w:r>
-        <w:rPr>
-          <w:sz w:val="20"/>
-        </w:rPr>
-        <w:t>edilmemiştir</w:t>
-      </w:r>
-      <w:proofErr w:type="spellEnd"/>
-      <w:r>
-        <w:rPr>
-          <w:sz w:val="20"/>
-        </w:rPr>
-        <w:t>.</w:t>
-      </w:r>
-      <w:r>
-        <w:rPr>
-          <w:sz w:val="20"/>
-        </w:rPr>
-        <w:t xml:space="preserve"> </w:t>
+      <w:r>
+        <w:rPr>
+          <w:sz w:val="20"/>
+        </w:rPr>
+        <w:t>dır</w:t>
+      </w:r>
+      <w:proofErr w:type="spellEnd"/>
+      <w:r>
+        <w:rPr>
+          <w:sz w:val="20"/>
+        </w:rPr>
+        <w:t xml:space="preserve">. </w:t>
       </w:r>
       <w:r>
         <w:rPr>
@@ -11959,15 +12864,7 @@
             <w:sz w:val="20"/>
             <w:lang w:val="tr-TR"/>
           </w:rPr>
-          <m:t xml:space="preserve"> </m:t>
-        </m:r>
-        <m:r>
-          <w:rPr>
-            <w:rFonts w:ascii="Cambria Math" w:hAnsi="Cambria Math"/>
-            <w:sz w:val="20"/>
-            <w:lang w:val="tr-TR"/>
-          </w:rPr>
-          <m:t>≈</m:t>
+          <m:t xml:space="preserve"> ≈</m:t>
         </m:r>
       </m:oMath>
       <w:r>
@@ -12013,15 +12910,7 @@
                 <w:sz w:val="20"/>
                 <w:lang w:val="tr-TR"/>
               </w:rPr>
-              <m:t>fa</m:t>
-            </m:r>
-            <m:r>
-              <w:rPr>
-                <w:rFonts w:ascii="Cambria Math" w:hAnsi="Cambria Math"/>
-                <w:sz w:val="20"/>
-                <w:lang w:val="tr-TR"/>
-              </w:rPr>
-              <m:t xml:space="preserve"> </m:t>
+              <m:t xml:space="preserve">fa </m:t>
             </m:r>
           </m:sub>
         </m:sSub>
@@ -12041,7 +12930,6 @@
         </w:rPr>
         <w:t xml:space="preserve"> 0.05-0.07 arasındaki yakınlık, bu bölgedeki tespitlerin ağırlıklı olarak yanlış alarmlardan kaynaklan</w:t>
       </w:r>
-      <w:proofErr w:type="spellStart"/>
       <w:r>
         <w:rPr>
           <w:sz w:val="20"/>
@@ -12054,33 +12942,16 @@
           <w:sz w:val="20"/>
           <w:lang w:val="tr-TR"/>
         </w:rPr>
-        <w:t>ığını</w:t>
-      </w:r>
-      <w:proofErr w:type="spellEnd"/>
-      <w:r>
-        <w:rPr>
-          <w:sz w:val="20"/>
-          <w:lang w:val="tr-TR"/>
-        </w:rPr>
-        <w:t xml:space="preserve"> gösterir. Bu nedenle</w:t>
-      </w:r>
-      <w:r>
-        <w:rPr>
-          <w:i/>
-          <w:iCs/>
-          <w:sz w:val="20"/>
-          <w:lang w:val="tr-TR"/>
-        </w:rPr>
-        <w:t xml:space="preserve"> </w:t>
-      </w:r>
-      <w:r>
-        <w:rPr>
-          <w:i/>
-          <w:iCs/>
-          <w:sz w:val="20"/>
-          <w:lang w:val="tr-TR"/>
-        </w:rPr>
-        <w:t>K</w:t>
+        <w:t>ığını gösterir. Bu nedenle</w:t>
+      </w:r>
+      <w:r>
+        <w:rPr>
+          <w:i/>
+          <w:iCs/>
+          <w:sz w:val="20"/>
+          <w:lang w:val="tr-TR"/>
+        </w:rPr>
+        <w:t xml:space="preserve"> K</w:t>
       </w:r>
       <w:r>
         <w:rPr>
@@ -12226,7 +13097,77 @@
         <w:rPr>
           <w:sz w:val="20"/>
         </w:rPr>
-        <w:t xml:space="preserve"> üretmesine rağmen referans hücrelerindeki arka plan </w:t>
+        <w:t xml:space="preserve"> </w:t>
+      </w:r>
+      <w:proofErr w:type="spellStart"/>
+      <w:r>
+        <w:rPr>
+          <w:sz w:val="20"/>
+        </w:rPr>
+        <w:t>üretmesine</w:t>
+      </w:r>
+      <w:proofErr w:type="spellEnd"/>
+      <w:r>
+        <w:rPr>
+          <w:sz w:val="20"/>
+        </w:rPr>
+        <w:t xml:space="preserve"> </w:t>
+      </w:r>
+      <w:proofErr w:type="spellStart"/>
+      <w:r>
+        <w:rPr>
+          <w:sz w:val="20"/>
+        </w:rPr>
+        <w:t>rağmen</w:t>
+      </w:r>
+      <w:proofErr w:type="spellEnd"/>
+      <w:r>
+        <w:rPr>
+          <w:sz w:val="20"/>
+        </w:rPr>
+        <w:t xml:space="preserve"> </w:t>
+      </w:r>
+      <w:proofErr w:type="spellStart"/>
+      <w:r>
+        <w:rPr>
+          <w:sz w:val="20"/>
+        </w:rPr>
+        <w:t>referans</w:t>
+      </w:r>
+      <w:proofErr w:type="spellEnd"/>
+      <w:r>
+        <w:rPr>
+          <w:sz w:val="20"/>
+        </w:rPr>
+        <w:t xml:space="preserve"> </w:t>
+      </w:r>
+      <w:proofErr w:type="spellStart"/>
+      <w:r>
+        <w:rPr>
+          <w:sz w:val="20"/>
+        </w:rPr>
+        <w:t>hücrelerindeki</w:t>
+      </w:r>
+      <w:proofErr w:type="spellEnd"/>
+      <w:r>
+        <w:rPr>
+          <w:sz w:val="20"/>
+        </w:rPr>
+        <w:t xml:space="preserve"> </w:t>
+      </w:r>
+      <w:proofErr w:type="spellStart"/>
+      <w:r>
+        <w:rPr>
+          <w:sz w:val="20"/>
+        </w:rPr>
+        <w:t>arka</w:t>
+      </w:r>
+      <w:proofErr w:type="spellEnd"/>
+      <w:r>
+        <w:rPr>
+          <w:sz w:val="20"/>
+        </w:rPr>
+        <w:t xml:space="preserve"> plan </w:t>
       </w:r>
       <w:proofErr w:type="spellStart"/>
       <w:r>
@@ -12293,6 +13234,7 @@
       <w:r>
         <w:rPr>
           <w:sz w:val="20"/>
+          <w:highlight w:val="yellow"/>
           <w:lang w:val="tr-TR"/>
         </w:rPr>
         <w:t xml:space="preserve">MTI sonrası menzil hücreleri arasındaki güç bağdaşıklığını değerlendirmek için </w:t>
@@ -12301,6 +13243,7 @@
       <w:r>
         <w:rPr>
           <w:sz w:val="20"/>
+          <w:highlight w:val="yellow"/>
           <w:lang w:val="tr-TR"/>
         </w:rPr>
         <w:t>değişinti</w:t>
@@ -12309,6 +13252,7 @@
       <w:r>
         <w:rPr>
           <w:sz w:val="20"/>
+          <w:highlight w:val="yellow"/>
           <w:lang w:val="tr-TR"/>
         </w:rPr>
         <w:t xml:space="preserve"> katsayısı kullanılmıştır. CV değerleri </w:t>
@@ -12318,6 +13262,7 @@
           <w:i/>
           <w:iCs/>
           <w:sz w:val="20"/>
+          <w:highlight w:val="yellow"/>
           <w:lang w:val="tr-TR"/>
         </w:rPr>
         <w:t>B</w:t>
@@ -12325,6 +13270,7 @@
       <w:r>
         <w:rPr>
           <w:sz w:val="20"/>
+          <w:highlight w:val="yellow"/>
           <w:lang w:val="tr-TR"/>
         </w:rPr>
         <w:t xml:space="preserve">, </w:t>
@@ -12334,6 +13280,7 @@
           <w:i/>
           <w:iCs/>
           <w:sz w:val="20"/>
+          <w:highlight w:val="yellow"/>
           <w:lang w:val="tr-TR"/>
         </w:rPr>
         <w:t>P</w:t>
@@ -12341,6 +13288,7 @@
       <w:r>
         <w:rPr>
           <w:sz w:val="20"/>
+          <w:highlight w:val="yellow"/>
           <w:lang w:val="tr-TR"/>
         </w:rPr>
         <w:t>,</w:t>
@@ -12348,15 +13296,17 @@
       <w:r>
         <w:rPr>
           <w:sz w:val="20"/>
-          <w:lang w:val="tr-TR"/>
-        </w:rPr>
-        <w:t xml:space="preserve"> </w:t>
-      </w:r>
-      <w:r>
-        <w:rPr>
-          <w:i/>
-          <w:iCs/>
-          <w:sz w:val="20"/>
+          <w:highlight w:val="yellow"/>
+          <w:lang w:val="tr-TR"/>
+        </w:rPr>
+        <w:t xml:space="preserve"> </w:t>
+      </w:r>
+      <w:r>
+        <w:rPr>
+          <w:i/>
+          <w:iCs/>
+          <w:sz w:val="20"/>
+          <w:highlight w:val="yellow"/>
           <w:lang w:val="tr-TR"/>
         </w:rPr>
         <w:t>K</w:t>
@@ -12364,6 +13314,7 @@
       <w:r>
         <w:rPr>
           <w:sz w:val="20"/>
+          <w:highlight w:val="yellow"/>
           <w:lang w:val="tr-TR"/>
         </w:rPr>
         <w:t xml:space="preserve"> ve </w:t>
@@ -12373,6 +13324,7 @@
           <w:i/>
           <w:iCs/>
           <w:sz w:val="20"/>
+          <w:highlight w:val="yellow"/>
           <w:lang w:val="tr-TR"/>
         </w:rPr>
         <w:t>M</w:t>
@@ -12380,6 +13332,7 @@
       <w:r>
         <w:rPr>
           <w:sz w:val="20"/>
+          <w:highlight w:val="yellow"/>
           <w:lang w:val="tr-TR"/>
         </w:rPr>
         <w:t xml:space="preserve"> gürültü için sırasıyla 0</w:t>
@@ -12387,6 +13340,7 @@
       <w:r>
         <w:rPr>
           <w:sz w:val="20"/>
+          <w:highlight w:val="yellow"/>
           <w:lang w:val="tr-TR"/>
         </w:rPr>
         <w:t>.</w:t>
@@ -12394,6 +13348,7 @@
       <w:r>
         <w:rPr>
           <w:sz w:val="20"/>
+          <w:highlight w:val="yellow"/>
           <w:lang w:val="tr-TR"/>
         </w:rPr>
         <w:t>178, 0</w:t>
@@ -12401,6 +13356,7 @@
       <w:r>
         <w:rPr>
           <w:sz w:val="20"/>
+          <w:highlight w:val="yellow"/>
           <w:lang w:val="tr-TR"/>
         </w:rPr>
         <w:t>.</w:t>
@@ -12408,6 +13364,7 @@
       <w:r>
         <w:rPr>
           <w:sz w:val="20"/>
+          <w:highlight w:val="yellow"/>
           <w:lang w:val="tr-TR"/>
         </w:rPr>
         <w:t>260, 0</w:t>
@@ -12415,6 +13372,7 @@
       <w:r>
         <w:rPr>
           <w:sz w:val="20"/>
+          <w:highlight w:val="yellow"/>
           <w:lang w:val="tr-TR"/>
         </w:rPr>
         <w:t>.</w:t>
@@ -12422,6 +13380,7 @@
       <w:r>
         <w:rPr>
           <w:sz w:val="20"/>
+          <w:highlight w:val="yellow"/>
           <w:lang w:val="tr-TR"/>
         </w:rPr>
         <w:t>358 ve 0</w:t>
@@ -12429,6 +13388,7 @@
       <w:r>
         <w:rPr>
           <w:sz w:val="20"/>
+          <w:highlight w:val="yellow"/>
           <w:lang w:val="tr-TR"/>
         </w:rPr>
         <w:t>.</w:t>
@@ -12436,6 +13396,7 @@
       <w:r>
         <w:rPr>
           <w:sz w:val="20"/>
+          <w:highlight w:val="yellow"/>
           <w:lang w:val="tr-TR"/>
         </w:rPr>
         <w:t xml:space="preserve">128 bulunmuştur. </w:t>
@@ -12443,6 +13404,7 @@
       <w:r>
         <w:rPr>
           <w:sz w:val="20"/>
+          <w:highlight w:val="yellow"/>
         </w:rPr>
         <w:t xml:space="preserve">En </w:t>
       </w:r>
@@ -12450,6 +13412,7 @@
       <w:r>
         <w:rPr>
           <w:sz w:val="20"/>
+          <w:highlight w:val="yellow"/>
         </w:rPr>
         <w:t>yüksek</w:t>
       </w:r>
@@ -12457,13 +13420,15 @@
       <w:r>
         <w:rPr>
           <w:sz w:val="20"/>
-        </w:rPr>
-        <w:t xml:space="preserve"> </w:t>
-      </w:r>
-      <w:proofErr w:type="spellStart"/>
-      <w:r>
-        <w:rPr>
-          <w:sz w:val="20"/>
+          <w:highlight w:val="yellow"/>
+        </w:rPr>
+        <w:t xml:space="preserve"> </w:t>
+      </w:r>
+      <w:proofErr w:type="spellStart"/>
+      <w:r>
+        <w:rPr>
+          <w:sz w:val="20"/>
+          <w:highlight w:val="yellow"/>
         </w:rPr>
         <w:t>CV'ye</w:t>
       </w:r>
@@ -12471,13 +13436,15 @@
       <w:r>
         <w:rPr>
           <w:sz w:val="20"/>
-        </w:rPr>
-        <w:t xml:space="preserve"> </w:t>
-      </w:r>
-      <w:proofErr w:type="spellStart"/>
-      <w:r>
-        <w:rPr>
-          <w:sz w:val="20"/>
+          <w:highlight w:val="yellow"/>
+        </w:rPr>
+        <w:t xml:space="preserve"> </w:t>
+      </w:r>
+      <w:proofErr w:type="spellStart"/>
+      <w:r>
+        <w:rPr>
+          <w:sz w:val="20"/>
+          <w:highlight w:val="yellow"/>
         </w:rPr>
         <w:t>sahip</w:t>
       </w:r>
@@ -12485,27 +13452,31 @@
       <w:r>
         <w:rPr>
           <w:sz w:val="20"/>
-        </w:rPr>
-        <w:t xml:space="preserve"> </w:t>
-      </w:r>
-      <w:r>
-        <w:rPr>
-          <w:i/>
-          <w:iCs/>
-          <w:sz w:val="20"/>
+          <w:highlight w:val="yellow"/>
+        </w:rPr>
+        <w:t xml:space="preserve"> </w:t>
+      </w:r>
+      <w:r>
+        <w:rPr>
+          <w:i/>
+          <w:iCs/>
+          <w:sz w:val="20"/>
+          <w:highlight w:val="yellow"/>
         </w:rPr>
         <w:t>K</w:t>
       </w:r>
       <w:r>
         <w:rPr>
           <w:sz w:val="20"/>
-        </w:rPr>
-        <w:t xml:space="preserve"> </w:t>
-      </w:r>
-      <w:proofErr w:type="spellStart"/>
-      <w:r>
-        <w:rPr>
-          <w:sz w:val="20"/>
+          <w:highlight w:val="yellow"/>
+        </w:rPr>
+        <w:t xml:space="preserve"> </w:t>
+      </w:r>
+      <w:proofErr w:type="spellStart"/>
+      <w:r>
+        <w:rPr>
+          <w:sz w:val="20"/>
+          <w:highlight w:val="yellow"/>
         </w:rPr>
         <w:t>eşik</w:t>
       </w:r>
@@ -12513,13 +13484,15 @@
       <w:r>
         <w:rPr>
           <w:sz w:val="20"/>
-        </w:rPr>
-        <w:t xml:space="preserve"> </w:t>
-      </w:r>
-      <w:proofErr w:type="spellStart"/>
-      <w:r>
-        <w:rPr>
-          <w:sz w:val="20"/>
+          <w:highlight w:val="yellow"/>
+        </w:rPr>
+        <w:t xml:space="preserve"> </w:t>
+      </w:r>
+      <w:proofErr w:type="spellStart"/>
+      <w:r>
+        <w:rPr>
+          <w:sz w:val="20"/>
+          <w:highlight w:val="yellow"/>
         </w:rPr>
         <w:t>kestirimini</w:t>
       </w:r>
@@ -12527,13 +13500,15 @@
       <w:r>
         <w:rPr>
           <w:sz w:val="20"/>
-        </w:rPr>
-        <w:t xml:space="preserve"> </w:t>
-      </w:r>
-      <w:proofErr w:type="spellStart"/>
-      <w:r>
-        <w:rPr>
-          <w:sz w:val="20"/>
+          <w:highlight w:val="yellow"/>
+        </w:rPr>
+        <w:t xml:space="preserve"> </w:t>
+      </w:r>
+      <w:proofErr w:type="spellStart"/>
+      <w:r>
+        <w:rPr>
+          <w:sz w:val="20"/>
+          <w:highlight w:val="yellow"/>
         </w:rPr>
         <w:t>bozarak</w:t>
       </w:r>
@@ -12541,13 +13516,15 @@
       <w:r>
         <w:rPr>
           <w:sz w:val="20"/>
-        </w:rPr>
-        <w:t xml:space="preserve"> </w:t>
-      </w:r>
-      <w:proofErr w:type="spellStart"/>
-      <w:r>
-        <w:rPr>
-          <w:sz w:val="20"/>
+          <w:highlight w:val="yellow"/>
+        </w:rPr>
+        <w:t xml:space="preserve"> </w:t>
+      </w:r>
+      <w:proofErr w:type="spellStart"/>
+      <w:r>
+        <w:rPr>
+          <w:sz w:val="20"/>
+          <w:highlight w:val="yellow"/>
         </w:rPr>
         <w:t>sapmayı</w:t>
       </w:r>
@@ -12555,13 +13532,15 @@
       <w:r>
         <w:rPr>
           <w:sz w:val="20"/>
-        </w:rPr>
-        <w:t xml:space="preserve"> </w:t>
-      </w:r>
-      <w:proofErr w:type="spellStart"/>
-      <w:r>
-        <w:rPr>
-          <w:sz w:val="20"/>
+          <w:highlight w:val="yellow"/>
+        </w:rPr>
+        <w:t xml:space="preserve"> </w:t>
+      </w:r>
+      <w:proofErr w:type="spellStart"/>
+      <w:r>
+        <w:rPr>
+          <w:sz w:val="20"/>
+          <w:highlight w:val="yellow"/>
         </w:rPr>
         <w:t>artırırken</w:t>
       </w:r>
@@ -12569,13 +13548,15 @@
       <w:r>
         <w:rPr>
           <w:sz w:val="20"/>
-        </w:rPr>
-        <w:t xml:space="preserve"> </w:t>
-      </w:r>
-      <w:proofErr w:type="spellStart"/>
-      <w:r>
-        <w:rPr>
-          <w:sz w:val="20"/>
+          <w:highlight w:val="yellow"/>
+        </w:rPr>
+        <w:t xml:space="preserve"> </w:t>
+      </w:r>
+      <w:proofErr w:type="spellStart"/>
+      <w:r>
+        <w:rPr>
+          <w:sz w:val="20"/>
+          <w:highlight w:val="yellow"/>
         </w:rPr>
         <w:t>en</w:t>
       </w:r>
@@ -12583,13 +13564,15 @@
       <w:r>
         <w:rPr>
           <w:sz w:val="20"/>
-        </w:rPr>
-        <w:t xml:space="preserve"> </w:t>
-      </w:r>
-      <w:proofErr w:type="spellStart"/>
-      <w:r>
-        <w:rPr>
-          <w:sz w:val="20"/>
+          <w:highlight w:val="yellow"/>
+        </w:rPr>
+        <w:t xml:space="preserve"> </w:t>
+      </w:r>
+      <w:proofErr w:type="spellStart"/>
+      <w:r>
+        <w:rPr>
+          <w:sz w:val="20"/>
+          <w:highlight w:val="yellow"/>
         </w:rPr>
         <w:t>düşük</w:t>
       </w:r>
@@ -12597,13 +13580,15 @@
       <w:r>
         <w:rPr>
           <w:sz w:val="20"/>
-        </w:rPr>
-        <w:t xml:space="preserve"> </w:t>
-      </w:r>
-      <w:proofErr w:type="spellStart"/>
-      <w:r>
-        <w:rPr>
-          <w:sz w:val="20"/>
+          <w:highlight w:val="yellow"/>
+        </w:rPr>
+        <w:t xml:space="preserve"> </w:t>
+      </w:r>
+      <w:proofErr w:type="spellStart"/>
+      <w:r>
+        <w:rPr>
+          <w:sz w:val="20"/>
+          <w:highlight w:val="yellow"/>
         </w:rPr>
         <w:t>CV'ye</w:t>
       </w:r>
@@ -12611,13 +13596,15 @@
       <w:r>
         <w:rPr>
           <w:sz w:val="20"/>
-        </w:rPr>
-        <w:t xml:space="preserve"> </w:t>
-      </w:r>
-      <w:proofErr w:type="spellStart"/>
-      <w:r>
-        <w:rPr>
-          <w:sz w:val="20"/>
+          <w:highlight w:val="yellow"/>
+        </w:rPr>
+        <w:t xml:space="preserve"> </w:t>
+      </w:r>
+      <w:proofErr w:type="spellStart"/>
+      <w:r>
+        <w:rPr>
+          <w:sz w:val="20"/>
+          <w:highlight w:val="yellow"/>
         </w:rPr>
         <w:t>sahip</w:t>
       </w:r>
@@ -12625,27 +13612,31 @@
       <w:r>
         <w:rPr>
           <w:sz w:val="20"/>
-        </w:rPr>
-        <w:t xml:space="preserve"> </w:t>
-      </w:r>
-      <w:r>
-        <w:rPr>
-          <w:i/>
-          <w:iCs/>
-          <w:sz w:val="20"/>
+          <w:highlight w:val="yellow"/>
+        </w:rPr>
+        <w:t xml:space="preserve"> </w:t>
+      </w:r>
+      <w:r>
+        <w:rPr>
+          <w:i/>
+          <w:iCs/>
+          <w:sz w:val="20"/>
+          <w:highlight w:val="yellow"/>
         </w:rPr>
         <w:t>M</w:t>
       </w:r>
       <w:r>
         <w:rPr>
           <w:sz w:val="20"/>
-        </w:rPr>
-        <w:t xml:space="preserve"> </w:t>
-      </w:r>
-      <w:proofErr w:type="spellStart"/>
-      <w:r>
-        <w:rPr>
-          <w:sz w:val="20"/>
+          <w:highlight w:val="yellow"/>
+        </w:rPr>
+        <w:t xml:space="preserve"> </w:t>
+      </w:r>
+      <w:proofErr w:type="spellStart"/>
+      <w:r>
+        <w:rPr>
+          <w:sz w:val="20"/>
+          <w:highlight w:val="yellow"/>
         </w:rPr>
         <w:t>bağdaşık</w:t>
       </w:r>
@@ -12653,13 +13644,15 @@
       <w:r>
         <w:rPr>
           <w:sz w:val="20"/>
-        </w:rPr>
-        <w:t xml:space="preserve"> </w:t>
-      </w:r>
-      <w:proofErr w:type="spellStart"/>
-      <w:r>
-        <w:rPr>
-          <w:sz w:val="20"/>
+          <w:highlight w:val="yellow"/>
+        </w:rPr>
+        <w:t xml:space="preserve"> </w:t>
+      </w:r>
+      <w:proofErr w:type="spellStart"/>
+      <w:r>
+        <w:rPr>
+          <w:sz w:val="20"/>
+          <w:highlight w:val="yellow"/>
         </w:rPr>
         <w:t>profil</w:t>
       </w:r>
@@ -12667,13 +13660,15 @@
       <w:r>
         <w:rPr>
           <w:sz w:val="20"/>
-        </w:rPr>
-        <w:t xml:space="preserve"> </w:t>
-      </w:r>
-      <w:proofErr w:type="spellStart"/>
-      <w:r>
-        <w:rPr>
-          <w:sz w:val="20"/>
+          <w:highlight w:val="yellow"/>
+        </w:rPr>
+        <w:t xml:space="preserve"> </w:t>
+      </w:r>
+      <w:proofErr w:type="spellStart"/>
+      <w:r>
+        <w:rPr>
+          <w:sz w:val="20"/>
+          <w:highlight w:val="yellow"/>
         </w:rPr>
         <w:t>oluşturup</w:t>
       </w:r>
@@ -12681,13 +13676,15 @@
       <w:r>
         <w:rPr>
           <w:sz w:val="20"/>
-        </w:rPr>
-        <w:t xml:space="preserve"> </w:t>
-      </w:r>
-      <w:proofErr w:type="spellStart"/>
-      <w:r>
-        <w:rPr>
-          <w:sz w:val="20"/>
+          <w:highlight w:val="yellow"/>
+        </w:rPr>
+        <w:t xml:space="preserve"> </w:t>
+      </w:r>
+      <w:proofErr w:type="spellStart"/>
+      <w:r>
+        <w:rPr>
+          <w:sz w:val="20"/>
+          <w:highlight w:val="yellow"/>
         </w:rPr>
         <w:t>yanlış</w:t>
       </w:r>
@@ -12695,6 +13692,7 @@
       <w:r>
         <w:rPr>
           <w:sz w:val="20"/>
+          <w:highlight w:val="yellow"/>
         </w:rPr>
         <w:t xml:space="preserve"> alarm </w:t>
       </w:r>
@@ -12702,6 +13700,7 @@
       <w:r>
         <w:rPr>
           <w:sz w:val="20"/>
+          <w:highlight w:val="yellow"/>
         </w:rPr>
         <w:t>üretmeden</w:t>
       </w:r>
@@ -12709,13 +13708,15 @@
       <w:r>
         <w:rPr>
           <w:sz w:val="20"/>
-        </w:rPr>
-        <w:t xml:space="preserve"> </w:t>
-      </w:r>
-      <w:proofErr w:type="spellStart"/>
-      <w:r>
-        <w:rPr>
-          <w:sz w:val="20"/>
+          <w:highlight w:val="yellow"/>
+        </w:rPr>
+        <w:t xml:space="preserve"> </w:t>
+      </w:r>
+      <w:proofErr w:type="spellStart"/>
+      <w:r>
+        <w:rPr>
+          <w:sz w:val="20"/>
+          <w:highlight w:val="yellow"/>
         </w:rPr>
         <w:t>hedefi</w:t>
       </w:r>
@@ -12723,13 +13724,15 @@
       <w:r>
         <w:rPr>
           <w:sz w:val="20"/>
-        </w:rPr>
-        <w:t xml:space="preserve"> </w:t>
-      </w:r>
-      <w:proofErr w:type="spellStart"/>
-      <w:r>
-        <w:rPr>
-          <w:sz w:val="20"/>
+          <w:highlight w:val="yellow"/>
+        </w:rPr>
+        <w:t xml:space="preserve"> </w:t>
+      </w:r>
+      <w:proofErr w:type="spellStart"/>
+      <w:r>
+        <w:rPr>
+          <w:sz w:val="20"/>
+          <w:highlight w:val="yellow"/>
         </w:rPr>
         <w:t>gizler</w:t>
       </w:r>
@@ -12737,6 +13740,7 @@
       <w:r>
         <w:rPr>
           <w:sz w:val="20"/>
+          <w:highlight w:val="yellow"/>
         </w:rPr>
         <w:t>.</w:t>
       </w:r>
@@ -13156,6 +14160,7 @@
       <w:r>
         <w:rPr>
           <w:sz w:val="20"/>
+          <w:highlight w:val="yellow"/>
         </w:rPr>
         <w:t>ve</w:t>
       </w:r>
@@ -13163,13 +14168,15 @@
       <w:r>
         <w:rPr>
           <w:sz w:val="20"/>
-        </w:rPr>
-        <w:t xml:space="preserve"> </w:t>
-      </w:r>
-      <w:proofErr w:type="spellStart"/>
-      <w:r>
-        <w:rPr>
-          <w:sz w:val="20"/>
+          <w:highlight w:val="yellow"/>
+        </w:rPr>
+        <w:t xml:space="preserve"> </w:t>
+      </w:r>
+      <w:proofErr w:type="spellStart"/>
+      <w:r>
+        <w:rPr>
+          <w:sz w:val="20"/>
+          <w:highlight w:val="yellow"/>
         </w:rPr>
         <w:t>menzil</w:t>
       </w:r>
@@ -13177,13 +14184,15 @@
       <w:r>
         <w:rPr>
           <w:sz w:val="20"/>
-        </w:rPr>
-        <w:t xml:space="preserve"> </w:t>
-      </w:r>
-      <w:proofErr w:type="spellStart"/>
-      <w:r>
-        <w:rPr>
-          <w:sz w:val="20"/>
+          <w:highlight w:val="yellow"/>
+        </w:rPr>
+        <w:t xml:space="preserve"> </w:t>
+      </w:r>
+      <w:proofErr w:type="spellStart"/>
+      <w:r>
+        <w:rPr>
+          <w:sz w:val="20"/>
+          <w:highlight w:val="yellow"/>
         </w:rPr>
         <w:t>hücreleri</w:t>
       </w:r>
@@ -13191,13 +14200,15 @@
       <w:r>
         <w:rPr>
           <w:sz w:val="20"/>
-        </w:rPr>
-        <w:t xml:space="preserve"> </w:t>
-      </w:r>
-      <w:proofErr w:type="spellStart"/>
-      <w:r>
-        <w:rPr>
-          <w:sz w:val="20"/>
+          <w:highlight w:val="yellow"/>
+        </w:rPr>
+        <w:t xml:space="preserve"> </w:t>
+      </w:r>
+      <w:proofErr w:type="spellStart"/>
+      <w:r>
+        <w:rPr>
+          <w:sz w:val="20"/>
+          <w:highlight w:val="yellow"/>
         </w:rPr>
         <w:t>arasındaki</w:t>
       </w:r>
@@ -13205,13 +14216,15 @@
       <w:r>
         <w:rPr>
           <w:sz w:val="20"/>
-        </w:rPr>
-        <w:t xml:space="preserve"> </w:t>
-      </w:r>
-      <w:proofErr w:type="spellStart"/>
-      <w:r>
-        <w:rPr>
-          <w:sz w:val="20"/>
+          <w:highlight w:val="yellow"/>
+        </w:rPr>
+        <w:t xml:space="preserve"> </w:t>
+      </w:r>
+      <w:proofErr w:type="spellStart"/>
+      <w:r>
+        <w:rPr>
+          <w:sz w:val="20"/>
+          <w:highlight w:val="yellow"/>
         </w:rPr>
         <w:t>güç</w:t>
       </w:r>
@@ -13219,13 +14232,15 @@
       <w:r>
         <w:rPr>
           <w:sz w:val="20"/>
-        </w:rPr>
-        <w:t xml:space="preserve"> </w:t>
-      </w:r>
-      <w:proofErr w:type="spellStart"/>
-      <w:r>
-        <w:rPr>
-          <w:sz w:val="20"/>
+          <w:highlight w:val="yellow"/>
+        </w:rPr>
+        <w:t xml:space="preserve"> </w:t>
+      </w:r>
+      <w:proofErr w:type="spellStart"/>
+      <w:r>
+        <w:rPr>
+          <w:sz w:val="20"/>
+          <w:highlight w:val="yellow"/>
         </w:rPr>
         <w:t>değişintisi</w:t>
       </w:r>
@@ -13233,13 +14248,15 @@
       <w:r>
         <w:rPr>
           <w:sz w:val="20"/>
-        </w:rPr>
-        <w:t xml:space="preserve"> </w:t>
-      </w:r>
-      <w:proofErr w:type="spellStart"/>
-      <w:r>
-        <w:rPr>
-          <w:sz w:val="20"/>
+          <w:highlight w:val="yellow"/>
+        </w:rPr>
+        <w:t xml:space="preserve"> </w:t>
+      </w:r>
+      <w:proofErr w:type="spellStart"/>
+      <w:r>
+        <w:rPr>
+          <w:sz w:val="20"/>
+          <w:highlight w:val="yellow"/>
         </w:rPr>
         <w:t>katsayısının</w:t>
       </w:r>
@@ -13311,21 +14328,7 @@
         <w:rPr>
           <w:sz w:val="20"/>
         </w:rPr>
-        <w:t>ortaya</w:t>
-      </w:r>
-      <w:proofErr w:type="spellEnd"/>
-      <w:r>
-        <w:rPr>
-          <w:sz w:val="20"/>
-        </w:rPr>
-        <w:t xml:space="preserve"> </w:t>
-      </w:r>
-      <w:proofErr w:type="spellStart"/>
-      <w:r>
-        <w:rPr>
-          <w:sz w:val="20"/>
-        </w:rPr>
-        <w:t>koymaktadır</w:t>
+        <w:t>göstermektedir</w:t>
       </w:r>
       <w:proofErr w:type="spellEnd"/>
       <w:r>
@@ -13344,6 +14347,7 @@
       <w:r>
         <w:rPr>
           <w:sz w:val="20"/>
+          <w:highlight w:val="yellow"/>
         </w:rPr>
         <w:t>Sunulan</w:t>
       </w:r>
@@ -13351,13 +14355,15 @@
       <w:r>
         <w:rPr>
           <w:sz w:val="20"/>
-        </w:rPr>
-        <w:t xml:space="preserve"> </w:t>
-      </w:r>
-      <w:proofErr w:type="spellStart"/>
-      <w:r>
-        <w:rPr>
-          <w:sz w:val="20"/>
+          <w:highlight w:val="yellow"/>
+        </w:rPr>
+        <w:t xml:space="preserve"> </w:t>
+      </w:r>
+      <w:proofErr w:type="spellStart"/>
+      <w:r>
+        <w:rPr>
+          <w:sz w:val="20"/>
+          <w:highlight w:val="yellow"/>
         </w:rPr>
         <w:t>sonuçlar</w:t>
       </w:r>
@@ -13365,13 +14371,15 @@
       <w:r>
         <w:rPr>
           <w:sz w:val="20"/>
-        </w:rPr>
-        <w:t xml:space="preserve"> </w:t>
-      </w:r>
-      <w:proofErr w:type="spellStart"/>
-      <w:r>
-        <w:rPr>
-          <w:sz w:val="20"/>
+          <w:highlight w:val="yellow"/>
+        </w:rPr>
+        <w:t xml:space="preserve"> </w:t>
+      </w:r>
+      <w:proofErr w:type="spellStart"/>
+      <w:r>
+        <w:rPr>
+          <w:sz w:val="20"/>
+          <w:highlight w:val="yellow"/>
         </w:rPr>
         <w:t>hedef</w:t>
       </w:r>
@@ -13379,6 +14387,7 @@
       <w:r>
         <w:rPr>
           <w:sz w:val="20"/>
+          <w:highlight w:val="yellow"/>
         </w:rPr>
         <w:t xml:space="preserve"> Doppler </w:t>
       </w:r>
@@ -13386,6 +14395,7 @@
       <w:r>
         <w:rPr>
           <w:sz w:val="20"/>
+          <w:highlight w:val="yellow"/>
         </w:rPr>
         <w:t>frekansı</w:t>
       </w:r>
@@ -13393,13 +14403,15 @@
       <w:r>
         <w:rPr>
           <w:sz w:val="20"/>
-        </w:rPr>
-        <w:t xml:space="preserve"> </w:t>
-      </w:r>
-      <w:proofErr w:type="spellStart"/>
-      <w:r>
-        <w:rPr>
-          <w:sz w:val="20"/>
+          <w:highlight w:val="yellow"/>
+        </w:rPr>
+        <w:t xml:space="preserve"> </w:t>
+      </w:r>
+      <w:proofErr w:type="spellStart"/>
+      <w:r>
+        <w:rPr>
+          <w:sz w:val="20"/>
+          <w:highlight w:val="yellow"/>
         </w:rPr>
         <w:t>için</w:t>
       </w:r>
@@ -13407,13 +14419,15 @@
       <w:r>
         <w:rPr>
           <w:sz w:val="20"/>
-        </w:rPr>
-        <w:t xml:space="preserve"> </w:t>
-      </w:r>
-      <w:proofErr w:type="spellStart"/>
-      <w:r>
-        <w:rPr>
-          <w:sz w:val="20"/>
+          <w:highlight w:val="yellow"/>
+        </w:rPr>
+        <w:t xml:space="preserve"> </w:t>
+      </w:r>
+      <w:proofErr w:type="spellStart"/>
+      <w:r>
+        <w:rPr>
+          <w:sz w:val="20"/>
+          <w:highlight w:val="yellow"/>
         </w:rPr>
         <w:t>geçerlidir</w:t>
       </w:r>
@@ -13421,6 +14435,7 @@
       <w:r>
         <w:rPr>
           <w:sz w:val="20"/>
+          <w:highlight w:val="yellow"/>
         </w:rPr>
         <w:t xml:space="preserve">; MTI </w:t>
       </w:r>
@@ -13428,6 +14443,7 @@
       <w:r>
         <w:rPr>
           <w:sz w:val="20"/>
+          <w:highlight w:val="yellow"/>
         </w:rPr>
         <w:t>güç</w:t>
       </w:r>
@@ -13435,13 +14451,15 @@
       <w:r>
         <w:rPr>
           <w:sz w:val="20"/>
-        </w:rPr>
-        <w:t xml:space="preserve"> </w:t>
-      </w:r>
-      <w:proofErr w:type="spellStart"/>
-      <w:r>
-        <w:rPr>
-          <w:sz w:val="20"/>
+          <w:highlight w:val="yellow"/>
+        </w:rPr>
+        <w:t xml:space="preserve"> </w:t>
+      </w:r>
+      <w:proofErr w:type="spellStart"/>
+      <w:r>
+        <w:rPr>
+          <w:sz w:val="20"/>
+          <w:highlight w:val="yellow"/>
         </w:rPr>
         <w:t>yanıtı</w:t>
       </w:r>
@@ -13449,13 +14467,15 @@
       <w:r>
         <w:rPr>
           <w:sz w:val="20"/>
-        </w:rPr>
-        <w:t xml:space="preserve"> </w:t>
-      </w:r>
-      <w:proofErr w:type="spellStart"/>
-      <w:r>
-        <w:rPr>
-          <w:sz w:val="20"/>
+          <w:highlight w:val="yellow"/>
+        </w:rPr>
+        <w:t xml:space="preserve"> </w:t>
+      </w:r>
+      <w:proofErr w:type="spellStart"/>
+      <w:r>
+        <w:rPr>
+          <w:sz w:val="20"/>
+          <w:highlight w:val="yellow"/>
         </w:rPr>
         <w:t>frekansa</w:t>
       </w:r>
@@ -13463,13 +14483,15 @@
       <w:r>
         <w:rPr>
           <w:sz w:val="20"/>
-        </w:rPr>
-        <w:t xml:space="preserve"> </w:t>
-      </w:r>
-      <w:proofErr w:type="spellStart"/>
-      <w:r>
-        <w:rPr>
-          <w:sz w:val="20"/>
+          <w:highlight w:val="yellow"/>
+        </w:rPr>
+        <w:t xml:space="preserve"> </w:t>
+      </w:r>
+      <w:proofErr w:type="spellStart"/>
+      <w:r>
+        <w:rPr>
+          <w:sz w:val="20"/>
+          <w:highlight w:val="yellow"/>
         </w:rPr>
         <w:t>bağlı</w:t>
       </w:r>
@@ -13477,13 +14499,15 @@
       <w:r>
         <w:rPr>
           <w:sz w:val="20"/>
-        </w:rPr>
-        <w:t xml:space="preserve"> </w:t>
-      </w:r>
-      <w:proofErr w:type="spellStart"/>
-      <w:r>
-        <w:rPr>
-          <w:sz w:val="20"/>
+          <w:highlight w:val="yellow"/>
+        </w:rPr>
+        <w:t xml:space="preserve"> </w:t>
+      </w:r>
+      <w:proofErr w:type="spellStart"/>
+      <w:r>
+        <w:rPr>
+          <w:sz w:val="20"/>
+          <w:highlight w:val="yellow"/>
         </w:rPr>
         <w:t>olduğundan</w:t>
       </w:r>
@@ -13491,13 +14515,15 @@
       <w:r>
         <w:rPr>
           <w:sz w:val="20"/>
-        </w:rPr>
-        <w:t xml:space="preserve"> </w:t>
-      </w:r>
-      <w:proofErr w:type="spellStart"/>
-      <w:r>
-        <w:rPr>
-          <w:sz w:val="20"/>
+          <w:highlight w:val="yellow"/>
+        </w:rPr>
+        <w:t xml:space="preserve"> </w:t>
+      </w:r>
+      <w:proofErr w:type="spellStart"/>
+      <w:r>
+        <w:rPr>
+          <w:sz w:val="20"/>
+          <w:highlight w:val="yellow"/>
         </w:rPr>
         <w:t>farklı</w:t>
       </w:r>
@@ -13505,6 +14531,7 @@
       <w:r>
         <w:rPr>
           <w:sz w:val="20"/>
+          <w:highlight w:val="yellow"/>
         </w:rPr>
         <w:t xml:space="preserve"> Doppler </w:t>
       </w:r>
@@ -13512,6 +14539,7 @@
       <w:r>
         <w:rPr>
           <w:sz w:val="20"/>
+          <w:highlight w:val="yellow"/>
         </w:rPr>
         <w:t>hücrelerinde</w:t>
       </w:r>
@@ -13519,13 +14547,15 @@
       <w:r>
         <w:rPr>
           <w:sz w:val="20"/>
-        </w:rPr>
-        <w:t xml:space="preserve"> </w:t>
-      </w:r>
-      <w:proofErr w:type="spellStart"/>
-      <w:r>
-        <w:rPr>
-          <w:sz w:val="20"/>
+          <w:highlight w:val="yellow"/>
+        </w:rPr>
+        <w:t xml:space="preserve"> </w:t>
+      </w:r>
+      <w:proofErr w:type="spellStart"/>
+      <w:r>
+        <w:rPr>
+          <w:sz w:val="20"/>
+          <w:highlight w:val="yellow"/>
         </w:rPr>
         <w:t>sapma</w:t>
       </w:r>
@@ -13533,13 +14563,15 @@
       <w:r>
         <w:rPr>
           <w:sz w:val="20"/>
-        </w:rPr>
-        <w:t xml:space="preserve"> </w:t>
-      </w:r>
-      <w:proofErr w:type="spellStart"/>
-      <w:r>
-        <w:rPr>
-          <w:sz w:val="20"/>
+          <w:highlight w:val="yellow"/>
+        </w:rPr>
+        <w:t xml:space="preserve"> </w:t>
+      </w:r>
+      <w:proofErr w:type="spellStart"/>
+      <w:r>
+        <w:rPr>
+          <w:sz w:val="20"/>
+          <w:highlight w:val="yellow"/>
         </w:rPr>
         <w:t>oranları</w:t>
       </w:r>
@@ -13547,13 +14579,15 @@
       <w:r>
         <w:rPr>
           <w:sz w:val="20"/>
-        </w:rPr>
-        <w:t xml:space="preserve"> </w:t>
-      </w:r>
-      <w:proofErr w:type="spellStart"/>
-      <w:r>
-        <w:rPr>
-          <w:sz w:val="20"/>
+          <w:highlight w:val="yellow"/>
+        </w:rPr>
+        <w:t xml:space="preserve"> </w:t>
+      </w:r>
+      <w:proofErr w:type="spellStart"/>
+      <w:r>
+        <w:rPr>
+          <w:sz w:val="20"/>
+          <w:highlight w:val="yellow"/>
         </w:rPr>
         <w:t>değişebilir</w:t>
       </w:r>
@@ -13561,6 +14595,7 @@
       <w:r>
         <w:rPr>
           <w:sz w:val="20"/>
+          <w:highlight w:val="yellow"/>
         </w:rPr>
         <w:t>.</w:t>
       </w:r>
@@ -13572,7 +14607,7 @@
         <w:rPr>
           <w:sz w:val="20"/>
         </w:rPr>
-        <w:t>Gelecek</w:t>
+        <w:t>İleriki</w:t>
       </w:r>
       <w:proofErr w:type="spellEnd"/>
       <w:r>
@@ -13732,21 +14767,77 @@
         <w:rPr>
           <w:sz w:val="20"/>
         </w:rPr>
-        <w:t>kayda</w:t>
-      </w:r>
-      <w:proofErr w:type="spellEnd"/>
-      <w:r>
-        <w:rPr>
-          <w:sz w:val="20"/>
-        </w:rPr>
-        <w:t xml:space="preserve"> </w:t>
-      </w:r>
-      <w:proofErr w:type="spellStart"/>
-      <w:r>
-        <w:rPr>
-          <w:sz w:val="20"/>
-        </w:rPr>
-        <w:t>değer</w:t>
+        <w:t>planlanmaktadır</w:t>
+      </w:r>
+      <w:proofErr w:type="spellEnd"/>
+      <w:r>
+        <w:rPr>
+          <w:sz w:val="20"/>
+        </w:rPr>
+        <w:t xml:space="preserve">. Bunun </w:t>
+      </w:r>
+      <w:proofErr w:type="spellStart"/>
+      <w:r>
+        <w:rPr>
+          <w:sz w:val="20"/>
+        </w:rPr>
+        <w:t>yanı</w:t>
+      </w:r>
+      <w:proofErr w:type="spellEnd"/>
+      <w:r>
+        <w:rPr>
+          <w:sz w:val="20"/>
+        </w:rPr>
+        <w:t xml:space="preserve"> </w:t>
+      </w:r>
+      <w:proofErr w:type="spellStart"/>
+      <w:r>
+        <w:rPr>
+          <w:sz w:val="20"/>
+        </w:rPr>
+        <w:t>sıra</w:t>
+      </w:r>
+      <w:proofErr w:type="spellEnd"/>
+      <w:r>
+        <w:rPr>
+          <w:sz w:val="20"/>
+        </w:rPr>
+        <w:t xml:space="preserve">, </w:t>
+      </w:r>
+      <w:proofErr w:type="spellStart"/>
+      <w:r>
+        <w:rPr>
+          <w:sz w:val="20"/>
+        </w:rPr>
+        <w:t>bu</w:t>
+      </w:r>
+      <w:proofErr w:type="spellEnd"/>
+      <w:r>
+        <w:rPr>
+          <w:sz w:val="20"/>
+        </w:rPr>
+        <w:t xml:space="preserve"> </w:t>
+      </w:r>
+      <w:proofErr w:type="spellStart"/>
+      <w:r>
+        <w:rPr>
+          <w:sz w:val="20"/>
+        </w:rPr>
+        <w:t>çalışmada</w:t>
+      </w:r>
+      <w:proofErr w:type="spellEnd"/>
+      <w:r>
+        <w:rPr>
+          <w:sz w:val="20"/>
+        </w:rPr>
+        <w:t xml:space="preserve"> </w:t>
+      </w:r>
+      <w:proofErr w:type="spellStart"/>
+      <w:r>
+        <w:rPr>
+          <w:sz w:val="20"/>
+        </w:rPr>
+        <w:t>belirleyici</w:t>
       </w:r>
       <w:proofErr w:type="spellEnd"/>
       <w:r>
@@ -13774,91 +14865,152 @@
         <w:rPr>
           <w:sz w:val="20"/>
         </w:rPr>
-        <w:t>araştırma</w:t>
-      </w:r>
-      <w:proofErr w:type="spellEnd"/>
-      <w:r>
-        <w:rPr>
-          <w:sz w:val="20"/>
-        </w:rPr>
-        <w:t xml:space="preserve"> </w:t>
-      </w:r>
-      <w:proofErr w:type="spellStart"/>
-      <w:r>
-        <w:rPr>
-          <w:sz w:val="20"/>
-        </w:rPr>
-        <w:t>konusudur</w:t>
-      </w:r>
-      <w:proofErr w:type="spellEnd"/>
-      <w:r>
-        <w:rPr>
-          <w:sz w:val="20"/>
-        </w:rPr>
-        <w:t xml:space="preserve">. Bunun </w:t>
-      </w:r>
-      <w:proofErr w:type="spellStart"/>
-      <w:r>
-        <w:rPr>
-          <w:sz w:val="20"/>
-        </w:rPr>
-        <w:t>yanı</w:t>
-      </w:r>
-      <w:proofErr w:type="spellEnd"/>
-      <w:r>
-        <w:rPr>
-          <w:sz w:val="20"/>
-        </w:rPr>
-        <w:t xml:space="preserve"> </w:t>
-      </w:r>
-      <w:proofErr w:type="spellStart"/>
-      <w:r>
-        <w:rPr>
-          <w:sz w:val="20"/>
-        </w:rPr>
-        <w:t>sıra</w:t>
-      </w:r>
-      <w:proofErr w:type="spellEnd"/>
-      <w:r>
-        <w:rPr>
-          <w:sz w:val="20"/>
-        </w:rPr>
-        <w:t xml:space="preserve">, </w:t>
-      </w:r>
-      <w:proofErr w:type="spellStart"/>
-      <w:r>
-        <w:rPr>
-          <w:sz w:val="20"/>
-        </w:rPr>
-        <w:t>bu</w:t>
-      </w:r>
-      <w:proofErr w:type="spellEnd"/>
-      <w:r>
-        <w:rPr>
-          <w:sz w:val="20"/>
-        </w:rPr>
-        <w:t xml:space="preserve"> </w:t>
-      </w:r>
-      <w:proofErr w:type="spellStart"/>
-      <w:r>
-        <w:rPr>
-          <w:sz w:val="20"/>
-        </w:rPr>
-        <w:t>çalışmada</w:t>
-      </w:r>
-      <w:proofErr w:type="spellEnd"/>
-      <w:r>
-        <w:rPr>
-          <w:sz w:val="20"/>
-        </w:rPr>
-        <w:t xml:space="preserve"> </w:t>
-      </w:r>
-      <w:proofErr w:type="spellStart"/>
-      <w:r>
-        <w:rPr>
-          <w:sz w:val="20"/>
-        </w:rPr>
-        <w:t>belirleyici</w:t>
+        <w:t>ölçüt</w:t>
+      </w:r>
+      <w:proofErr w:type="spellEnd"/>
+      <w:r>
+        <w:rPr>
+          <w:sz w:val="20"/>
+        </w:rPr>
+        <w:t xml:space="preserve"> </w:t>
+      </w:r>
+      <w:proofErr w:type="spellStart"/>
+      <w:r>
+        <w:rPr>
+          <w:sz w:val="20"/>
+        </w:rPr>
+        <w:t>olan</w:t>
+      </w:r>
+      <w:proofErr w:type="spellEnd"/>
+      <w:r>
+        <w:rPr>
+          <w:sz w:val="20"/>
+        </w:rPr>
+        <w:t xml:space="preserve"> </w:t>
+      </w:r>
+      <w:proofErr w:type="spellStart"/>
+      <w:r>
+        <w:rPr>
+          <w:sz w:val="20"/>
+          <w:highlight w:val="yellow"/>
+        </w:rPr>
+        <w:t>değişinti</w:t>
+      </w:r>
+      <w:proofErr w:type="spellEnd"/>
+      <w:r>
+        <w:rPr>
+          <w:sz w:val="20"/>
+          <w:highlight w:val="yellow"/>
+        </w:rPr>
+        <w:t xml:space="preserve"> </w:t>
+      </w:r>
+      <w:proofErr w:type="spellStart"/>
+      <w:r>
+        <w:rPr>
+          <w:sz w:val="20"/>
+          <w:highlight w:val="yellow"/>
+        </w:rPr>
+        <w:t>katsayısı</w:t>
+      </w:r>
+      <w:proofErr w:type="spellEnd"/>
+      <w:r>
+        <w:rPr>
+          <w:sz w:val="20"/>
+          <w:highlight w:val="yellow"/>
+        </w:rPr>
+        <w:t xml:space="preserve"> </w:t>
+      </w:r>
+      <w:proofErr w:type="spellStart"/>
+      <w:r>
+        <w:rPr>
+          <w:sz w:val="20"/>
+          <w:highlight w:val="yellow"/>
+        </w:rPr>
+        <w:t>metriğinin</w:t>
+      </w:r>
+      <w:proofErr w:type="spellEnd"/>
+      <w:r>
+        <w:rPr>
+          <w:sz w:val="20"/>
+        </w:rPr>
+        <w:t xml:space="preserve">, CFAR </w:t>
+      </w:r>
+      <w:proofErr w:type="spellStart"/>
+      <w:r>
+        <w:rPr>
+          <w:sz w:val="20"/>
+        </w:rPr>
+        <w:t>karar</w:t>
+      </w:r>
+      <w:proofErr w:type="spellEnd"/>
+      <w:r>
+        <w:rPr>
+          <w:sz w:val="20"/>
+        </w:rPr>
+        <w:t xml:space="preserve"> </w:t>
+      </w:r>
+      <w:proofErr w:type="spellStart"/>
+      <w:r>
+        <w:rPr>
+          <w:sz w:val="20"/>
+        </w:rPr>
+        <w:t>eşiğini</w:t>
+      </w:r>
+      <w:proofErr w:type="spellEnd"/>
+      <w:r>
+        <w:rPr>
+          <w:sz w:val="20"/>
+        </w:rPr>
+        <w:t xml:space="preserve"> </w:t>
+      </w:r>
+      <w:proofErr w:type="spellStart"/>
+      <w:r>
+        <w:rPr>
+          <w:sz w:val="20"/>
+        </w:rPr>
+        <w:t>ortamın</w:t>
+      </w:r>
+      <w:proofErr w:type="spellEnd"/>
+      <w:r>
+        <w:rPr>
+          <w:sz w:val="20"/>
+        </w:rPr>
+        <w:t xml:space="preserve"> </w:t>
+      </w:r>
+      <w:proofErr w:type="spellStart"/>
+      <w:r>
+        <w:rPr>
+          <w:sz w:val="20"/>
+        </w:rPr>
+        <w:t>ayrışıklığına</w:t>
+      </w:r>
+      <w:proofErr w:type="spellEnd"/>
+      <w:r>
+        <w:rPr>
+          <w:sz w:val="20"/>
+        </w:rPr>
+        <w:t xml:space="preserve"> </w:t>
+      </w:r>
+      <w:proofErr w:type="spellStart"/>
+      <w:r>
+        <w:rPr>
+          <w:sz w:val="20"/>
+        </w:rPr>
+        <w:t>göre</w:t>
+      </w:r>
+      <w:proofErr w:type="spellEnd"/>
+      <w:r>
+        <w:rPr>
+          <w:sz w:val="20"/>
+        </w:rPr>
+        <w:t xml:space="preserve"> </w:t>
+      </w:r>
+      <w:proofErr w:type="spellStart"/>
+      <w:r>
+        <w:rPr>
+          <w:sz w:val="20"/>
+        </w:rPr>
+        <w:t>uyarlayacak</w:t>
       </w:r>
       <w:proofErr w:type="spellEnd"/>
       <w:r>
@@ -13879,174 +15031,6 @@
         <w:rPr>
           <w:sz w:val="20"/>
         </w:rPr>
-        <w:t xml:space="preserve"> </w:t>
-      </w:r>
-      <w:proofErr w:type="spellStart"/>
-      <w:r>
-        <w:rPr>
-          <w:sz w:val="20"/>
-        </w:rPr>
-        <w:t>ölçüt</w:t>
-      </w:r>
-      <w:proofErr w:type="spellEnd"/>
-      <w:r>
-        <w:rPr>
-          <w:sz w:val="20"/>
-        </w:rPr>
-        <w:t xml:space="preserve"> </w:t>
-      </w:r>
-      <w:proofErr w:type="spellStart"/>
-      <w:r>
-        <w:rPr>
-          <w:sz w:val="20"/>
-        </w:rPr>
-        <w:t>olan</w:t>
-      </w:r>
-      <w:proofErr w:type="spellEnd"/>
-      <w:r>
-        <w:rPr>
-          <w:sz w:val="20"/>
-        </w:rPr>
-        <w:t xml:space="preserve"> </w:t>
-      </w:r>
-      <w:proofErr w:type="spellStart"/>
-      <w:r>
-        <w:rPr>
-          <w:sz w:val="20"/>
-        </w:rPr>
-        <w:t>değişinti</w:t>
-      </w:r>
-      <w:proofErr w:type="spellEnd"/>
-      <w:r>
-        <w:rPr>
-          <w:sz w:val="20"/>
-        </w:rPr>
-        <w:t xml:space="preserve"> </w:t>
-      </w:r>
-      <w:proofErr w:type="spellStart"/>
-      <w:r>
-        <w:rPr>
-          <w:sz w:val="20"/>
-        </w:rPr>
-        <w:t>katsayısı</w:t>
-      </w:r>
-      <w:proofErr w:type="spellEnd"/>
-      <w:r>
-        <w:rPr>
-          <w:sz w:val="20"/>
-        </w:rPr>
-        <w:t xml:space="preserve"> </w:t>
-      </w:r>
-      <w:proofErr w:type="spellStart"/>
-      <w:r>
-        <w:rPr>
-          <w:sz w:val="20"/>
-        </w:rPr>
-        <w:t>metriğinin</w:t>
-      </w:r>
-      <w:proofErr w:type="spellEnd"/>
-      <w:r>
-        <w:rPr>
-          <w:sz w:val="20"/>
-        </w:rPr>
-        <w:t xml:space="preserve">, CFAR </w:t>
-      </w:r>
-      <w:proofErr w:type="spellStart"/>
-      <w:r>
-        <w:rPr>
-          <w:sz w:val="20"/>
-        </w:rPr>
-        <w:t>karar</w:t>
-      </w:r>
-      <w:proofErr w:type="spellEnd"/>
-      <w:r>
-        <w:rPr>
-          <w:sz w:val="20"/>
-        </w:rPr>
-        <w:t xml:space="preserve"> </w:t>
-      </w:r>
-      <w:proofErr w:type="spellStart"/>
-      <w:r>
-        <w:rPr>
-          <w:sz w:val="20"/>
-        </w:rPr>
-        <w:t>eşiğini</w:t>
-      </w:r>
-      <w:proofErr w:type="spellEnd"/>
-      <w:r>
-        <w:rPr>
-          <w:sz w:val="20"/>
-        </w:rPr>
-        <w:t xml:space="preserve"> </w:t>
-      </w:r>
-      <w:proofErr w:type="spellStart"/>
-      <w:r>
-        <w:rPr>
-          <w:sz w:val="20"/>
-        </w:rPr>
-        <w:t>ortamın</w:t>
-      </w:r>
-      <w:proofErr w:type="spellEnd"/>
-      <w:r>
-        <w:rPr>
-          <w:sz w:val="20"/>
-        </w:rPr>
-        <w:t xml:space="preserve"> </w:t>
-      </w:r>
-      <w:proofErr w:type="spellStart"/>
-      <w:r>
-        <w:rPr>
-          <w:sz w:val="20"/>
-        </w:rPr>
-        <w:t>ayrışıklığına</w:t>
-      </w:r>
-      <w:proofErr w:type="spellEnd"/>
-      <w:r>
-        <w:rPr>
-          <w:sz w:val="20"/>
-        </w:rPr>
-        <w:t xml:space="preserve"> </w:t>
-      </w:r>
-      <w:proofErr w:type="spellStart"/>
-      <w:r>
-        <w:rPr>
-          <w:sz w:val="20"/>
-        </w:rPr>
-        <w:t>göre</w:t>
-      </w:r>
-      <w:proofErr w:type="spellEnd"/>
-      <w:r>
-        <w:rPr>
-          <w:sz w:val="20"/>
-        </w:rPr>
-        <w:t xml:space="preserve"> </w:t>
-      </w:r>
-      <w:proofErr w:type="spellStart"/>
-      <w:r>
-        <w:rPr>
-          <w:sz w:val="20"/>
-        </w:rPr>
-        <w:t>uyarlayacak</w:t>
-      </w:r>
-      <w:proofErr w:type="spellEnd"/>
-      <w:r>
-        <w:rPr>
-          <w:sz w:val="20"/>
-        </w:rPr>
-        <w:t xml:space="preserve"> </w:t>
-      </w:r>
-      <w:proofErr w:type="spellStart"/>
-      <w:r>
-        <w:rPr>
-          <w:sz w:val="20"/>
-        </w:rPr>
-        <w:t>bir</w:t>
-      </w:r>
-      <w:proofErr w:type="spellEnd"/>
-      <w:r>
-        <w:rPr>
-          <w:sz w:val="20"/>
-        </w:rPr>
         <w:t xml:space="preserve"> ECCM (Elektronik </w:t>
       </w:r>
       <w:proofErr w:type="spellStart"/>
@@ -14120,6 +15104,131 @@
           <w:sz w:val="20"/>
         </w:rPr>
         <w:t>.</w:t>
+      </w:r>
+      <w:r>
+        <w:rPr>
+          <w:sz w:val="20"/>
+        </w:rPr>
+        <w:t xml:space="preserve"> </w:t>
+      </w:r>
+      <w:r>
+        <w:rPr>
+          <w:sz w:val="20"/>
+          <w:highlight w:val="yellow"/>
+        </w:rPr>
+        <w:t>(</w:t>
+      </w:r>
+      <w:proofErr w:type="spellStart"/>
+      <w:r>
+        <w:rPr>
+          <w:sz w:val="20"/>
+          <w:highlight w:val="yellow"/>
+        </w:rPr>
+        <w:t>verimin</w:t>
+      </w:r>
+      <w:proofErr w:type="spellEnd"/>
+      <w:r>
+        <w:rPr>
+          <w:sz w:val="20"/>
+          <w:highlight w:val="yellow"/>
+        </w:rPr>
+        <w:t xml:space="preserve"> </w:t>
+      </w:r>
+      <w:proofErr w:type="spellStart"/>
+      <w:r>
+        <w:rPr>
+          <w:sz w:val="20"/>
+          <w:highlight w:val="yellow"/>
+        </w:rPr>
+        <w:t>artırılması</w:t>
+      </w:r>
+      <w:proofErr w:type="spellEnd"/>
+      <w:r>
+        <w:rPr>
+          <w:sz w:val="20"/>
+          <w:highlight w:val="yellow"/>
+        </w:rPr>
+        <w:t xml:space="preserve"> </w:t>
+      </w:r>
+      <w:proofErr w:type="spellStart"/>
+      <w:r>
+        <w:rPr>
+          <w:sz w:val="20"/>
+          <w:highlight w:val="yellow"/>
+        </w:rPr>
+        <w:t>ve</w:t>
+      </w:r>
+      <w:proofErr w:type="spellEnd"/>
+      <w:r>
+        <w:rPr>
+          <w:sz w:val="20"/>
+          <w:highlight w:val="yellow"/>
+        </w:rPr>
+        <w:t xml:space="preserve"> </w:t>
+      </w:r>
+      <w:proofErr w:type="spellStart"/>
+      <w:r>
+        <w:rPr>
+          <w:sz w:val="20"/>
+          <w:highlight w:val="yellow"/>
+        </w:rPr>
+        <w:t>seçeneklerin</w:t>
+      </w:r>
+      <w:proofErr w:type="spellEnd"/>
+      <w:r>
+        <w:rPr>
+          <w:sz w:val="20"/>
+          <w:highlight w:val="yellow"/>
+        </w:rPr>
+        <w:t xml:space="preserve"> </w:t>
+      </w:r>
+      <w:proofErr w:type="spellStart"/>
+      <w:r>
+        <w:rPr>
+          <w:sz w:val="20"/>
+          <w:highlight w:val="yellow"/>
+        </w:rPr>
+        <w:t>artırılmasının</w:t>
+      </w:r>
+      <w:proofErr w:type="spellEnd"/>
+      <w:r>
+        <w:rPr>
+          <w:sz w:val="20"/>
+          <w:highlight w:val="yellow"/>
+        </w:rPr>
+        <w:t xml:space="preserve"> </w:t>
+      </w:r>
+      <w:proofErr w:type="spellStart"/>
+      <w:r>
+        <w:rPr>
+          <w:sz w:val="20"/>
+          <w:highlight w:val="yellow"/>
+        </w:rPr>
+        <w:t>mümkün</w:t>
+      </w:r>
+      <w:proofErr w:type="spellEnd"/>
+      <w:r>
+        <w:rPr>
+          <w:sz w:val="20"/>
+          <w:highlight w:val="yellow"/>
+        </w:rPr>
+        <w:t xml:space="preserve"> </w:t>
+      </w:r>
+      <w:proofErr w:type="spellStart"/>
+      <w:r>
+        <w:rPr>
+          <w:sz w:val="20"/>
+          <w:highlight w:val="yellow"/>
+        </w:rPr>
+        <w:t>olduğu</w:t>
+      </w:r>
+      <w:proofErr w:type="spellEnd"/>
+      <w:r>
+        <w:rPr>
+          <w:sz w:val="20"/>
+          <w:highlight w:val="yellow"/>
+        </w:rPr>
+        <w:t>)</w:t>
       </w:r>
       <w:r>
         <w:rPr>
@@ -14265,6 +15374,7 @@
           <w:sz w:val="20"/>
           <w:lang w:val="tr-TR"/>
         </w:rPr>
+        <w:lastRenderedPageBreak/>
         <w:t>[</w:t>
       </w:r>
       <w:r>
@@ -14920,7 +16030,7 @@
       </w:r>
     </w:p>
     <w:sectPr>
-      <w:headerReference w:type="default" r:id="rId10"/>
+      <w:headerReference w:type="default" r:id="rId11"/>
       <w:pgSz w:w="11906" w:h="16838"/>
       <w:pgMar w:top="1701" w:right="1418" w:bottom="1701" w:left="1418" w:header="1134" w:footer="1440" w:gutter="0"/>
       <w:cols w:space="720"/>
@@ -15579,16 +16689,16 @@
       </w:rPr>
     </w:lvl>
   </w:abstractNum>
-  <w:num w:numId="1" w16cid:durableId="1616593747">
+  <w:num w:numId="1" w16cid:durableId="1188954951">
     <w:abstractNumId w:val="3"/>
   </w:num>
-  <w:num w:numId="2" w16cid:durableId="1468814125">
+  <w:num w:numId="2" w16cid:durableId="35669765">
     <w:abstractNumId w:val="2"/>
   </w:num>
-  <w:num w:numId="3" w16cid:durableId="761488276">
+  <w:num w:numId="3" w16cid:durableId="414596883">
     <w:abstractNumId w:val="0"/>
   </w:num>
-  <w:num w:numId="4" w16cid:durableId="57016959">
+  <w:num w:numId="4" w16cid:durableId="83383187">
     <w:abstractNumId w:val="1"/>
   </w:num>
 </w:numbering>
@@ -15897,6 +17007,7 @@
   <w:style w:type="character" w:default="1" w:styleId="VarsaylanParagrafYazTipi">
     <w:name w:val="Default Paragraph Font"/>
     <w:uiPriority w:val="1"/>
+    <w:semiHidden/>
     <w:unhideWhenUsed/>
   </w:style>
   <w:style w:type="table" w:default="1" w:styleId="NormalTablo">
@@ -16297,4 +17408,20 @@
     </a:ext>
   </a:extLst>
 </a:theme>
+</file>
+
+<file path=customXml/item1.xml><?xml version="1.0" encoding="utf-8"?>
+<titus xmlns="http://schemas.titus.com/TitusProperties/">
+  <TitusGUID xmlns="">1c6772c1-8efd-47b6-8df5-d9f934a01e43</TitusGUID>
+  <TitusMetadata xmlns="">eyJucyI6IkFTRUxTQU4iLCJwcm9wcyI6W3sibiI6IkxBTkdVQUdFIiwidmFscyI6W3sidmFsdWUiOiJUUiJ9XX0seyJuIjoiQ0FURUdPUlkiLCJ2YWxzIjpbeyJ2YWx1ZSI6IkNUMSJ9XX0seyJuIjoiTUlMTElDTEFTU0lGSUNBVElPTiIsInZhbHMiOlt7InZhbHVlIjoiQUhjMm4zQjlzIn1dfSx7Im4iOiJOQVRPQ0xBU1NJRklDQVRJT04iLCJ2YWxzIjpbXX0seyJuIjoiS1ZLSyIsInZhbHMiOlt7InZhbHVlIjoiQTY1dmVFN0FLIn1dfSx7Im4iOiJMQUJFTElORyIsInZhbHMiOltdfV19</TitusMetadata>
+</titus>
+</file>
+
+<file path=customXml/itemProps1.xml><?xml version="1.0" encoding="utf-8"?>
+<ds:datastoreItem xmlns:ds="http://schemas.openxmlformats.org/officeDocument/2006/customXml" ds:itemID="{88685B93-B440-4C86-BCFF-A224B713D6BA}">
+  <ds:schemaRefs>
+    <ds:schemaRef ds:uri="http://schemas.titus.com/TitusProperties/"/>
+    <ds:schemaRef ds:uri=""/>
+  </ds:schemaRefs>
+</ds:datastoreItem>
 </file>